--- a/templates/ДПБ_промысловые_трубопроводы/DPB_template_promyslovye_truboprovody.docx
+++ b/templates/ДПБ_промысловые_трубопроводы/DPB_template_promyslovye_truboprovody.docx
@@ -4871,13 +4871,10 @@
     </w:p>
     <w:p>
       <w:pPr>
-        <w:pStyle w:val="af7"/>
-        <w:keepNext/>
         <w:spacing w:after="0" w:line="360" w:lineRule="auto"/>
         <w:ind w:firstLine="680"/>
-        <w:rPr>
-          <w:sz w:val="24"/>
-          <w:szCs w:val="24"/>
+        <w:jc w:val="both"/>
+        <w:rPr>
           <w:lang w:val="ru-RU"/>
         </w:rPr>
       </w:pPr>
@@ -4889,6 +4886,9 @@
       </w:r>
       <w:bookmarkStart w:id="9" w:name="AutoTable1"/>
       <w:r>
+        <w:rPr>
+          <w:lang w:val="ru-RU"/>
+        </w:rPr>
         <w:fldChar w:fldCharType="begin"/>
       </w:r>
       <w:r>
@@ -4898,6 +4898,9 @@
         <w:instrText xml:space="preserve"> </w:instrText>
       </w:r>
       <w:r>
+        <w:rPr>
+          <w:lang w:val="ru-RU"/>
+        </w:rPr>
         <w:instrText>SEQ</w:instrText>
       </w:r>
       <w:r>
@@ -4907,6 +4910,9 @@
         <w:instrText xml:space="preserve"> Таблица \* </w:instrText>
       </w:r>
       <w:r>
+        <w:rPr>
+          <w:lang w:val="ru-RU"/>
+        </w:rPr>
         <w:instrText>ARABIC</w:instrText>
       </w:r>
       <w:r>
@@ -4916,16 +4922,21 @@
         <w:instrText xml:space="preserve"> </w:instrText>
       </w:r>
       <w:r>
+        <w:rPr>
+          <w:lang w:val="ru-RU"/>
+        </w:rPr>
         <w:fldChar w:fldCharType="separate"/>
       </w:r>
       <w:r>
         <w:rPr>
-          <w:noProof/>
           <w:lang w:val="ru-RU"/>
         </w:rPr>
         <w:t>1</w:t>
       </w:r>
       <w:r>
+        <w:rPr>
+          <w:lang w:val="ru-RU"/>
+        </w:rPr>
         <w:fldChar w:fldCharType="end"/>
       </w:r>
       <w:bookmarkEnd w:id="9"/>
@@ -4954,24 +4965,6 @@
         </w:rPr>
         <w:t>{{SUBSTANCES_BY_COMPONENT_TABLE}}</w:t>
       </w:r>
-    </w:p>
-    <w:p>
-      <w:pPr>
-        <w:rPr>
-          <w:sz w:val="24"/>
-          <w:szCs w:val="24"/>
-          <w:lang w:val="ru-RU"/>
-        </w:rPr>
-      </w:pPr>
-    </w:p>
-    <w:p>
-      <w:pPr>
-        <w:rPr>
-          <w:sz w:val="24"/>
-          <w:szCs w:val="24"/>
-          <w:lang w:val="ru-RU"/>
-        </w:rPr>
-      </w:pPr>
     </w:p>
     <w:p>
       <w:pPr>
@@ -5222,25 +5215,24 @@
     </w:p>
     <w:p>
       <w:pPr>
-        <w:pStyle w:val="af7"/>
-        <w:keepNext/>
         <w:spacing w:after="0" w:line="360" w:lineRule="auto"/>
         <w:ind w:firstLine="680"/>
-        <w:rPr>
-          <w:sz w:val="24"/>
-          <w:szCs w:val="24"/>
-          <w:lang w:val="ru-RU"/>
-        </w:rPr>
-      </w:pPr>
-      <w:r>
-        <w:rPr>
-          <w:lang w:val="ru-RU"/>
-        </w:rPr>
-        <w:lastRenderedPageBreak/>
+        <w:jc w:val="both"/>
+        <w:rPr>
+          <w:lang w:val="ru-RU"/>
+        </w:rPr>
+      </w:pPr>
+      <w:r>
+        <w:rPr>
+          <w:lang w:val="ru-RU"/>
+        </w:rPr>
         <w:t xml:space="preserve">Таблица </w:t>
       </w:r>
       <w:bookmarkStart w:id="11" w:name="AutoTable2"/>
       <w:r>
+        <w:rPr>
+          <w:lang w:val="ru-RU"/>
+        </w:rPr>
         <w:fldChar w:fldCharType="begin"/>
       </w:r>
       <w:r>
@@ -5250,6 +5242,9 @@
         <w:instrText xml:space="preserve"> </w:instrText>
       </w:r>
       <w:r>
+        <w:rPr>
+          <w:lang w:val="ru-RU"/>
+        </w:rPr>
         <w:instrText>SEQ</w:instrText>
       </w:r>
       <w:r>
@@ -5259,6 +5254,9 @@
         <w:instrText xml:space="preserve"> Таблица \* </w:instrText>
       </w:r>
       <w:r>
+        <w:rPr>
+          <w:lang w:val="ru-RU"/>
+        </w:rPr>
         <w:instrText>ARABIC</w:instrText>
       </w:r>
       <w:r>
@@ -5268,16 +5266,21 @@
         <w:instrText xml:space="preserve"> </w:instrText>
       </w:r>
       <w:r>
+        <w:rPr>
+          <w:lang w:val="ru-RU"/>
+        </w:rPr>
         <w:fldChar w:fldCharType="separate"/>
       </w:r>
       <w:r>
         <w:rPr>
-          <w:noProof/>
           <w:lang w:val="ru-RU"/>
         </w:rPr>
         <w:t>2</w:t>
       </w:r>
       <w:r>
+        <w:rPr>
+          <w:lang w:val="ru-RU"/>
+        </w:rPr>
         <w:fldChar w:fldCharType="end"/>
       </w:r>
       <w:bookmarkEnd w:id="11"/>
@@ -5325,8 +5328,8 @@
               <w:rPr>
                 <w:b/>
                 <w:bCs/>
-                <w:sz w:val="24"/>
-                <w:szCs w:val="24"/>
+                <w:sz w:val="22"/>
+                <w:szCs w:val="22"/>
                 <w:lang w:val="ru-RU"/>
               </w:rPr>
             </w:pPr>
@@ -5334,8 +5337,8 @@
               <w:rPr>
                 <w:b/>
                 <w:bCs/>
-                <w:sz w:val="18"/>
-                <w:szCs w:val="24"/>
+                <w:sz w:val="22"/>
+                <w:szCs w:val="22"/>
                 <w:lang w:val="ru-RU"/>
               </w:rPr>
               <w:t>Наименование</w:t>
@@ -5350,8 +5353,8 @@
               <w:rPr>
                 <w:b/>
                 <w:bCs/>
-                <w:sz w:val="24"/>
-                <w:szCs w:val="24"/>
+                <w:sz w:val="22"/>
+                <w:szCs w:val="22"/>
                 <w:lang w:val="ru-RU"/>
               </w:rPr>
             </w:pPr>
@@ -5359,8 +5362,8 @@
               <w:rPr>
                 <w:b/>
                 <w:bCs/>
-                <w:sz w:val="18"/>
-                <w:szCs w:val="24"/>
+                <w:sz w:val="22"/>
+                <w:szCs w:val="22"/>
                 <w:lang w:val="ru-RU"/>
               </w:rPr>
               <w:t>нормативно-правового документа</w:t>
@@ -5382,8 +5385,8 @@
               <w:rPr>
                 <w:b/>
                 <w:bCs/>
-                <w:sz w:val="24"/>
-                <w:szCs w:val="24"/>
+                <w:sz w:val="22"/>
+                <w:szCs w:val="22"/>
                 <w:lang w:val="ru-RU"/>
               </w:rPr>
             </w:pPr>
@@ -5391,8 +5394,8 @@
               <w:rPr>
                 <w:b/>
                 <w:bCs/>
-                <w:sz w:val="18"/>
-                <w:szCs w:val="24"/>
+                <w:sz w:val="22"/>
+                <w:szCs w:val="22"/>
                 <w:lang w:val="ru-RU"/>
               </w:rPr>
               <w:t>Примечание</w:t>
@@ -5413,19 +5416,29 @@
               <w:jc w:val="both"/>
               <w:rPr>
                 <w:bCs w:val="0"/>
-                <w:sz w:val="24"/>
-                <w:szCs w:val="24"/>
+                <w:sz w:val="22"/>
+                <w:szCs w:val="22"/>
                 <w:lang w:val="ru-RU"/>
               </w:rPr>
             </w:pPr>
             <w:r>
               <w:rPr>
                 <w:bCs w:val="0"/>
-                <w:sz w:val="18"/>
-                <w:szCs w:val="24"/>
+                <w:sz w:val="22"/>
+                <w:szCs w:val="22"/>
                 <w:lang w:val="ru-RU"/>
               </w:rPr>
-              <w:t>1. Федеральный закон «О промышленной безопасности опасных производственных объектов» от 21.07.97 г. № 116-ФЗ</w:t>
+              <w:t xml:space="preserve">1. Федеральный закон «О </w:t>
+            </w:r>
+            <w:r>
+              <w:rPr>
+                <w:bCs w:val="0"/>
+                <w:sz w:val="22"/>
+                <w:szCs w:val="22"/>
+                <w:lang w:val="ru-RU"/>
+              </w:rPr>
+              <w:lastRenderedPageBreak/>
+              <w:t>промышленной безопасности опасных производственных объектов» от 21.07.97 г. № 116-ФЗ</w:t>
             </w:r>
           </w:p>
           <w:p>
@@ -5436,8 +5449,8 @@
               <w:jc w:val="both"/>
               <w:rPr>
                 <w:bCs w:val="0"/>
-                <w:sz w:val="24"/>
-                <w:szCs w:val="24"/>
+                <w:sz w:val="22"/>
+                <w:szCs w:val="22"/>
                 <w:lang w:val="ru-RU"/>
               </w:rPr>
             </w:pPr>
@@ -5455,19 +5468,30 @@
               <w:jc w:val="both"/>
               <w:rPr>
                 <w:bCs w:val="0"/>
-                <w:sz w:val="24"/>
-                <w:szCs w:val="24"/>
+                <w:sz w:val="22"/>
+                <w:szCs w:val="22"/>
                 <w:lang w:val="ru-RU"/>
               </w:rPr>
             </w:pPr>
             <w:r>
               <w:rPr>
                 <w:bCs w:val="0"/>
-                <w:sz w:val="18"/>
-                <w:szCs w:val="24"/>
+                <w:sz w:val="22"/>
+                <w:szCs w:val="22"/>
                 <w:lang w:val="ru-RU"/>
               </w:rPr>
-              <w:t>1) Опасный производственный объект подлежит декларированию на основании статьи 14 Федерального закона «О промышленной безопасности опасных производственных объектов» от 21.07.97 г. № 116-ФЗ</w:t>
+              <w:lastRenderedPageBreak/>
+              <w:t xml:space="preserve">1) Опасный производственный объект подлежит </w:t>
+            </w:r>
+            <w:r>
+              <w:rPr>
+                <w:bCs w:val="0"/>
+                <w:sz w:val="22"/>
+                <w:szCs w:val="22"/>
+                <w:lang w:val="ru-RU"/>
+              </w:rPr>
+              <w:lastRenderedPageBreak/>
+              <w:t>декларированию на основании статьи 14 Федерального закона «О промышленной безопасности опасных производственных объектов» от 21.07.97 г. № 116-ФЗ</w:t>
             </w:r>
           </w:p>
           <w:p>
@@ -5478,16 +5502,16 @@
               <w:jc w:val="both"/>
               <w:rPr>
                 <w:bCs w:val="0"/>
-                <w:sz w:val="24"/>
-                <w:szCs w:val="24"/>
+                <w:sz w:val="22"/>
+                <w:szCs w:val="22"/>
                 <w:lang w:val="ru-RU"/>
               </w:rPr>
             </w:pPr>
             <w:r>
               <w:rPr>
                 <w:bCs w:val="0"/>
-                <w:sz w:val="18"/>
-                <w:szCs w:val="24"/>
+                <w:sz w:val="22"/>
+                <w:szCs w:val="22"/>
                 <w:lang w:val="ru-RU"/>
               </w:rPr>
               <w:t>2) Декларация промышленной безопасности разрабатывается по инициативе организации, эксплуатирующей опасный производственный объект, на основании ст.14 Федерального закона «О промышленной безопасности опасных производственных объектов».</w:t>
@@ -5508,26 +5532,27 @@
               <w:jc w:val="both"/>
               <w:rPr>
                 <w:bCs w:val="0"/>
-                <w:sz w:val="24"/>
-                <w:szCs w:val="24"/>
+                <w:sz w:val="22"/>
+                <w:szCs w:val="22"/>
                 <w:lang w:val="ru-RU"/>
               </w:rPr>
             </w:pPr>
             <w:r>
               <w:rPr>
                 <w:bCs w:val="0"/>
-                <w:sz w:val="18"/>
-                <w:szCs w:val="24"/>
+                <w:sz w:val="22"/>
+                <w:szCs w:val="22"/>
                 <w:lang w:val="ru-RU"/>
               </w:rPr>
+              <w:lastRenderedPageBreak/>
               <w:t xml:space="preserve">2. «Порядок оформления декларации промышленной безопасности опасных производственных объектов и перечень включаемых в </w:t>
             </w:r>
             <w:proofErr w:type="spellStart"/>
             <w:r>
               <w:rPr>
                 <w:bCs w:val="0"/>
-                <w:sz w:val="18"/>
-                <w:szCs w:val="24"/>
+                <w:sz w:val="22"/>
+                <w:szCs w:val="22"/>
                 <w:lang w:val="ru-RU"/>
               </w:rPr>
               <w:t>нее</w:t>
@@ -5536,8 +5561,8 @@
             <w:r>
               <w:rPr>
                 <w:bCs w:val="0"/>
-                <w:sz w:val="18"/>
-                <w:szCs w:val="24"/>
+                <w:sz w:val="22"/>
+                <w:szCs w:val="22"/>
                 <w:lang w:val="ru-RU"/>
               </w:rPr>
               <w:t xml:space="preserve"> сведений» (утв. приказом Ростехнадзора от 16.10.2020 г. № 414)</w:t>
@@ -5556,16 +5581,16 @@
               <w:jc w:val="both"/>
               <w:rPr>
                 <w:bCs w:val="0"/>
-                <w:sz w:val="24"/>
-                <w:szCs w:val="24"/>
+                <w:sz w:val="22"/>
+                <w:szCs w:val="22"/>
                 <w:lang w:val="ru-RU"/>
               </w:rPr>
             </w:pPr>
             <w:r>
               <w:rPr>
                 <w:bCs w:val="0"/>
-                <w:sz w:val="18"/>
-                <w:szCs w:val="24"/>
+                <w:sz w:val="22"/>
+                <w:szCs w:val="22"/>
                 <w:lang w:val="ru-RU"/>
               </w:rPr>
               <w:t>1) Порядок распространяется на декларации, разрабатываемые в соответствии с федеральным законодательством, независимо от организационно-правовых форм собственности организаций, эксплуатирующих опасные производственные объекты (ОПО), а также ведомственной принадлежности ОПО</w:t>
@@ -5966,40 +5991,54 @@
         <w:ind w:firstLine="680"/>
         <w:jc w:val="both"/>
         <w:rPr>
-          <w:sz w:val="24"/>
-          <w:szCs w:val="24"/>
-          <w:lang w:val="ru-RU"/>
-        </w:rPr>
-      </w:pPr>
-      <w:r>
-        <w:rPr>
+          <w:color w:val="FF0000"/>
+          <w:sz w:val="24"/>
+          <w:szCs w:val="24"/>
+          <w:lang w:val="ru-RU"/>
+        </w:rPr>
+      </w:pPr>
+      <w:r>
+        <w:rPr>
+          <w:color w:val="FF0000"/>
           <w:lang w:val="ru-RU"/>
         </w:rPr>
         <w:t>{{</w:t>
       </w:r>
       <w:r>
+        <w:rPr>
+          <w:color w:val="FF0000"/>
+        </w:rPr>
         <w:t>SITE</w:t>
       </w:r>
       <w:r>
         <w:rPr>
+          <w:color w:val="FF0000"/>
           <w:lang w:val="ru-RU"/>
         </w:rPr>
         <w:t>_</w:t>
       </w:r>
       <w:r>
+        <w:rPr>
+          <w:color w:val="FF0000"/>
+        </w:rPr>
         <w:t>LOCATION</w:t>
       </w:r>
       <w:r>
         <w:rPr>
+          <w:color w:val="FF0000"/>
           <w:lang w:val="ru-RU"/>
         </w:rPr>
         <w:t>_</w:t>
       </w:r>
       <w:r>
+        <w:rPr>
+          <w:color w:val="FF0000"/>
+        </w:rPr>
         <w:t>PLAN</w:t>
       </w:r>
       <w:r>
         <w:rPr>
+          <w:color w:val="FF0000"/>
           <w:lang w:val="ru-RU"/>
         </w:rPr>
         <w:t>}}</w:t>
@@ -6385,13 +6424,10 @@
     </w:p>
     <w:p>
       <w:pPr>
-        <w:pStyle w:val="af7"/>
-        <w:keepNext/>
         <w:spacing w:after="0" w:line="360" w:lineRule="auto"/>
         <w:ind w:firstLine="680"/>
-        <w:rPr>
-          <w:sz w:val="24"/>
-          <w:szCs w:val="24"/>
+        <w:jc w:val="both"/>
+        <w:rPr>
           <w:lang w:val="ru-RU"/>
         </w:rPr>
       </w:pPr>
@@ -6403,6 +6439,9 @@
       </w:r>
       <w:bookmarkStart w:id="18" w:name="AutoTable3"/>
       <w:r>
+        <w:rPr>
+          <w:lang w:val="ru-RU"/>
+        </w:rPr>
         <w:fldChar w:fldCharType="begin"/>
       </w:r>
       <w:r>
@@ -6412,6 +6451,9 @@
         <w:instrText xml:space="preserve"> </w:instrText>
       </w:r>
       <w:r>
+        <w:rPr>
+          <w:lang w:val="ru-RU"/>
+        </w:rPr>
         <w:instrText>SEQ</w:instrText>
       </w:r>
       <w:r>
@@ -6421,6 +6463,9 @@
         <w:instrText xml:space="preserve"> Таблица \* </w:instrText>
       </w:r>
       <w:r>
+        <w:rPr>
+          <w:lang w:val="ru-RU"/>
+        </w:rPr>
         <w:instrText>ARABIC</w:instrText>
       </w:r>
       <w:r>
@@ -6430,16 +6475,21 @@
         <w:instrText xml:space="preserve"> </w:instrText>
       </w:r>
       <w:r>
+        <w:rPr>
+          <w:lang w:val="ru-RU"/>
+        </w:rPr>
         <w:fldChar w:fldCharType="separate"/>
       </w:r>
       <w:r>
         <w:rPr>
-          <w:noProof/>
           <w:lang w:val="ru-RU"/>
         </w:rPr>
         <w:t>3</w:t>
       </w:r>
       <w:r>
+        <w:rPr>
+          <w:lang w:val="ru-RU"/>
+        </w:rPr>
         <w:fldChar w:fldCharType="end"/>
       </w:r>
       <w:bookmarkEnd w:id="18"/>
@@ -7145,13 +7195,10 @@
     </w:p>
     <w:p>
       <w:pPr>
-        <w:pStyle w:val="af7"/>
-        <w:keepNext/>
         <w:spacing w:after="0" w:line="360" w:lineRule="auto"/>
         <w:ind w:firstLine="680"/>
-        <w:rPr>
-          <w:sz w:val="24"/>
-          <w:szCs w:val="24"/>
+        <w:jc w:val="both"/>
+        <w:rPr>
           <w:lang w:val="ru-RU"/>
         </w:rPr>
       </w:pPr>
@@ -7163,6 +7210,9 @@
       </w:r>
       <w:bookmarkStart w:id="23" w:name="AutoTable4"/>
       <w:r>
+        <w:rPr>
+          <w:lang w:val="ru-RU"/>
+        </w:rPr>
         <w:fldChar w:fldCharType="begin"/>
       </w:r>
       <w:r>
@@ -7172,6 +7222,9 @@
         <w:instrText xml:space="preserve"> </w:instrText>
       </w:r>
       <w:r>
+        <w:rPr>
+          <w:lang w:val="ru-RU"/>
+        </w:rPr>
         <w:instrText>SEQ</w:instrText>
       </w:r>
       <w:r>
@@ -7181,6 +7234,9 @@
         <w:instrText xml:space="preserve"> Таблица \* </w:instrText>
       </w:r>
       <w:r>
+        <w:rPr>
+          <w:lang w:val="ru-RU"/>
+        </w:rPr>
         <w:instrText>ARABIC</w:instrText>
       </w:r>
       <w:r>
@@ -7190,16 +7246,21 @@
         <w:instrText xml:space="preserve"> </w:instrText>
       </w:r>
       <w:r>
+        <w:rPr>
+          <w:lang w:val="ru-RU"/>
+        </w:rPr>
         <w:fldChar w:fldCharType="separate"/>
       </w:r>
       <w:r>
         <w:rPr>
-          <w:noProof/>
           <w:lang w:val="ru-RU"/>
         </w:rPr>
         <w:t>4</w:t>
       </w:r>
       <w:r>
+        <w:rPr>
+          <w:lang w:val="ru-RU"/>
+        </w:rPr>
         <w:fldChar w:fldCharType="end"/>
       </w:r>
       <w:bookmarkEnd w:id="23"/>
@@ -7426,38 +7487,52 @@
     <w:p>
       <w:pPr>
         <w:rPr>
-          <w:lang w:val="ru-RU"/>
-        </w:rPr>
-      </w:pPr>
-      <w:r>
-        <w:rPr>
+          <w:color w:val="FF0000"/>
+          <w:lang w:val="ru-RU"/>
+        </w:rPr>
+      </w:pPr>
+      <w:r>
+        <w:rPr>
+          <w:color w:val="FF0000"/>
           <w:lang w:val="ru-RU"/>
         </w:rPr>
         <w:t>{{</w:t>
       </w:r>
       <w:r>
+        <w:rPr>
+          <w:color w:val="FF0000"/>
+        </w:rPr>
         <w:t>PROCESS</w:t>
       </w:r>
       <w:r>
         <w:rPr>
+          <w:color w:val="FF0000"/>
           <w:lang w:val="ru-RU"/>
         </w:rPr>
         <w:t>_</w:t>
       </w:r>
       <w:r>
+        <w:rPr>
+          <w:color w:val="FF0000"/>
+        </w:rPr>
         <w:t>FLOW</w:t>
       </w:r>
       <w:r>
         <w:rPr>
+          <w:color w:val="FF0000"/>
           <w:lang w:val="ru-RU"/>
         </w:rPr>
         <w:t>_</w:t>
       </w:r>
       <w:r>
+        <w:rPr>
+          <w:color w:val="FF0000"/>
+        </w:rPr>
         <w:t>DIAGRAM</w:t>
       </w:r>
       <w:r>
         <w:rPr>
+          <w:color w:val="FF0000"/>
           <w:lang w:val="ru-RU"/>
         </w:rPr>
         <w:t>}}</w:t>
@@ -7465,14 +7540,10 @@
     </w:p>
     <w:p>
       <w:pPr>
-        <w:pStyle w:val="af7"/>
-        <w:keepNext/>
         <w:spacing w:after="0" w:line="360" w:lineRule="auto"/>
         <w:ind w:firstLine="680"/>
-        <w:jc w:val="center"/>
-        <w:rPr>
-          <w:sz w:val="24"/>
-          <w:szCs w:val="24"/>
+        <w:jc w:val="both"/>
+        <w:rPr>
           <w:lang w:val="ru-RU"/>
         </w:rPr>
       </w:pPr>
@@ -7484,6 +7555,9 @@
       </w:r>
       <w:bookmarkStart w:id="26" w:name="AutoFigure2"/>
       <w:r>
+        <w:rPr>
+          <w:lang w:val="ru-RU"/>
+        </w:rPr>
         <w:fldChar w:fldCharType="begin"/>
       </w:r>
       <w:r>
@@ -7493,6 +7567,9 @@
         <w:instrText xml:space="preserve"> </w:instrText>
       </w:r>
       <w:r>
+        <w:rPr>
+          <w:lang w:val="ru-RU"/>
+        </w:rPr>
         <w:instrText>SEQ</w:instrText>
       </w:r>
       <w:r>
@@ -7502,6 +7579,9 @@
         <w:instrText xml:space="preserve"> Рисунок \* </w:instrText>
       </w:r>
       <w:r>
+        <w:rPr>
+          <w:lang w:val="ru-RU"/>
+        </w:rPr>
         <w:instrText>ARABIC</w:instrText>
       </w:r>
       <w:r>
@@ -7511,16 +7591,21 @@
         <w:instrText xml:space="preserve"> </w:instrText>
       </w:r>
       <w:r>
+        <w:rPr>
+          <w:lang w:val="ru-RU"/>
+        </w:rPr>
         <w:fldChar w:fldCharType="separate"/>
       </w:r>
       <w:r>
         <w:rPr>
-          <w:noProof/>
           <w:lang w:val="ru-RU"/>
         </w:rPr>
         <w:t>2</w:t>
       </w:r>
       <w:r>
+        <w:rPr>
+          <w:lang w:val="ru-RU"/>
+        </w:rPr>
         <w:fldChar w:fldCharType="end"/>
       </w:r>
       <w:bookmarkEnd w:id="26"/>
@@ -7697,13 +7782,10 @@
     </w:p>
     <w:p>
       <w:pPr>
-        <w:pStyle w:val="af7"/>
-        <w:keepNext/>
         <w:spacing w:after="0" w:line="360" w:lineRule="auto"/>
         <w:ind w:firstLine="680"/>
-        <w:rPr>
-          <w:sz w:val="24"/>
-          <w:szCs w:val="24"/>
+        <w:jc w:val="both"/>
+        <w:rPr>
           <w:lang w:val="ru-RU"/>
         </w:rPr>
       </w:pPr>
@@ -7715,6 +7797,9 @@
       </w:r>
       <w:bookmarkStart w:id="28" w:name="AutoTable5"/>
       <w:r>
+        <w:rPr>
+          <w:lang w:val="ru-RU"/>
+        </w:rPr>
         <w:fldChar w:fldCharType="begin"/>
       </w:r>
       <w:r>
@@ -7724,6 +7809,9 @@
         <w:instrText xml:space="preserve"> </w:instrText>
       </w:r>
       <w:r>
+        <w:rPr>
+          <w:lang w:val="ru-RU"/>
+        </w:rPr>
         <w:instrText>SEQ</w:instrText>
       </w:r>
       <w:r>
@@ -7733,6 +7821,9 @@
         <w:instrText xml:space="preserve"> Таблица \* </w:instrText>
       </w:r>
       <w:r>
+        <w:rPr>
+          <w:lang w:val="ru-RU"/>
+        </w:rPr>
         <w:instrText>ARABIC</w:instrText>
       </w:r>
       <w:r>
@@ -7742,16 +7833,21 @@
         <w:instrText xml:space="preserve"> </w:instrText>
       </w:r>
       <w:r>
+        <w:rPr>
+          <w:lang w:val="ru-RU"/>
+        </w:rPr>
         <w:fldChar w:fldCharType="separate"/>
       </w:r>
       <w:r>
         <w:rPr>
-          <w:noProof/>
           <w:lang w:val="ru-RU"/>
         </w:rPr>
         <w:t>5</w:t>
       </w:r>
       <w:r>
+        <w:rPr>
+          <w:lang w:val="ru-RU"/>
+        </w:rPr>
         <w:fldChar w:fldCharType="end"/>
       </w:r>
       <w:bookmarkEnd w:id="28"/>
@@ -7978,13 +8074,10 @@
     </w:p>
     <w:p>
       <w:pPr>
-        <w:pStyle w:val="af7"/>
-        <w:keepNext/>
         <w:spacing w:after="0" w:line="360" w:lineRule="auto"/>
         <w:ind w:firstLine="680"/>
-        <w:rPr>
-          <w:sz w:val="24"/>
-          <w:szCs w:val="24"/>
+        <w:jc w:val="both"/>
+        <w:rPr>
           <w:lang w:val="ru-RU"/>
         </w:rPr>
       </w:pPr>
@@ -7996,6 +8089,9 @@
       </w:r>
       <w:bookmarkStart w:id="32" w:name="AutoTable6"/>
       <w:r>
+        <w:rPr>
+          <w:lang w:val="ru-RU"/>
+        </w:rPr>
         <w:fldChar w:fldCharType="begin"/>
       </w:r>
       <w:r>
@@ -8005,6 +8101,9 @@
         <w:instrText xml:space="preserve"> </w:instrText>
       </w:r>
       <w:r>
+        <w:rPr>
+          <w:lang w:val="ru-RU"/>
+        </w:rPr>
         <w:instrText>SEQ</w:instrText>
       </w:r>
       <w:r>
@@ -8014,6 +8113,9 @@
         <w:instrText xml:space="preserve"> Таблица \* </w:instrText>
       </w:r>
       <w:r>
+        <w:rPr>
+          <w:lang w:val="ru-RU"/>
+        </w:rPr>
         <w:instrText>ARABIC</w:instrText>
       </w:r>
       <w:r>
@@ -8023,16 +8125,21 @@
         <w:instrText xml:space="preserve"> </w:instrText>
       </w:r>
       <w:r>
+        <w:rPr>
+          <w:lang w:val="ru-RU"/>
+        </w:rPr>
         <w:fldChar w:fldCharType="separate"/>
       </w:r>
       <w:r>
         <w:rPr>
-          <w:noProof/>
           <w:lang w:val="ru-RU"/>
         </w:rPr>
         <w:t>6</w:t>
       </w:r>
       <w:r>
+        <w:rPr>
+          <w:lang w:val="ru-RU"/>
+        </w:rPr>
         <w:fldChar w:fldCharType="end"/>
       </w:r>
       <w:bookmarkEnd w:id="32"/>
@@ -8871,13 +8978,10 @@
     </w:p>
     <w:p>
       <w:pPr>
-        <w:pStyle w:val="af7"/>
-        <w:keepNext/>
         <w:spacing w:after="0" w:line="360" w:lineRule="auto"/>
         <w:ind w:firstLine="680"/>
-        <w:rPr>
-          <w:sz w:val="24"/>
-          <w:szCs w:val="24"/>
+        <w:jc w:val="both"/>
+        <w:rPr>
           <w:lang w:val="ru-RU"/>
         </w:rPr>
       </w:pPr>
@@ -8889,6 +8993,9 @@
       </w:r>
       <w:bookmarkStart w:id="34" w:name="AutoTable7"/>
       <w:r>
+        <w:rPr>
+          <w:lang w:val="ru-RU"/>
+        </w:rPr>
         <w:fldChar w:fldCharType="begin"/>
       </w:r>
       <w:r>
@@ -8898,6 +9005,9 @@
         <w:instrText xml:space="preserve"> </w:instrText>
       </w:r>
       <w:r>
+        <w:rPr>
+          <w:lang w:val="ru-RU"/>
+        </w:rPr>
         <w:instrText>SEQ</w:instrText>
       </w:r>
       <w:r>
@@ -8907,6 +9017,9 @@
         <w:instrText xml:space="preserve"> Таблица \* </w:instrText>
       </w:r>
       <w:r>
+        <w:rPr>
+          <w:lang w:val="ru-RU"/>
+        </w:rPr>
         <w:instrText>ARABIC</w:instrText>
       </w:r>
       <w:r>
@@ -8916,16 +9029,21 @@
         <w:instrText xml:space="preserve"> </w:instrText>
       </w:r>
       <w:r>
+        <w:rPr>
+          <w:lang w:val="ru-RU"/>
+        </w:rPr>
         <w:fldChar w:fldCharType="separate"/>
       </w:r>
       <w:r>
         <w:rPr>
-          <w:noProof/>
           <w:lang w:val="ru-RU"/>
         </w:rPr>
         <w:t>7</w:t>
       </w:r>
       <w:r>
+        <w:rPr>
+          <w:lang w:val="ru-RU"/>
+        </w:rPr>
         <w:fldChar w:fldCharType="end"/>
       </w:r>
       <w:bookmarkEnd w:id="34"/>
@@ -9101,13 +9219,10 @@
     </w:p>
     <w:p>
       <w:pPr>
-        <w:pStyle w:val="af7"/>
-        <w:keepNext/>
         <w:spacing w:after="0" w:line="360" w:lineRule="auto"/>
         <w:ind w:firstLine="680"/>
-        <w:rPr>
-          <w:sz w:val="24"/>
-          <w:szCs w:val="24"/>
+        <w:jc w:val="both"/>
+        <w:rPr>
           <w:lang w:val="ru-RU"/>
         </w:rPr>
       </w:pPr>
@@ -9119,6 +9234,9 @@
       </w:r>
       <w:bookmarkStart w:id="36" w:name="AutoTable8"/>
       <w:r>
+        <w:rPr>
+          <w:lang w:val="ru-RU"/>
+        </w:rPr>
         <w:fldChar w:fldCharType="begin"/>
       </w:r>
       <w:r>
@@ -9128,6 +9246,9 @@
         <w:instrText xml:space="preserve"> </w:instrText>
       </w:r>
       <w:r>
+        <w:rPr>
+          <w:lang w:val="ru-RU"/>
+        </w:rPr>
         <w:instrText>SEQ</w:instrText>
       </w:r>
       <w:r>
@@ -9137,6 +9258,9 @@
         <w:instrText xml:space="preserve"> Таблица \* </w:instrText>
       </w:r>
       <w:r>
+        <w:rPr>
+          <w:lang w:val="ru-RU"/>
+        </w:rPr>
         <w:instrText>ARABIC</w:instrText>
       </w:r>
       <w:r>
@@ -9146,16 +9270,21 @@
         <w:instrText xml:space="preserve"> </w:instrText>
       </w:r>
       <w:r>
+        <w:rPr>
+          <w:lang w:val="ru-RU"/>
+        </w:rPr>
         <w:fldChar w:fldCharType="separate"/>
       </w:r>
       <w:r>
         <w:rPr>
-          <w:noProof/>
           <w:lang w:val="ru-RU"/>
         </w:rPr>
         <w:t>8</w:t>
       </w:r>
       <w:r>
+        <w:rPr>
+          <w:lang w:val="ru-RU"/>
+        </w:rPr>
         <w:fldChar w:fldCharType="end"/>
       </w:r>
       <w:bookmarkEnd w:id="36"/>
@@ -9422,13 +9551,10 @@
     </w:p>
     <w:p>
       <w:pPr>
-        <w:pStyle w:val="af7"/>
-        <w:keepNext/>
         <w:spacing w:after="0" w:line="360" w:lineRule="auto"/>
         <w:ind w:firstLine="680"/>
-        <w:rPr>
-          <w:sz w:val="24"/>
-          <w:szCs w:val="24"/>
+        <w:jc w:val="both"/>
+        <w:rPr>
           <w:lang w:val="ru-RU"/>
         </w:rPr>
       </w:pPr>
@@ -9440,6 +9566,9 @@
       </w:r>
       <w:bookmarkStart w:id="38" w:name="AutoTable9"/>
       <w:r>
+        <w:rPr>
+          <w:lang w:val="ru-RU"/>
+        </w:rPr>
         <w:fldChar w:fldCharType="begin"/>
       </w:r>
       <w:r>
@@ -9449,6 +9578,9 @@
         <w:instrText xml:space="preserve"> </w:instrText>
       </w:r>
       <w:r>
+        <w:rPr>
+          <w:lang w:val="ru-RU"/>
+        </w:rPr>
         <w:instrText>SEQ</w:instrText>
       </w:r>
       <w:r>
@@ -9458,6 +9590,9 @@
         <w:instrText xml:space="preserve"> Таблица \* </w:instrText>
       </w:r>
       <w:r>
+        <w:rPr>
+          <w:lang w:val="ru-RU"/>
+        </w:rPr>
         <w:instrText>ARABIC</w:instrText>
       </w:r>
       <w:r>
@@ -9467,16 +9602,21 @@
         <w:instrText xml:space="preserve"> </w:instrText>
       </w:r>
       <w:r>
+        <w:rPr>
+          <w:lang w:val="ru-RU"/>
+        </w:rPr>
         <w:fldChar w:fldCharType="separate"/>
       </w:r>
       <w:r>
         <w:rPr>
-          <w:noProof/>
           <w:lang w:val="ru-RU"/>
         </w:rPr>
         <w:t>9</w:t>
       </w:r>
       <w:r>
+        <w:rPr>
+          <w:lang w:val="ru-RU"/>
+        </w:rPr>
         <w:fldChar w:fldCharType="end"/>
       </w:r>
       <w:bookmarkEnd w:id="38"/>
@@ -9706,88 +9846,99 @@
     </w:p>
     <w:p>
       <w:pPr>
-        <w:pStyle w:val="af7"/>
-        <w:keepNext/>
         <w:spacing w:after="0" w:line="360" w:lineRule="auto"/>
         <w:ind w:firstLine="680"/>
-        <w:rPr>
-          <w:sz w:val="24"/>
-          <w:szCs w:val="24"/>
-          <w:lang w:val="ru-RU"/>
-        </w:rPr>
-      </w:pPr>
-      <w:r>
-        <w:rPr>
+        <w:jc w:val="both"/>
+        <w:rPr>
+          <w:lang w:val="ru-RU"/>
+        </w:rPr>
+      </w:pPr>
+      <w:r>
+        <w:rPr>
+          <w:lang w:val="ru-RU"/>
+        </w:rPr>
+        <w:t xml:space="preserve">Таблица </w:t>
+      </w:r>
+      <w:bookmarkStart w:id="40" w:name="AutoTable10"/>
+      <w:r>
+        <w:rPr>
+          <w:lang w:val="ru-RU"/>
+        </w:rPr>
+        <w:fldChar w:fldCharType="begin"/>
+      </w:r>
+      <w:r>
+        <w:rPr>
+          <w:lang w:val="ru-RU"/>
+        </w:rPr>
+        <w:instrText xml:space="preserve"> </w:instrText>
+      </w:r>
+      <w:r>
+        <w:rPr>
+          <w:lang w:val="ru-RU"/>
+        </w:rPr>
+        <w:instrText>SEQ</w:instrText>
+      </w:r>
+      <w:r>
+        <w:rPr>
+          <w:lang w:val="ru-RU"/>
+        </w:rPr>
+        <w:instrText xml:space="preserve"> Таблица \* </w:instrText>
+      </w:r>
+      <w:r>
+        <w:rPr>
+          <w:lang w:val="ru-RU"/>
+        </w:rPr>
+        <w:instrText>ARABIC</w:instrText>
+      </w:r>
+      <w:r>
+        <w:rPr>
+          <w:lang w:val="ru-RU"/>
+        </w:rPr>
+        <w:instrText xml:space="preserve"> </w:instrText>
+      </w:r>
+      <w:r>
+        <w:rPr>
+          <w:lang w:val="ru-RU"/>
+        </w:rPr>
+        <w:fldChar w:fldCharType="separate"/>
+      </w:r>
+      <w:r>
+        <w:rPr>
+          <w:lang w:val="ru-RU"/>
+        </w:rPr>
+        <w:t>10</w:t>
+      </w:r>
+      <w:r>
+        <w:rPr>
+          <w:lang w:val="ru-RU"/>
+        </w:rPr>
+        <w:fldChar w:fldCharType="end"/>
+      </w:r>
+      <w:bookmarkEnd w:id="40"/>
+      <w:r>
+        <w:rPr>
+          <w:lang w:val="ru-RU"/>
+        </w:rPr>
+        <w:t xml:space="preserve"> – Оценка возможного ущерба</w:t>
+      </w:r>
+    </w:p>
+    <w:p>
+      <w:pPr>
+        <w:spacing w:after="0" w:line="360" w:lineRule="auto"/>
+        <w:ind w:firstLine="680"/>
+        <w:jc w:val="both"/>
+        <w:rPr>
+          <w:sz w:val="24"/>
+          <w:szCs w:val="24"/>
+          <w:lang w:val="ru-RU"/>
+        </w:rPr>
+      </w:pPr>
+      <w:r>
+        <w:rPr>
+          <w:szCs w:val="24"/>
           <w:lang w:val="ru-RU"/>
         </w:rPr>
         <w:lastRenderedPageBreak/>
-        <w:t xml:space="preserve">Таблица </w:t>
-      </w:r>
-      <w:bookmarkStart w:id="40" w:name="AutoTable10"/>
-      <w:r>
-        <w:fldChar w:fldCharType="begin"/>
-      </w:r>
-      <w:r>
-        <w:rPr>
-          <w:lang w:val="ru-RU"/>
-        </w:rPr>
-        <w:instrText xml:space="preserve"> </w:instrText>
-      </w:r>
-      <w:r>
-        <w:instrText>SEQ</w:instrText>
-      </w:r>
-      <w:r>
-        <w:rPr>
-          <w:lang w:val="ru-RU"/>
-        </w:rPr>
-        <w:instrText xml:space="preserve"> Таблица \* </w:instrText>
-      </w:r>
-      <w:r>
-        <w:instrText>ARABIC</w:instrText>
-      </w:r>
-      <w:r>
-        <w:rPr>
-          <w:lang w:val="ru-RU"/>
-        </w:rPr>
-        <w:instrText xml:space="preserve"> </w:instrText>
-      </w:r>
-      <w:r>
-        <w:fldChar w:fldCharType="separate"/>
-      </w:r>
-      <w:r>
-        <w:rPr>
-          <w:noProof/>
-          <w:lang w:val="ru-RU"/>
-        </w:rPr>
-        <w:t>10</w:t>
-      </w:r>
-      <w:r>
-        <w:fldChar w:fldCharType="end"/>
-      </w:r>
-      <w:bookmarkEnd w:id="40"/>
-      <w:r>
-        <w:rPr>
-          <w:lang w:val="ru-RU"/>
-        </w:rPr>
-        <w:t xml:space="preserve"> – Оценка возможного ущерба</w:t>
-      </w:r>
-    </w:p>
-    <w:p>
-      <w:pPr>
-        <w:spacing w:after="0" w:line="360" w:lineRule="auto"/>
-        <w:ind w:firstLine="680"/>
-        <w:jc w:val="both"/>
-        <w:rPr>
-          <w:sz w:val="24"/>
-          <w:szCs w:val="24"/>
-          <w:lang w:val="ru-RU"/>
-        </w:rPr>
-      </w:pPr>
-      <w:r>
-        <w:rPr>
-          <w:szCs w:val="24"/>
-          <w:lang w:val="ru-RU"/>
-        </w:rPr>
         <w:t>{{</w:t>
       </w:r>
       <w:r>
@@ -10743,14 +10894,11 @@
     </w:p>
     <w:p>
       <w:pPr>
-        <w:pStyle w:val="af7"/>
-        <w:keepNext/>
         <w:spacing w:after="0" w:line="360" w:lineRule="auto"/>
         <w:ind w:firstLine="680"/>
-        <w:rPr>
-          <w:sz w:val="24"/>
-          <w:szCs w:val="24"/>
-          <w:lang w:val="ru-RU" w:eastAsia="ru-RU"/>
+        <w:jc w:val="both"/>
+        <w:rPr>
+          <w:lang w:val="ru-RU"/>
         </w:rPr>
       </w:pPr>
       <w:r>
@@ -10761,6 +10909,9 @@
       </w:r>
       <w:bookmarkStart w:id="44" w:name="AutoTable11"/>
       <w:r>
+        <w:rPr>
+          <w:lang w:val="ru-RU"/>
+        </w:rPr>
         <w:fldChar w:fldCharType="begin"/>
       </w:r>
       <w:r>
@@ -10770,6 +10921,9 @@
         <w:instrText xml:space="preserve"> </w:instrText>
       </w:r>
       <w:r>
+        <w:rPr>
+          <w:lang w:val="ru-RU"/>
+        </w:rPr>
         <w:instrText>SEQ</w:instrText>
       </w:r>
       <w:r>
@@ -10779,6 +10933,9 @@
         <w:instrText xml:space="preserve"> Таблица \* </w:instrText>
       </w:r>
       <w:r>
+        <w:rPr>
+          <w:lang w:val="ru-RU"/>
+        </w:rPr>
         <w:instrText>ARABIC</w:instrText>
       </w:r>
       <w:r>
@@ -10788,24 +10945,2232 @@
         <w:instrText xml:space="preserve"> </w:instrText>
       </w:r>
       <w:r>
+        <w:rPr>
+          <w:lang w:val="ru-RU"/>
+        </w:rPr>
         <w:fldChar w:fldCharType="separate"/>
       </w:r>
       <w:r>
         <w:rPr>
+          <w:lang w:val="ru-RU"/>
+        </w:rPr>
+        <w:t>11</w:t>
+      </w:r>
+      <w:r>
+        <w:rPr>
+          <w:lang w:val="ru-RU"/>
+        </w:rPr>
+        <w:fldChar w:fldCharType="end"/>
+      </w:r>
+      <w:bookmarkEnd w:id="44"/>
+      <w:r>
+        <w:rPr>
+          <w:lang w:val="ru-RU"/>
+        </w:rPr>
+        <w:t xml:space="preserve"> – Оценка коллективного риска</w:t>
+      </w:r>
+    </w:p>
+    <w:p>
+      <w:pPr>
+        <w:spacing w:after="0" w:line="360" w:lineRule="auto"/>
+        <w:ind w:firstLine="680"/>
+        <w:jc w:val="both"/>
+        <w:rPr>
+          <w:sz w:val="24"/>
+          <w:szCs w:val="24"/>
+          <w:lang w:val="ru-RU" w:eastAsia="ru-RU"/>
+        </w:rPr>
+      </w:pPr>
+      <w:r>
+        <w:rPr>
+          <w:szCs w:val="24"/>
+          <w:lang w:val="ru-RU" w:eastAsia="ru-RU"/>
+        </w:rPr>
+        <w:t>{{</w:t>
+      </w:r>
+      <w:r>
+        <w:rPr>
+          <w:szCs w:val="24"/>
+          <w:lang w:val="ru-RU" w:eastAsia="ru-RU"/>
+        </w:rPr>
+        <w:t>COLLECTIVE</w:t>
+      </w:r>
+      <w:r>
+        <w:rPr>
+          <w:szCs w:val="24"/>
+          <w:lang w:val="ru-RU" w:eastAsia="ru-RU"/>
+        </w:rPr>
+        <w:t>_</w:t>
+      </w:r>
+      <w:r>
+        <w:rPr>
+          <w:szCs w:val="24"/>
+          <w:lang w:val="ru-RU" w:eastAsia="ru-RU"/>
+        </w:rPr>
+        <w:t>RISK</w:t>
+      </w:r>
+      <w:r>
+        <w:rPr>
+          <w:szCs w:val="24"/>
+          <w:lang w:val="ru-RU" w:eastAsia="ru-RU"/>
+        </w:rPr>
+        <w:t>_</w:t>
+      </w:r>
+      <w:r>
+        <w:rPr>
+          <w:szCs w:val="24"/>
+          <w:lang w:val="ru-RU" w:eastAsia="ru-RU"/>
+        </w:rPr>
+        <w:t>SECTION</w:t>
+      </w:r>
+      <w:r>
+        <w:rPr>
+          <w:szCs w:val="24"/>
+          <w:lang w:val="ru-RU" w:eastAsia="ru-RU"/>
+        </w:rPr>
+        <w:t>}}</w:t>
+      </w:r>
+    </w:p>
+    <w:p>
+      <w:pPr>
+        <w:spacing w:after="0" w:line="360" w:lineRule="auto"/>
+        <w:ind w:firstLine="680"/>
+        <w:jc w:val="both"/>
+        <w:rPr>
+          <w:sz w:val="24"/>
+          <w:szCs w:val="24"/>
+          <w:lang w:val="ru-RU" w:eastAsia="ru-RU"/>
+        </w:rPr>
+      </w:pPr>
+    </w:p>
+    <w:p>
+      <w:pPr>
+        <w:spacing w:after="0" w:line="360" w:lineRule="auto"/>
+        <w:ind w:firstLine="680"/>
+        <w:jc w:val="both"/>
+        <w:rPr>
+          <w:sz w:val="24"/>
+          <w:szCs w:val="24"/>
+          <w:lang w:val="ru-RU" w:eastAsia="ru-RU"/>
+        </w:rPr>
+      </w:pPr>
+      <w:r>
+        <w:rPr>
+          <w:lang w:val="ru-RU"/>
+        </w:rPr>
+        <w:t xml:space="preserve">Оценка индивидуального риска представлена в таблице </w:t>
+      </w:r>
+      <w:r>
+        <w:fldChar w:fldCharType="begin"/>
+      </w:r>
+      <w:r>
+        <w:rPr>
+          <w:lang w:val="ru-RU"/>
+        </w:rPr>
+        <w:instrText xml:space="preserve"> </w:instrText>
+      </w:r>
+      <w:r>
+        <w:instrText>REF</w:instrText>
+      </w:r>
+      <w:r>
+        <w:rPr>
+          <w:lang w:val="ru-RU"/>
+        </w:rPr>
+        <w:instrText xml:space="preserve"> </w:instrText>
+      </w:r>
+      <w:r>
+        <w:instrText>AutoTable</w:instrText>
+      </w:r>
+      <w:r>
+        <w:rPr>
+          <w:lang w:val="ru-RU"/>
+        </w:rPr>
+        <w:instrText>12 \</w:instrText>
+      </w:r>
+      <w:r>
+        <w:instrText>h</w:instrText>
+      </w:r>
+      <w:r>
+        <w:rPr>
+          <w:lang w:val="ru-RU"/>
+        </w:rPr>
+        <w:instrText xml:space="preserve"> </w:instrText>
+      </w:r>
+      <w:r>
+        <w:fldChar w:fldCharType="separate"/>
+      </w:r>
+      <w:r>
+        <w:rPr>
           <w:noProof/>
           <w:lang w:val="ru-RU"/>
         </w:rPr>
+        <w:t>12</w:t>
+      </w:r>
+      <w:r>
+        <w:fldChar w:fldCharType="end"/>
+      </w:r>
+      <w:r>
+        <w:rPr>
+          <w:lang w:val="ru-RU"/>
+        </w:rPr>
+        <w:t>.</w:t>
+      </w:r>
+    </w:p>
+    <w:p>
+      <w:pPr>
+        <w:spacing w:after="0" w:line="360" w:lineRule="auto"/>
+        <w:ind w:firstLine="680"/>
+        <w:jc w:val="both"/>
+        <w:rPr>
+          <w:lang w:val="ru-RU"/>
+        </w:rPr>
+      </w:pPr>
+      <w:r>
+        <w:rPr>
+          <w:lang w:val="ru-RU"/>
+        </w:rPr>
+        <w:t xml:space="preserve">Таблица </w:t>
+      </w:r>
+      <w:bookmarkStart w:id="45" w:name="AutoTable12"/>
+      <w:r>
+        <w:rPr>
+          <w:lang w:val="ru-RU"/>
+        </w:rPr>
+        <w:fldChar w:fldCharType="begin"/>
+      </w:r>
+      <w:r>
+        <w:rPr>
+          <w:lang w:val="ru-RU"/>
+        </w:rPr>
+        <w:instrText xml:space="preserve"> </w:instrText>
+      </w:r>
+      <w:r>
+        <w:rPr>
+          <w:lang w:val="ru-RU"/>
+        </w:rPr>
+        <w:instrText>SEQ</w:instrText>
+      </w:r>
+      <w:r>
+        <w:rPr>
+          <w:lang w:val="ru-RU"/>
+        </w:rPr>
+        <w:instrText xml:space="preserve"> Таблица \* </w:instrText>
+      </w:r>
+      <w:r>
+        <w:rPr>
+          <w:lang w:val="ru-RU"/>
+        </w:rPr>
+        <w:instrText>ARABIC</w:instrText>
+      </w:r>
+      <w:r>
+        <w:rPr>
+          <w:lang w:val="ru-RU"/>
+        </w:rPr>
+        <w:instrText xml:space="preserve"> </w:instrText>
+      </w:r>
+      <w:r>
+        <w:rPr>
+          <w:lang w:val="ru-RU"/>
+        </w:rPr>
+        <w:fldChar w:fldCharType="separate"/>
+      </w:r>
+      <w:r>
+        <w:rPr>
+          <w:lang w:val="ru-RU"/>
+        </w:rPr>
+        <w:t>12</w:t>
+      </w:r>
+      <w:r>
+        <w:rPr>
+          <w:lang w:val="ru-RU"/>
+        </w:rPr>
+        <w:fldChar w:fldCharType="end"/>
+      </w:r>
+      <w:bookmarkEnd w:id="45"/>
+      <w:r>
+        <w:rPr>
+          <w:lang w:val="ru-RU"/>
+        </w:rPr>
+        <w:t xml:space="preserve"> – Оценка индивидуального риска</w:t>
+      </w:r>
+    </w:p>
+    <w:p>
+      <w:pPr>
+        <w:spacing w:after="0" w:line="360" w:lineRule="auto"/>
+        <w:ind w:firstLine="680"/>
+        <w:jc w:val="both"/>
+        <w:rPr>
+          <w:sz w:val="24"/>
+          <w:szCs w:val="24"/>
+          <w:lang w:val="ru-RU" w:eastAsia="ru-RU"/>
+        </w:rPr>
+      </w:pPr>
+      <w:r>
+        <w:rPr>
+          <w:szCs w:val="24"/>
+          <w:lang w:val="ru-RU" w:eastAsia="ru-RU"/>
+        </w:rPr>
+        <w:t>{{INDIVIDUAL_RISK_SECTION}}</w:t>
+      </w:r>
+    </w:p>
+    <w:p>
+      <w:pPr>
+        <w:spacing w:after="0" w:line="360" w:lineRule="auto"/>
+        <w:ind w:firstLine="680"/>
+        <w:jc w:val="both"/>
+        <w:rPr>
+          <w:sz w:val="24"/>
+          <w:szCs w:val="24"/>
+          <w:lang w:val="ru-RU" w:eastAsia="ru-RU"/>
+        </w:rPr>
+      </w:pPr>
+    </w:p>
+    <w:p>
+      <w:pPr>
+        <w:spacing w:after="0" w:line="360" w:lineRule="auto"/>
+        <w:ind w:firstLine="680"/>
+        <w:jc w:val="both"/>
+        <w:rPr>
+          <w:sz w:val="24"/>
+          <w:szCs w:val="24"/>
+          <w:lang w:val="ru-RU" w:eastAsia="ru-RU"/>
+        </w:rPr>
+      </w:pPr>
+      <w:r>
+        <w:rPr>
+          <w:lang w:val="ru-RU"/>
+        </w:rPr>
+        <w:t xml:space="preserve">Оценка ущерба имуществу юридических и физических лиц и вреда окружающей среде представлена в таблице </w:t>
+      </w:r>
+      <w:r>
+        <w:fldChar w:fldCharType="begin"/>
+      </w:r>
+      <w:r>
+        <w:rPr>
+          <w:lang w:val="ru-RU"/>
+        </w:rPr>
+        <w:instrText xml:space="preserve"> </w:instrText>
+      </w:r>
+      <w:r>
+        <w:instrText>REF</w:instrText>
+      </w:r>
+      <w:r>
+        <w:rPr>
+          <w:lang w:val="ru-RU"/>
+        </w:rPr>
+        <w:instrText xml:space="preserve"> </w:instrText>
+      </w:r>
+      <w:r>
+        <w:instrText>AutoTable</w:instrText>
+      </w:r>
+      <w:r>
+        <w:rPr>
+          <w:lang w:val="ru-RU"/>
+        </w:rPr>
+        <w:instrText>13 \</w:instrText>
+      </w:r>
+      <w:r>
+        <w:instrText>h</w:instrText>
+      </w:r>
+      <w:r>
+        <w:rPr>
+          <w:lang w:val="ru-RU"/>
+        </w:rPr>
+        <w:instrText xml:space="preserve"> </w:instrText>
+      </w:r>
+      <w:r>
+        <w:fldChar w:fldCharType="separate"/>
+      </w:r>
+      <w:r>
+        <w:rPr>
+          <w:noProof/>
+          <w:lang w:val="ru-RU"/>
+        </w:rPr>
+        <w:t>13</w:t>
+      </w:r>
+      <w:r>
+        <w:fldChar w:fldCharType="end"/>
+      </w:r>
+      <w:r>
+        <w:rPr>
+          <w:lang w:val="ru-RU"/>
+        </w:rPr>
+        <w:t>.</w:t>
+      </w:r>
+    </w:p>
+    <w:p>
+      <w:pPr>
+        <w:spacing w:after="0" w:line="360" w:lineRule="auto"/>
+        <w:ind w:firstLine="680"/>
+        <w:jc w:val="both"/>
+        <w:rPr>
+          <w:lang w:val="ru-RU"/>
+        </w:rPr>
+      </w:pPr>
+      <w:r>
+        <w:rPr>
+          <w:lang w:val="ru-RU"/>
+        </w:rPr>
+        <w:t xml:space="preserve">Таблица </w:t>
+      </w:r>
+      <w:bookmarkStart w:id="46" w:name="AutoTable13"/>
+      <w:r>
+        <w:rPr>
+          <w:lang w:val="ru-RU"/>
+        </w:rPr>
+        <w:fldChar w:fldCharType="begin"/>
+      </w:r>
+      <w:r>
+        <w:rPr>
+          <w:lang w:val="ru-RU"/>
+        </w:rPr>
+        <w:instrText xml:space="preserve"> </w:instrText>
+      </w:r>
+      <w:r>
+        <w:rPr>
+          <w:lang w:val="ru-RU"/>
+        </w:rPr>
+        <w:instrText>SEQ</w:instrText>
+      </w:r>
+      <w:r>
+        <w:rPr>
+          <w:lang w:val="ru-RU"/>
+        </w:rPr>
+        <w:instrText xml:space="preserve"> Таблица \* </w:instrText>
+      </w:r>
+      <w:r>
+        <w:rPr>
+          <w:lang w:val="ru-RU"/>
+        </w:rPr>
+        <w:instrText>ARABIC</w:instrText>
+      </w:r>
+      <w:r>
+        <w:rPr>
+          <w:lang w:val="ru-RU"/>
+        </w:rPr>
+        <w:instrText xml:space="preserve"> </w:instrText>
+      </w:r>
+      <w:r>
+        <w:rPr>
+          <w:lang w:val="ru-RU"/>
+        </w:rPr>
+        <w:fldChar w:fldCharType="separate"/>
+      </w:r>
+      <w:r>
+        <w:rPr>
+          <w:lang w:val="ru-RU"/>
+        </w:rPr>
+        <w:t>13</w:t>
+      </w:r>
+      <w:r>
+        <w:rPr>
+          <w:lang w:val="ru-RU"/>
+        </w:rPr>
+        <w:fldChar w:fldCharType="end"/>
+      </w:r>
+      <w:bookmarkEnd w:id="46"/>
+      <w:r>
+        <w:rPr>
+          <w:lang w:val="ru-RU"/>
+        </w:rPr>
+        <w:t xml:space="preserve"> – Оценка ущерба имуществу юридическим и физическим лицам и вреда окружающей среде</w:t>
+      </w:r>
+    </w:p>
+    <w:p>
+      <w:pPr>
+        <w:spacing w:after="0" w:line="360" w:lineRule="auto"/>
+        <w:ind w:firstLine="680"/>
+        <w:jc w:val="both"/>
+        <w:rPr>
+          <w:sz w:val="24"/>
+          <w:szCs w:val="24"/>
+          <w:lang w:eastAsia="ru-RU"/>
+        </w:rPr>
+      </w:pPr>
+      <w:r>
+        <w:rPr>
+          <w:szCs w:val="24"/>
+          <w:lang w:eastAsia="ru-RU"/>
+        </w:rPr>
+        <w:t>{{MAX_DAMAGE_BY_COMPONENT_SECTION}}</w:t>
+      </w:r>
+    </w:p>
+    <w:p>
+      <w:pPr>
+        <w:spacing w:after="0" w:line="360" w:lineRule="auto"/>
+        <w:ind w:firstLine="680"/>
+        <w:jc w:val="both"/>
+        <w:rPr>
+          <w:sz w:val="24"/>
+          <w:szCs w:val="24"/>
+          <w:lang w:eastAsia="ru-RU"/>
+        </w:rPr>
+      </w:pPr>
+    </w:p>
+    <w:p>
+      <w:pPr>
+        <w:rPr>
+          <w:lang w:val="ru-RU"/>
+        </w:rPr>
+      </w:pPr>
+      <w:r>
+        <w:rPr>
+          <w:lang w:val="ru-RU"/>
+        </w:rPr>
+        <w:t xml:space="preserve">Результаты оценки социального риска и частоты возникновения аварий с заданным ущербом представлены на рисунках </w:t>
+      </w:r>
+      <w:r>
+        <w:fldChar w:fldCharType="begin"/>
+      </w:r>
+      <w:r>
+        <w:rPr>
+          <w:lang w:val="ru-RU"/>
+        </w:rPr>
+        <w:instrText xml:space="preserve"> </w:instrText>
+      </w:r>
+      <w:r>
+        <w:instrText>REF</w:instrText>
+      </w:r>
+      <w:r>
+        <w:rPr>
+          <w:lang w:val="ru-RU"/>
+        </w:rPr>
+        <w:instrText xml:space="preserve"> </w:instrText>
+      </w:r>
+      <w:r>
+        <w:instrText>AutoFigure</w:instrText>
+      </w:r>
+      <w:r>
+        <w:rPr>
+          <w:lang w:val="ru-RU"/>
+        </w:rPr>
+        <w:instrText>3 \</w:instrText>
+      </w:r>
+      <w:r>
+        <w:instrText>h</w:instrText>
+      </w:r>
+      <w:r>
+        <w:rPr>
+          <w:lang w:val="ru-RU"/>
+        </w:rPr>
+        <w:instrText xml:space="preserve"> </w:instrText>
+      </w:r>
+      <w:r>
+        <w:fldChar w:fldCharType="separate"/>
+      </w:r>
+      <w:r>
+        <w:rPr>
+          <w:noProof/>
+          <w:lang w:val="ru-RU"/>
+        </w:rPr>
+        <w:t>3</w:t>
+      </w:r>
+      <w:r>
+        <w:fldChar w:fldCharType="end"/>
+      </w:r>
+      <w:r>
+        <w:rPr>
+          <w:lang w:val="ru-RU"/>
+        </w:rPr>
+        <w:t xml:space="preserve"> и </w:t>
+      </w:r>
+      <w:r>
+        <w:fldChar w:fldCharType="begin"/>
+      </w:r>
+      <w:r>
+        <w:rPr>
+          <w:lang w:val="ru-RU"/>
+        </w:rPr>
+        <w:instrText xml:space="preserve"> </w:instrText>
+      </w:r>
+      <w:r>
+        <w:instrText>REF</w:instrText>
+      </w:r>
+      <w:r>
+        <w:rPr>
+          <w:lang w:val="ru-RU"/>
+        </w:rPr>
+        <w:instrText xml:space="preserve"> </w:instrText>
+      </w:r>
+      <w:r>
+        <w:instrText>AutoFigure</w:instrText>
+      </w:r>
+      <w:r>
+        <w:rPr>
+          <w:lang w:val="ru-RU"/>
+        </w:rPr>
+        <w:instrText>4 \</w:instrText>
+      </w:r>
+      <w:r>
+        <w:instrText>h</w:instrText>
+      </w:r>
+      <w:r>
+        <w:rPr>
+          <w:lang w:val="ru-RU"/>
+        </w:rPr>
+        <w:instrText xml:space="preserve"> </w:instrText>
+      </w:r>
+      <w:r>
+        <w:fldChar w:fldCharType="separate"/>
+      </w:r>
+      <w:r>
+        <w:rPr>
+          <w:noProof/>
+          <w:lang w:val="ru-RU"/>
+        </w:rPr>
+        <w:t>4</w:t>
+      </w:r>
+      <w:r>
+        <w:fldChar w:fldCharType="end"/>
+      </w:r>
+      <w:r>
+        <w:rPr>
+          <w:lang w:val="ru-RU"/>
+        </w:rPr>
+        <w:t>.</w:t>
+      </w:r>
+    </w:p>
+    <w:p>
+      <w:pPr>
+        <w:spacing w:after="0" w:line="360" w:lineRule="auto"/>
+        <w:ind w:firstLine="680"/>
+        <w:jc w:val="both"/>
+        <w:rPr>
+          <w:sz w:val="24"/>
+          <w:szCs w:val="24"/>
+          <w:lang w:val="ru-RU" w:eastAsia="ru-RU"/>
+        </w:rPr>
+      </w:pPr>
+      <w:r>
+        <w:rPr>
+          <w:szCs w:val="24"/>
+          <w:lang w:val="ru-RU" w:eastAsia="ru-RU"/>
+        </w:rPr>
+        <w:t>{{</w:t>
+      </w:r>
+      <w:r>
+        <w:rPr>
+          <w:szCs w:val="24"/>
+          <w:lang w:eastAsia="ru-RU"/>
+        </w:rPr>
+        <w:t>FN</w:t>
+      </w:r>
+      <w:r>
+        <w:rPr>
+          <w:szCs w:val="24"/>
+          <w:lang w:val="ru-RU" w:eastAsia="ru-RU"/>
+        </w:rPr>
+        <w:t>_</w:t>
+      </w:r>
+      <w:r>
+        <w:rPr>
+          <w:szCs w:val="24"/>
+          <w:lang w:eastAsia="ru-RU"/>
+        </w:rPr>
+        <w:t>CHART</w:t>
+      </w:r>
+      <w:r>
+        <w:rPr>
+          <w:szCs w:val="24"/>
+          <w:lang w:val="ru-RU" w:eastAsia="ru-RU"/>
+        </w:rPr>
+        <w:t>}}</w:t>
+      </w:r>
+    </w:p>
+    <w:p>
+      <w:pPr>
+        <w:spacing w:after="0" w:line="360" w:lineRule="auto"/>
+        <w:ind w:firstLine="680"/>
+        <w:jc w:val="both"/>
+        <w:rPr>
+          <w:lang w:val="ru-RU"/>
+        </w:rPr>
+      </w:pPr>
+      <w:r>
+        <w:rPr>
+          <w:lang w:val="ru-RU"/>
+        </w:rPr>
+        <w:t xml:space="preserve">Рисунок </w:t>
+      </w:r>
+      <w:bookmarkStart w:id="47" w:name="AutoFigure3"/>
+      <w:r>
+        <w:rPr>
+          <w:lang w:val="ru-RU"/>
+        </w:rPr>
+        <w:fldChar w:fldCharType="begin"/>
+      </w:r>
+      <w:r>
+        <w:rPr>
+          <w:lang w:val="ru-RU"/>
+        </w:rPr>
+        <w:instrText xml:space="preserve"> </w:instrText>
+      </w:r>
+      <w:r>
+        <w:rPr>
+          <w:lang w:val="ru-RU"/>
+        </w:rPr>
+        <w:instrText>SEQ</w:instrText>
+      </w:r>
+      <w:r>
+        <w:rPr>
+          <w:lang w:val="ru-RU"/>
+        </w:rPr>
+        <w:instrText xml:space="preserve"> Рисунок \* </w:instrText>
+      </w:r>
+      <w:r>
+        <w:rPr>
+          <w:lang w:val="ru-RU"/>
+        </w:rPr>
+        <w:instrText>ARABIC</w:instrText>
+      </w:r>
+      <w:r>
+        <w:rPr>
+          <w:lang w:val="ru-RU"/>
+        </w:rPr>
+        <w:instrText xml:space="preserve"> </w:instrText>
+      </w:r>
+      <w:r>
+        <w:rPr>
+          <w:lang w:val="ru-RU"/>
+        </w:rPr>
+        <w:fldChar w:fldCharType="separate"/>
+      </w:r>
+      <w:r>
+        <w:rPr>
+          <w:lang w:val="ru-RU"/>
+        </w:rPr>
+        <w:t>3</w:t>
+      </w:r>
+      <w:r>
+        <w:rPr>
+          <w:lang w:val="ru-RU"/>
+        </w:rPr>
+        <w:fldChar w:fldCharType="end"/>
+      </w:r>
+      <w:bookmarkEnd w:id="47"/>
+      <w:r>
+        <w:rPr>
+          <w:lang w:val="ru-RU"/>
+        </w:rPr>
+        <w:t xml:space="preserve"> – </w:t>
+      </w:r>
+      <w:r>
+        <w:rPr>
+          <w:lang w:val="ru-RU"/>
+        </w:rPr>
+        <w:t>F</w:t>
+      </w:r>
+      <w:r>
+        <w:rPr>
+          <w:lang w:val="ru-RU"/>
+        </w:rPr>
+        <w:t>/</w:t>
+      </w:r>
+      <w:r>
+        <w:rPr>
+          <w:lang w:val="ru-RU"/>
+        </w:rPr>
+        <w:t>N</w:t>
+      </w:r>
+      <w:r>
+        <w:rPr>
+          <w:lang w:val="ru-RU"/>
+        </w:rPr>
+        <w:t>-диаграмма</w:t>
+      </w:r>
+    </w:p>
+    <w:p>
+      <w:pPr>
+        <w:spacing w:after="0" w:line="360" w:lineRule="auto"/>
+        <w:ind w:firstLine="680"/>
+        <w:jc w:val="both"/>
+        <w:rPr>
+          <w:sz w:val="24"/>
+          <w:szCs w:val="24"/>
+          <w:lang w:val="ru-RU" w:eastAsia="ru-RU"/>
+        </w:rPr>
+      </w:pPr>
+      <w:r>
+        <w:rPr>
+          <w:szCs w:val="24"/>
+          <w:lang w:val="ru-RU" w:eastAsia="ru-RU"/>
+        </w:rPr>
+        <w:t>{{</w:t>
+      </w:r>
+      <w:r>
+        <w:rPr>
+          <w:szCs w:val="24"/>
+          <w:lang w:eastAsia="ru-RU"/>
+        </w:rPr>
+        <w:t>FG</w:t>
+      </w:r>
+      <w:r>
+        <w:rPr>
+          <w:szCs w:val="24"/>
+          <w:lang w:val="ru-RU" w:eastAsia="ru-RU"/>
+        </w:rPr>
+        <w:t>_</w:t>
+      </w:r>
+      <w:r>
+        <w:rPr>
+          <w:szCs w:val="24"/>
+          <w:lang w:eastAsia="ru-RU"/>
+        </w:rPr>
+        <w:t>CHART</w:t>
+      </w:r>
+      <w:r>
+        <w:rPr>
+          <w:szCs w:val="24"/>
+          <w:lang w:val="ru-RU" w:eastAsia="ru-RU"/>
+        </w:rPr>
+        <w:t>}}</w:t>
+      </w:r>
+    </w:p>
+    <w:p>
+      <w:pPr>
+        <w:spacing w:after="0" w:line="360" w:lineRule="auto"/>
+        <w:ind w:firstLine="680"/>
+        <w:jc w:val="both"/>
+        <w:rPr>
+          <w:lang w:val="ru-RU"/>
+        </w:rPr>
+      </w:pPr>
+      <w:r>
+        <w:rPr>
+          <w:lang w:val="ru-RU"/>
+        </w:rPr>
+        <w:t xml:space="preserve">Рисунок </w:t>
+      </w:r>
+      <w:bookmarkStart w:id="48" w:name="AutoFigure4"/>
+      <w:r>
+        <w:rPr>
+          <w:lang w:val="ru-RU"/>
+        </w:rPr>
+        <w:fldChar w:fldCharType="begin"/>
+      </w:r>
+      <w:r>
+        <w:rPr>
+          <w:lang w:val="ru-RU"/>
+        </w:rPr>
+        <w:instrText xml:space="preserve"> </w:instrText>
+      </w:r>
+      <w:r>
+        <w:rPr>
+          <w:lang w:val="ru-RU"/>
+        </w:rPr>
+        <w:instrText>SEQ</w:instrText>
+      </w:r>
+      <w:r>
+        <w:rPr>
+          <w:lang w:val="ru-RU"/>
+        </w:rPr>
+        <w:instrText xml:space="preserve"> Рисунок \* </w:instrText>
+      </w:r>
+      <w:r>
+        <w:rPr>
+          <w:lang w:val="ru-RU"/>
+        </w:rPr>
+        <w:instrText>ARABIC</w:instrText>
+      </w:r>
+      <w:r>
+        <w:rPr>
+          <w:lang w:val="ru-RU"/>
+        </w:rPr>
+        <w:instrText xml:space="preserve"> </w:instrText>
+      </w:r>
+      <w:r>
+        <w:rPr>
+          <w:lang w:val="ru-RU"/>
+        </w:rPr>
+        <w:fldChar w:fldCharType="separate"/>
+      </w:r>
+      <w:r>
+        <w:rPr>
+          <w:lang w:val="ru-RU"/>
+        </w:rPr>
+        <w:t>4</w:t>
+      </w:r>
+      <w:r>
+        <w:rPr>
+          <w:lang w:val="ru-RU"/>
+        </w:rPr>
+        <w:fldChar w:fldCharType="end"/>
+      </w:r>
+      <w:bookmarkEnd w:id="48"/>
+      <w:r>
+        <w:rPr>
+          <w:lang w:val="ru-RU"/>
+        </w:rPr>
+        <w:t xml:space="preserve"> – </w:t>
+      </w:r>
+      <w:r>
+        <w:rPr>
+          <w:lang w:val="ru-RU"/>
+        </w:rPr>
+        <w:t>F</w:t>
+      </w:r>
+      <w:r>
+        <w:rPr>
+          <w:lang w:val="ru-RU"/>
+        </w:rPr>
+        <w:t>/</w:t>
+      </w:r>
+      <w:r>
+        <w:rPr>
+          <w:lang w:val="ru-RU"/>
+        </w:rPr>
+        <w:t>G</w:t>
+      </w:r>
+      <w:r>
+        <w:rPr>
+          <w:lang w:val="ru-RU"/>
+        </w:rPr>
+        <w:t>-диаграмма</w:t>
+      </w:r>
+    </w:p>
+    <w:p>
+      <w:pPr>
+        <w:spacing w:after="0" w:line="360" w:lineRule="auto"/>
+        <w:ind w:firstLine="680"/>
+        <w:jc w:val="both"/>
+        <w:rPr>
+          <w:sz w:val="24"/>
+          <w:szCs w:val="24"/>
+          <w:lang w:val="ru-RU" w:eastAsia="ru-RU"/>
+        </w:rPr>
+      </w:pPr>
+    </w:p>
+    <w:p>
+      <w:pPr>
+        <w:spacing w:after="0" w:line="360" w:lineRule="auto"/>
+        <w:ind w:firstLine="680"/>
+        <w:jc w:val="both"/>
+        <w:rPr>
+          <w:sz w:val="24"/>
+          <w:szCs w:val="24"/>
+          <w:lang w:val="ru-RU" w:eastAsia="ru-RU"/>
+        </w:rPr>
+      </w:pPr>
+      <w:bookmarkStart w:id="49" w:name="_Hlk221117853"/>
+      <w:r>
+        <w:rPr>
+          <w:szCs w:val="24"/>
+          <w:lang w:val="ru-RU" w:eastAsia="ru-RU"/>
+        </w:rPr>
+        <w:t>Дополнительно представлены диаграммы вкладов сценариев по:</w:t>
+      </w:r>
+    </w:p>
+    <w:p>
+      <w:pPr>
+        <w:spacing w:after="0" w:line="360" w:lineRule="auto"/>
+        <w:ind w:firstLine="680"/>
+        <w:jc w:val="both"/>
+        <w:rPr>
+          <w:sz w:val="24"/>
+          <w:szCs w:val="24"/>
+          <w:lang w:val="ru-RU" w:eastAsia="ru-RU"/>
+        </w:rPr>
+      </w:pPr>
+      <w:r>
+        <w:rPr>
+          <w:lang w:val="ru-RU"/>
+        </w:rPr>
+        <w:t xml:space="preserve">- коллективному риску гибели (представлена выборка оборудования, вносящего максимальный вклад, рисунок </w:t>
+      </w:r>
+      <w:r>
+        <w:fldChar w:fldCharType="begin"/>
+      </w:r>
+      <w:r>
+        <w:rPr>
+          <w:lang w:val="ru-RU"/>
+        </w:rPr>
+        <w:instrText xml:space="preserve"> </w:instrText>
+      </w:r>
+      <w:r>
+        <w:instrText>REF</w:instrText>
+      </w:r>
+      <w:r>
+        <w:rPr>
+          <w:lang w:val="ru-RU"/>
+        </w:rPr>
+        <w:instrText xml:space="preserve"> </w:instrText>
+      </w:r>
+      <w:r>
+        <w:instrText>AutoFigure</w:instrText>
+      </w:r>
+      <w:r>
+        <w:rPr>
+          <w:lang w:val="ru-RU"/>
+        </w:rPr>
+        <w:instrText>5 \</w:instrText>
+      </w:r>
+      <w:r>
+        <w:instrText>h</w:instrText>
+      </w:r>
+      <w:r>
+        <w:rPr>
+          <w:lang w:val="ru-RU"/>
+        </w:rPr>
+        <w:instrText xml:space="preserve"> </w:instrText>
+      </w:r>
+      <w:r>
+        <w:fldChar w:fldCharType="separate"/>
+      </w:r>
+      <w:r>
+        <w:rPr>
+          <w:noProof/>
+          <w:lang w:val="ru-RU"/>
+        </w:rPr>
+        <w:t>5</w:t>
+      </w:r>
+      <w:r>
+        <w:fldChar w:fldCharType="end"/>
+      </w:r>
+      <w:r>
+        <w:rPr>
+          <w:lang w:val="ru-RU"/>
+        </w:rPr>
+        <w:t>);</w:t>
+      </w:r>
+    </w:p>
+    <w:p>
+      <w:pPr>
+        <w:spacing w:after="0" w:line="360" w:lineRule="auto"/>
+        <w:ind w:firstLine="680"/>
+        <w:jc w:val="both"/>
+        <w:rPr>
+          <w:sz w:val="24"/>
+          <w:szCs w:val="24"/>
+          <w:lang w:val="ru-RU" w:eastAsia="ru-RU"/>
+        </w:rPr>
+      </w:pPr>
+      <w:r>
+        <w:rPr>
+          <w:lang w:val="ru-RU"/>
+        </w:rPr>
+        <w:t xml:space="preserve">- коллективному риску ранения (представлена выборка оборудования, вносящего максимальный вклад, рисунок </w:t>
+      </w:r>
+      <w:r>
+        <w:fldChar w:fldCharType="begin"/>
+      </w:r>
+      <w:r>
+        <w:rPr>
+          <w:lang w:val="ru-RU"/>
+        </w:rPr>
+        <w:instrText xml:space="preserve"> </w:instrText>
+      </w:r>
+      <w:r>
+        <w:instrText>REF</w:instrText>
+      </w:r>
+      <w:r>
+        <w:rPr>
+          <w:lang w:val="ru-RU"/>
+        </w:rPr>
+        <w:instrText xml:space="preserve"> </w:instrText>
+      </w:r>
+      <w:r>
+        <w:instrText>AutoFigure</w:instrText>
+      </w:r>
+      <w:r>
+        <w:rPr>
+          <w:lang w:val="ru-RU"/>
+        </w:rPr>
+        <w:instrText>6 \</w:instrText>
+      </w:r>
+      <w:r>
+        <w:instrText>h</w:instrText>
+      </w:r>
+      <w:r>
+        <w:rPr>
+          <w:lang w:val="ru-RU"/>
+        </w:rPr>
+        <w:instrText xml:space="preserve"> </w:instrText>
+      </w:r>
+      <w:r>
+        <w:fldChar w:fldCharType="separate"/>
+      </w:r>
+      <w:r>
+        <w:rPr>
+          <w:noProof/>
+          <w:lang w:val="ru-RU"/>
+        </w:rPr>
+        <w:t>6</w:t>
+      </w:r>
+      <w:r>
+        <w:fldChar w:fldCharType="end"/>
+      </w:r>
+      <w:r>
+        <w:rPr>
+          <w:lang w:val="ru-RU"/>
+        </w:rPr>
+        <w:t>);</w:t>
+      </w:r>
+    </w:p>
+    <w:p>
+      <w:pPr>
+        <w:spacing w:after="0" w:line="360" w:lineRule="auto"/>
+        <w:ind w:firstLine="680"/>
+        <w:jc w:val="both"/>
+        <w:rPr>
+          <w:sz w:val="24"/>
+          <w:szCs w:val="24"/>
+          <w:lang w:val="ru-RU" w:eastAsia="ru-RU"/>
+        </w:rPr>
+      </w:pPr>
+      <w:r>
+        <w:rPr>
+          <w:lang w:val="ru-RU"/>
+        </w:rPr>
+        <w:t xml:space="preserve">- суммарному ущербу от возможной аварии (представлена выборка оборудования, вносящего максимальный вклад, рисунок </w:t>
+      </w:r>
+      <w:r>
+        <w:fldChar w:fldCharType="begin"/>
+      </w:r>
+      <w:r>
+        <w:rPr>
+          <w:lang w:val="ru-RU"/>
+        </w:rPr>
+        <w:instrText xml:space="preserve"> </w:instrText>
+      </w:r>
+      <w:r>
+        <w:instrText>REF</w:instrText>
+      </w:r>
+      <w:r>
+        <w:rPr>
+          <w:lang w:val="ru-RU"/>
+        </w:rPr>
+        <w:instrText xml:space="preserve"> </w:instrText>
+      </w:r>
+      <w:r>
+        <w:instrText>AutoFigure</w:instrText>
+      </w:r>
+      <w:r>
+        <w:rPr>
+          <w:lang w:val="ru-RU"/>
+        </w:rPr>
+        <w:instrText>7 \</w:instrText>
+      </w:r>
+      <w:r>
+        <w:instrText>h</w:instrText>
+      </w:r>
+      <w:r>
+        <w:rPr>
+          <w:lang w:val="ru-RU"/>
+        </w:rPr>
+        <w:instrText xml:space="preserve"> </w:instrText>
+      </w:r>
+      <w:r>
+        <w:fldChar w:fldCharType="separate"/>
+      </w:r>
+      <w:r>
+        <w:rPr>
+          <w:noProof/>
+          <w:lang w:val="ru-RU"/>
+        </w:rPr>
+        <w:t>7</w:t>
+      </w:r>
+      <w:r>
+        <w:fldChar w:fldCharType="end"/>
+      </w:r>
+      <w:r>
+        <w:rPr>
+          <w:lang w:val="ru-RU"/>
+        </w:rPr>
+        <w:t>);</w:t>
+      </w:r>
+    </w:p>
+    <w:p>
+      <w:pPr>
+        <w:spacing w:after="0" w:line="360" w:lineRule="auto"/>
+        <w:ind w:firstLine="680"/>
+        <w:jc w:val="both"/>
+        <w:rPr>
+          <w:sz w:val="24"/>
+          <w:szCs w:val="24"/>
+          <w:lang w:val="ru-RU" w:eastAsia="ru-RU"/>
+        </w:rPr>
+      </w:pPr>
+      <w:r>
+        <w:rPr>
+          <w:lang w:val="ru-RU"/>
+        </w:rPr>
+        <w:t xml:space="preserve">- экологическому ущербу от возможной аварии (представлена выборка оборудования, вносящего максимальный вклад, рисунок </w:t>
+      </w:r>
+      <w:r>
+        <w:fldChar w:fldCharType="begin"/>
+      </w:r>
+      <w:r>
+        <w:rPr>
+          <w:lang w:val="ru-RU"/>
+        </w:rPr>
+        <w:instrText xml:space="preserve"> </w:instrText>
+      </w:r>
+      <w:r>
+        <w:instrText>REF</w:instrText>
+      </w:r>
+      <w:r>
+        <w:rPr>
+          <w:lang w:val="ru-RU"/>
+        </w:rPr>
+        <w:instrText xml:space="preserve"> </w:instrText>
+      </w:r>
+      <w:r>
+        <w:instrText>AutoFigure</w:instrText>
+      </w:r>
+      <w:r>
+        <w:rPr>
+          <w:lang w:val="ru-RU"/>
+        </w:rPr>
+        <w:instrText>8 \</w:instrText>
+      </w:r>
+      <w:r>
+        <w:instrText>h</w:instrText>
+      </w:r>
+      <w:r>
+        <w:rPr>
+          <w:lang w:val="ru-RU"/>
+        </w:rPr>
+        <w:instrText xml:space="preserve"> </w:instrText>
+      </w:r>
+      <w:r>
+        <w:fldChar w:fldCharType="separate"/>
+      </w:r>
+      <w:r>
+        <w:rPr>
+          <w:noProof/>
+          <w:lang w:val="ru-RU"/>
+        </w:rPr>
+        <w:t>8</w:t>
+      </w:r>
+      <w:r>
+        <w:fldChar w:fldCharType="end"/>
+      </w:r>
+      <w:r>
+        <w:rPr>
+          <w:lang w:val="ru-RU"/>
+        </w:rPr>
+        <w:t>).</w:t>
+      </w:r>
+    </w:p>
+    <w:bookmarkEnd w:id="49"/>
+    <w:p>
+      <w:pPr>
+        <w:spacing w:after="0" w:line="360" w:lineRule="auto"/>
+        <w:ind w:firstLine="680"/>
+        <w:jc w:val="both"/>
+        <w:rPr>
+          <w:sz w:val="24"/>
+          <w:szCs w:val="24"/>
+          <w:lang w:val="ru-RU" w:eastAsia="ru-RU"/>
+        </w:rPr>
+      </w:pPr>
+    </w:p>
+    <w:p>
+      <w:pPr>
+        <w:spacing w:after="0" w:line="360" w:lineRule="auto"/>
+        <w:ind w:firstLine="680"/>
+        <w:jc w:val="both"/>
+        <w:rPr>
+          <w:sz w:val="24"/>
+          <w:szCs w:val="24"/>
+          <w:lang w:val="ru-RU" w:eastAsia="ru-RU"/>
+        </w:rPr>
+      </w:pPr>
+    </w:p>
+    <w:p>
+      <w:pPr>
+        <w:spacing w:after="0" w:line="360" w:lineRule="auto"/>
+        <w:ind w:firstLine="680"/>
+        <w:jc w:val="both"/>
+        <w:rPr>
+          <w:sz w:val="24"/>
+          <w:szCs w:val="24"/>
+          <w:lang w:val="ru-RU" w:eastAsia="ru-RU"/>
+        </w:rPr>
+      </w:pPr>
+      <w:r>
+        <w:rPr>
+          <w:szCs w:val="24"/>
+          <w:lang w:val="ru-RU" w:eastAsia="ru-RU"/>
+        </w:rPr>
+        <w:t>{{</w:t>
+      </w:r>
+      <w:r>
+        <w:rPr>
+          <w:szCs w:val="24"/>
+          <w:lang w:eastAsia="ru-RU"/>
+        </w:rPr>
+        <w:t>PARETO</w:t>
+      </w:r>
+      <w:r>
+        <w:rPr>
+          <w:szCs w:val="24"/>
+          <w:lang w:val="ru-RU" w:eastAsia="ru-RU"/>
+        </w:rPr>
+        <w:t>_</w:t>
+      </w:r>
+      <w:r>
+        <w:rPr>
+          <w:szCs w:val="24"/>
+          <w:lang w:eastAsia="ru-RU"/>
+        </w:rPr>
+        <w:t>FATALITIES</w:t>
+      </w:r>
+      <w:r>
+        <w:rPr>
+          <w:szCs w:val="24"/>
+          <w:lang w:val="ru-RU" w:eastAsia="ru-RU"/>
+        </w:rPr>
+        <w:t>_</w:t>
+      </w:r>
+      <w:r>
+        <w:rPr>
+          <w:szCs w:val="24"/>
+          <w:lang w:eastAsia="ru-RU"/>
+        </w:rPr>
+        <w:t>CHART</w:t>
+      </w:r>
+      <w:r>
+        <w:rPr>
+          <w:szCs w:val="24"/>
+          <w:lang w:val="ru-RU" w:eastAsia="ru-RU"/>
+        </w:rPr>
+        <w:t xml:space="preserve">}} </w:t>
+      </w:r>
+    </w:p>
+    <w:p>
+      <w:pPr>
+        <w:spacing w:after="0" w:line="360" w:lineRule="auto"/>
+        <w:ind w:firstLine="680"/>
+        <w:jc w:val="both"/>
+        <w:rPr>
+          <w:lang w:val="ru-RU"/>
+        </w:rPr>
+      </w:pPr>
+      <w:r>
+        <w:rPr>
+          <w:lang w:val="ru-RU"/>
+        </w:rPr>
+        <w:t xml:space="preserve">Рисунок </w:t>
+      </w:r>
+      <w:bookmarkStart w:id="50" w:name="AutoFigure5"/>
+      <w:r>
+        <w:rPr>
+          <w:lang w:val="ru-RU"/>
+        </w:rPr>
+        <w:fldChar w:fldCharType="begin"/>
+      </w:r>
+      <w:r>
+        <w:rPr>
+          <w:lang w:val="ru-RU"/>
+        </w:rPr>
+        <w:instrText xml:space="preserve"> </w:instrText>
+      </w:r>
+      <w:r>
+        <w:rPr>
+          <w:lang w:val="ru-RU"/>
+        </w:rPr>
+        <w:instrText>SEQ</w:instrText>
+      </w:r>
+      <w:r>
+        <w:rPr>
+          <w:lang w:val="ru-RU"/>
+        </w:rPr>
+        <w:instrText xml:space="preserve"> Рисунок \* </w:instrText>
+      </w:r>
+      <w:r>
+        <w:rPr>
+          <w:lang w:val="ru-RU"/>
+        </w:rPr>
+        <w:instrText>ARABIC</w:instrText>
+      </w:r>
+      <w:r>
+        <w:rPr>
+          <w:lang w:val="ru-RU"/>
+        </w:rPr>
+        <w:instrText xml:space="preserve"> </w:instrText>
+      </w:r>
+      <w:r>
+        <w:rPr>
+          <w:lang w:val="ru-RU"/>
+        </w:rPr>
+        <w:fldChar w:fldCharType="separate"/>
+      </w:r>
+      <w:r>
+        <w:rPr>
+          <w:lang w:val="ru-RU"/>
+        </w:rPr>
+        <w:t>5</w:t>
+      </w:r>
+      <w:r>
+        <w:rPr>
+          <w:lang w:val="ru-RU"/>
+        </w:rPr>
+        <w:fldChar w:fldCharType="end"/>
+      </w:r>
+      <w:bookmarkEnd w:id="50"/>
+      <w:r>
+        <w:rPr>
+          <w:lang w:val="ru-RU"/>
+        </w:rPr>
+        <w:t xml:space="preserve"> – Диаграмма вклада сценариев по коллективному риску гибели</w:t>
+      </w:r>
+    </w:p>
+    <w:p>
+      <w:pPr>
+        <w:spacing w:after="0" w:line="360" w:lineRule="auto"/>
+        <w:ind w:firstLine="680"/>
+        <w:jc w:val="both"/>
+        <w:rPr>
+          <w:sz w:val="24"/>
+          <w:szCs w:val="24"/>
+          <w:lang w:val="ru-RU" w:eastAsia="ru-RU"/>
+        </w:rPr>
+      </w:pPr>
+    </w:p>
+    <w:p>
+      <w:pPr>
+        <w:spacing w:after="0" w:line="360" w:lineRule="auto"/>
+        <w:ind w:firstLine="680"/>
+        <w:jc w:val="both"/>
+        <w:rPr>
+          <w:sz w:val="24"/>
+          <w:szCs w:val="24"/>
+          <w:lang w:val="ru-RU" w:eastAsia="ru-RU"/>
+        </w:rPr>
+      </w:pPr>
+      <w:r>
+        <w:rPr>
+          <w:szCs w:val="24"/>
+          <w:lang w:val="ru-RU" w:eastAsia="ru-RU"/>
+        </w:rPr>
+        <w:t>{{</w:t>
+      </w:r>
+      <w:r>
+        <w:rPr>
+          <w:szCs w:val="24"/>
+          <w:lang w:val="ru-RU" w:eastAsia="ru-RU"/>
+        </w:rPr>
+        <w:t>PARETO</w:t>
+      </w:r>
+      <w:r>
+        <w:rPr>
+          <w:szCs w:val="24"/>
+          <w:lang w:val="ru-RU" w:eastAsia="ru-RU"/>
+        </w:rPr>
+        <w:t>_</w:t>
+      </w:r>
+      <w:r>
+        <w:rPr>
+          <w:szCs w:val="24"/>
+          <w:lang w:val="ru-RU" w:eastAsia="ru-RU"/>
+        </w:rPr>
+        <w:t>INJURED</w:t>
+      </w:r>
+      <w:r>
+        <w:rPr>
+          <w:szCs w:val="24"/>
+          <w:lang w:val="ru-RU" w:eastAsia="ru-RU"/>
+        </w:rPr>
+        <w:t>_</w:t>
+      </w:r>
+      <w:r>
+        <w:rPr>
+          <w:szCs w:val="24"/>
+          <w:lang w:val="ru-RU" w:eastAsia="ru-RU"/>
+        </w:rPr>
+        <w:t>CHART</w:t>
+      </w:r>
+      <w:r>
+        <w:rPr>
+          <w:szCs w:val="24"/>
+          <w:lang w:val="ru-RU" w:eastAsia="ru-RU"/>
+        </w:rPr>
+        <w:t>}}</w:t>
+      </w:r>
+    </w:p>
+    <w:p>
+      <w:pPr>
+        <w:spacing w:after="0" w:line="360" w:lineRule="auto"/>
+        <w:ind w:firstLine="680"/>
+        <w:jc w:val="both"/>
+        <w:rPr>
+          <w:lang w:val="ru-RU"/>
+        </w:rPr>
+      </w:pPr>
+      <w:r>
+        <w:rPr>
+          <w:lang w:val="ru-RU"/>
+        </w:rPr>
+        <w:t xml:space="preserve">Рисунок </w:t>
+      </w:r>
+      <w:bookmarkStart w:id="51" w:name="AutoFigure6"/>
+      <w:r>
+        <w:rPr>
+          <w:lang w:val="ru-RU"/>
+        </w:rPr>
+        <w:fldChar w:fldCharType="begin"/>
+      </w:r>
+      <w:r>
+        <w:rPr>
+          <w:lang w:val="ru-RU"/>
+        </w:rPr>
+        <w:instrText xml:space="preserve"> </w:instrText>
+      </w:r>
+      <w:r>
+        <w:rPr>
+          <w:lang w:val="ru-RU"/>
+        </w:rPr>
+        <w:instrText>SEQ</w:instrText>
+      </w:r>
+      <w:r>
+        <w:rPr>
+          <w:lang w:val="ru-RU"/>
+        </w:rPr>
+        <w:instrText xml:space="preserve"> Рисунок \* </w:instrText>
+      </w:r>
+      <w:r>
+        <w:rPr>
+          <w:lang w:val="ru-RU"/>
+        </w:rPr>
+        <w:instrText>ARABIC</w:instrText>
+      </w:r>
+      <w:r>
+        <w:rPr>
+          <w:lang w:val="ru-RU"/>
+        </w:rPr>
+        <w:instrText xml:space="preserve"> </w:instrText>
+      </w:r>
+      <w:r>
+        <w:rPr>
+          <w:lang w:val="ru-RU"/>
+        </w:rPr>
+        <w:fldChar w:fldCharType="separate"/>
+      </w:r>
+      <w:r>
+        <w:rPr>
+          <w:lang w:val="ru-RU"/>
+        </w:rPr>
+        <w:t>6</w:t>
+      </w:r>
+      <w:r>
+        <w:rPr>
+          <w:lang w:val="ru-RU"/>
+        </w:rPr>
+        <w:fldChar w:fldCharType="end"/>
+      </w:r>
+      <w:bookmarkEnd w:id="51"/>
+      <w:r>
+        <w:rPr>
+          <w:lang w:val="ru-RU"/>
+        </w:rPr>
+        <w:t xml:space="preserve"> – Диаграмма вклада сценариев по коллективному риску ранения</w:t>
+      </w:r>
+    </w:p>
+    <w:p>
+      <w:pPr>
+        <w:spacing w:after="0" w:line="360" w:lineRule="auto"/>
+        <w:ind w:firstLine="680"/>
+        <w:jc w:val="both"/>
+        <w:rPr>
+          <w:sz w:val="24"/>
+          <w:szCs w:val="24"/>
+          <w:lang w:val="ru-RU" w:eastAsia="ru-RU"/>
+        </w:rPr>
+      </w:pPr>
+    </w:p>
+    <w:p>
+      <w:pPr>
+        <w:spacing w:after="0" w:line="360" w:lineRule="auto"/>
+        <w:ind w:firstLine="680"/>
+        <w:jc w:val="both"/>
+        <w:rPr>
+          <w:sz w:val="24"/>
+          <w:szCs w:val="24"/>
+          <w:lang w:val="ru-RU" w:eastAsia="ru-RU"/>
+        </w:rPr>
+      </w:pPr>
+      <w:r>
+        <w:rPr>
+          <w:szCs w:val="24"/>
+          <w:lang w:val="ru-RU" w:eastAsia="ru-RU"/>
+        </w:rPr>
+        <w:t>{{</w:t>
+      </w:r>
+      <w:r>
+        <w:rPr>
+          <w:szCs w:val="24"/>
+          <w:lang w:val="ru-RU" w:eastAsia="ru-RU"/>
+        </w:rPr>
+        <w:t>PARETO</w:t>
+      </w:r>
+      <w:r>
+        <w:rPr>
+          <w:szCs w:val="24"/>
+          <w:lang w:val="ru-RU" w:eastAsia="ru-RU"/>
+        </w:rPr>
+        <w:t>_</w:t>
+      </w:r>
+      <w:r>
+        <w:rPr>
+          <w:szCs w:val="24"/>
+          <w:lang w:val="ru-RU" w:eastAsia="ru-RU"/>
+        </w:rPr>
+        <w:t>DAMAGE</w:t>
+      </w:r>
+      <w:r>
+        <w:rPr>
+          <w:szCs w:val="24"/>
+          <w:lang w:val="ru-RU" w:eastAsia="ru-RU"/>
+        </w:rPr>
+        <w:t>_</w:t>
+      </w:r>
+      <w:r>
+        <w:rPr>
+          <w:szCs w:val="24"/>
+          <w:lang w:val="ru-RU" w:eastAsia="ru-RU"/>
+        </w:rPr>
+        <w:t>CHART</w:t>
+      </w:r>
+      <w:r>
+        <w:rPr>
+          <w:szCs w:val="24"/>
+          <w:lang w:val="ru-RU" w:eastAsia="ru-RU"/>
+        </w:rPr>
+        <w:t>}}</w:t>
+      </w:r>
+    </w:p>
+    <w:p>
+      <w:pPr>
+        <w:spacing w:after="0" w:line="360" w:lineRule="auto"/>
+        <w:ind w:firstLine="680"/>
+        <w:jc w:val="both"/>
+        <w:rPr>
+          <w:lang w:val="ru-RU"/>
+        </w:rPr>
+      </w:pPr>
+      <w:r>
+        <w:rPr>
+          <w:lang w:val="ru-RU"/>
+        </w:rPr>
+        <w:t xml:space="preserve">Рисунок </w:t>
+      </w:r>
+      <w:bookmarkStart w:id="52" w:name="AutoFigure7"/>
+      <w:r>
+        <w:rPr>
+          <w:lang w:val="ru-RU"/>
+        </w:rPr>
+        <w:fldChar w:fldCharType="begin"/>
+      </w:r>
+      <w:r>
+        <w:rPr>
+          <w:lang w:val="ru-RU"/>
+        </w:rPr>
+        <w:instrText xml:space="preserve"> </w:instrText>
+      </w:r>
+      <w:r>
+        <w:rPr>
+          <w:lang w:val="ru-RU"/>
+        </w:rPr>
+        <w:instrText>SEQ</w:instrText>
+      </w:r>
+      <w:r>
+        <w:rPr>
+          <w:lang w:val="ru-RU"/>
+        </w:rPr>
+        <w:instrText xml:space="preserve"> Рисунок \* </w:instrText>
+      </w:r>
+      <w:r>
+        <w:rPr>
+          <w:lang w:val="ru-RU"/>
+        </w:rPr>
+        <w:instrText>ARABIC</w:instrText>
+      </w:r>
+      <w:r>
+        <w:rPr>
+          <w:lang w:val="ru-RU"/>
+        </w:rPr>
+        <w:instrText xml:space="preserve"> </w:instrText>
+      </w:r>
+      <w:r>
+        <w:rPr>
+          <w:lang w:val="ru-RU"/>
+        </w:rPr>
+        <w:fldChar w:fldCharType="separate"/>
+      </w:r>
+      <w:r>
+        <w:rPr>
+          <w:lang w:val="ru-RU"/>
+        </w:rPr>
+        <w:t>7</w:t>
+      </w:r>
+      <w:r>
+        <w:rPr>
+          <w:lang w:val="ru-RU"/>
+        </w:rPr>
+        <w:fldChar w:fldCharType="end"/>
+      </w:r>
+      <w:bookmarkEnd w:id="52"/>
+      <w:r>
+        <w:rPr>
+          <w:lang w:val="ru-RU"/>
+        </w:rPr>
+        <w:t xml:space="preserve"> – Диаграмма вклада сценариев по суммарному ущербу</w:t>
+      </w:r>
+    </w:p>
+    <w:p>
+      <w:pPr>
+        <w:spacing w:after="0" w:line="360" w:lineRule="auto"/>
+        <w:ind w:firstLine="680"/>
+        <w:jc w:val="both"/>
+        <w:rPr>
+          <w:sz w:val="24"/>
+          <w:szCs w:val="24"/>
+          <w:lang w:val="ru-RU" w:eastAsia="ru-RU"/>
+        </w:rPr>
+      </w:pPr>
+    </w:p>
+    <w:p>
+      <w:pPr>
+        <w:spacing w:after="0" w:line="360" w:lineRule="auto"/>
+        <w:ind w:firstLine="680"/>
+        <w:jc w:val="both"/>
+        <w:rPr>
+          <w:sz w:val="24"/>
+          <w:szCs w:val="24"/>
+          <w:lang w:val="ru-RU" w:eastAsia="ru-RU"/>
+        </w:rPr>
+      </w:pPr>
+      <w:r>
+        <w:rPr>
+          <w:szCs w:val="24"/>
+          <w:lang w:val="ru-RU" w:eastAsia="ru-RU"/>
+        </w:rPr>
+        <w:t>{{</w:t>
+      </w:r>
+      <w:r>
+        <w:rPr>
+          <w:szCs w:val="24"/>
+          <w:lang w:val="ru-RU" w:eastAsia="ru-RU"/>
+        </w:rPr>
+        <w:t>PARETO</w:t>
+      </w:r>
+      <w:r>
+        <w:rPr>
+          <w:szCs w:val="24"/>
+          <w:lang w:val="ru-RU" w:eastAsia="ru-RU"/>
+        </w:rPr>
+        <w:t>_</w:t>
+      </w:r>
+      <w:r>
+        <w:rPr>
+          <w:szCs w:val="24"/>
+          <w:lang w:val="ru-RU" w:eastAsia="ru-RU"/>
+        </w:rPr>
+        <w:t>ENV</w:t>
+      </w:r>
+      <w:r>
+        <w:rPr>
+          <w:szCs w:val="24"/>
+          <w:lang w:val="ru-RU" w:eastAsia="ru-RU"/>
+        </w:rPr>
+        <w:t>_</w:t>
+      </w:r>
+      <w:r>
+        <w:rPr>
+          <w:szCs w:val="24"/>
+          <w:lang w:val="ru-RU" w:eastAsia="ru-RU"/>
+        </w:rPr>
+        <w:t>DAMAGE</w:t>
+      </w:r>
+      <w:r>
+        <w:rPr>
+          <w:szCs w:val="24"/>
+          <w:lang w:val="ru-RU" w:eastAsia="ru-RU"/>
+        </w:rPr>
+        <w:t>_</w:t>
+      </w:r>
+      <w:r>
+        <w:rPr>
+          <w:szCs w:val="24"/>
+          <w:lang w:val="ru-RU" w:eastAsia="ru-RU"/>
+        </w:rPr>
+        <w:t>CHART</w:t>
+      </w:r>
+      <w:r>
+        <w:rPr>
+          <w:szCs w:val="24"/>
+          <w:lang w:val="ru-RU" w:eastAsia="ru-RU"/>
+        </w:rPr>
+        <w:t>}}</w:t>
+      </w:r>
+    </w:p>
+    <w:p>
+      <w:pPr>
+        <w:spacing w:after="0" w:line="360" w:lineRule="auto"/>
+        <w:ind w:firstLine="680"/>
+        <w:jc w:val="both"/>
+        <w:rPr>
+          <w:lang w:val="ru-RU"/>
+        </w:rPr>
+      </w:pPr>
+      <w:r>
+        <w:rPr>
+          <w:lang w:val="ru-RU"/>
+        </w:rPr>
+        <w:t xml:space="preserve">Рисунок </w:t>
+      </w:r>
+      <w:bookmarkStart w:id="53" w:name="AutoFigure8"/>
+      <w:r>
+        <w:rPr>
+          <w:lang w:val="ru-RU"/>
+        </w:rPr>
+        <w:fldChar w:fldCharType="begin"/>
+      </w:r>
+      <w:r>
+        <w:rPr>
+          <w:lang w:val="ru-RU"/>
+        </w:rPr>
+        <w:instrText xml:space="preserve"> </w:instrText>
+      </w:r>
+      <w:r>
+        <w:rPr>
+          <w:lang w:val="ru-RU"/>
+        </w:rPr>
+        <w:instrText>SEQ</w:instrText>
+      </w:r>
+      <w:r>
+        <w:rPr>
+          <w:lang w:val="ru-RU"/>
+        </w:rPr>
+        <w:instrText xml:space="preserve"> Рисунок \* </w:instrText>
+      </w:r>
+      <w:r>
+        <w:rPr>
+          <w:lang w:val="ru-RU"/>
+        </w:rPr>
+        <w:instrText>ARABIC</w:instrText>
+      </w:r>
+      <w:r>
+        <w:rPr>
+          <w:lang w:val="ru-RU"/>
+        </w:rPr>
+        <w:instrText xml:space="preserve"> </w:instrText>
+      </w:r>
+      <w:r>
+        <w:rPr>
+          <w:lang w:val="ru-RU"/>
+        </w:rPr>
+        <w:fldChar w:fldCharType="separate"/>
+      </w:r>
+      <w:r>
+        <w:rPr>
+          <w:lang w:val="ru-RU"/>
+        </w:rPr>
+        <w:t>8</w:t>
+      </w:r>
+      <w:r>
+        <w:rPr>
+          <w:lang w:val="ru-RU"/>
+        </w:rPr>
+        <w:fldChar w:fldCharType="end"/>
+      </w:r>
+      <w:bookmarkEnd w:id="53"/>
+      <w:r>
+        <w:rPr>
+          <w:lang w:val="ru-RU"/>
+        </w:rPr>
+        <w:t xml:space="preserve"> – Диаграмма вклада сценариев по экологическому ущербу</w:t>
+      </w:r>
+    </w:p>
+    <w:p>
+      <w:pPr>
+        <w:spacing w:after="0" w:line="360" w:lineRule="auto"/>
+        <w:ind w:firstLine="680"/>
+        <w:jc w:val="both"/>
+        <w:rPr>
+          <w:sz w:val="24"/>
+          <w:szCs w:val="24"/>
+          <w:lang w:val="ru-RU" w:eastAsia="ru-RU"/>
+        </w:rPr>
+      </w:pPr>
+    </w:p>
+    <w:p>
+      <w:pPr>
+        <w:spacing w:after="0" w:line="360" w:lineRule="auto"/>
+        <w:ind w:firstLine="680"/>
+        <w:jc w:val="both"/>
+        <w:rPr>
+          <w:sz w:val="24"/>
+          <w:szCs w:val="24"/>
+          <w:lang w:val="ru-RU" w:eastAsia="ru-RU"/>
+        </w:rPr>
+      </w:pPr>
+      <w:r>
+        <w:rPr>
+          <w:lang w:val="ru-RU"/>
+        </w:rPr>
+        <w:t xml:space="preserve">Диаграмма распределения ущерба по составляющим опасного производственного объекта представлена на рисунке </w:t>
+      </w:r>
+      <w:r>
+        <w:fldChar w:fldCharType="begin"/>
+      </w:r>
+      <w:r>
+        <w:rPr>
+          <w:lang w:val="ru-RU"/>
+        </w:rPr>
+        <w:instrText xml:space="preserve"> </w:instrText>
+      </w:r>
+      <w:r>
+        <w:instrText>REF</w:instrText>
+      </w:r>
+      <w:r>
+        <w:rPr>
+          <w:lang w:val="ru-RU"/>
+        </w:rPr>
+        <w:instrText xml:space="preserve"> </w:instrText>
+      </w:r>
+      <w:r>
+        <w:instrText>AutoFigure</w:instrText>
+      </w:r>
+      <w:r>
+        <w:rPr>
+          <w:lang w:val="ru-RU"/>
+        </w:rPr>
+        <w:instrText>9 \</w:instrText>
+      </w:r>
+      <w:r>
+        <w:instrText>h</w:instrText>
+      </w:r>
+      <w:r>
+        <w:rPr>
+          <w:lang w:val="ru-RU"/>
+        </w:rPr>
+        <w:instrText xml:space="preserve"> </w:instrText>
+      </w:r>
+      <w:r>
+        <w:fldChar w:fldCharType="separate"/>
+      </w:r>
+      <w:r>
+        <w:rPr>
+          <w:noProof/>
+          <w:lang w:val="ru-RU"/>
+        </w:rPr>
+        <w:t>9</w:t>
+      </w:r>
+      <w:r>
+        <w:fldChar w:fldCharType="end"/>
+      </w:r>
+      <w:r>
+        <w:rPr>
+          <w:lang w:val="ru-RU"/>
+        </w:rPr>
+        <w:t>.</w:t>
+      </w:r>
+    </w:p>
+    <w:p>
+      <w:pPr>
+        <w:spacing w:after="0" w:line="360" w:lineRule="auto"/>
+        <w:ind w:firstLine="680"/>
+        <w:jc w:val="both"/>
+        <w:rPr>
+          <w:sz w:val="24"/>
+          <w:szCs w:val="24"/>
+          <w:lang w:val="ru-RU" w:eastAsia="ru-RU"/>
+        </w:rPr>
+      </w:pPr>
+    </w:p>
+    <w:p>
+      <w:pPr>
+        <w:spacing w:after="0" w:line="360" w:lineRule="auto"/>
+        <w:ind w:firstLine="680"/>
+        <w:jc w:val="both"/>
+        <w:rPr>
+          <w:sz w:val="24"/>
+          <w:szCs w:val="24"/>
+          <w:lang w:val="ru-RU" w:eastAsia="ru-RU"/>
+        </w:rPr>
+      </w:pPr>
+      <w:r>
+        <w:rPr>
+          <w:szCs w:val="24"/>
+          <w:lang w:val="ru-RU" w:eastAsia="ru-RU"/>
+        </w:rPr>
+        <w:t>{{</w:t>
+      </w:r>
+      <w:r>
+        <w:rPr>
+          <w:szCs w:val="24"/>
+          <w:lang w:val="ru-RU" w:eastAsia="ru-RU"/>
+        </w:rPr>
+        <w:t>DAMAGE</w:t>
+      </w:r>
+      <w:r>
+        <w:rPr>
+          <w:szCs w:val="24"/>
+          <w:lang w:val="ru-RU" w:eastAsia="ru-RU"/>
+        </w:rPr>
+        <w:t>_</w:t>
+      </w:r>
+      <w:r>
+        <w:rPr>
+          <w:szCs w:val="24"/>
+          <w:lang w:val="ru-RU" w:eastAsia="ru-RU"/>
+        </w:rPr>
+        <w:t>BY</w:t>
+      </w:r>
+      <w:r>
+        <w:rPr>
+          <w:szCs w:val="24"/>
+          <w:lang w:val="ru-RU" w:eastAsia="ru-RU"/>
+        </w:rPr>
+        <w:t>_</w:t>
+      </w:r>
+      <w:r>
+        <w:rPr>
+          <w:szCs w:val="24"/>
+          <w:lang w:val="ru-RU" w:eastAsia="ru-RU"/>
+        </w:rPr>
+        <w:t>COMPONENT</w:t>
+      </w:r>
+      <w:r>
+        <w:rPr>
+          <w:szCs w:val="24"/>
+          <w:lang w:val="ru-RU" w:eastAsia="ru-RU"/>
+        </w:rPr>
+        <w:t>_</w:t>
+      </w:r>
+      <w:r>
+        <w:rPr>
+          <w:szCs w:val="24"/>
+          <w:lang w:val="ru-RU" w:eastAsia="ru-RU"/>
+        </w:rPr>
+        <w:t>CHART</w:t>
+      </w:r>
+      <w:r>
+        <w:rPr>
+          <w:szCs w:val="24"/>
+          <w:lang w:val="ru-RU" w:eastAsia="ru-RU"/>
+        </w:rPr>
+        <w:t>}}</w:t>
+      </w:r>
+    </w:p>
+    <w:p>
+      <w:pPr>
+        <w:spacing w:after="0" w:line="360" w:lineRule="auto"/>
+        <w:ind w:firstLine="680"/>
+        <w:jc w:val="both"/>
+        <w:rPr>
+          <w:lang w:val="ru-RU"/>
+        </w:rPr>
+      </w:pPr>
+      <w:r>
+        <w:rPr>
+          <w:lang w:val="ru-RU"/>
+        </w:rPr>
+        <w:t xml:space="preserve">Рисунок </w:t>
+      </w:r>
+      <w:bookmarkStart w:id="54" w:name="AutoFigure9"/>
+      <w:r>
+        <w:rPr>
+          <w:lang w:val="ru-RU"/>
+        </w:rPr>
+        <w:fldChar w:fldCharType="begin"/>
+      </w:r>
+      <w:r>
+        <w:rPr>
+          <w:lang w:val="ru-RU"/>
+        </w:rPr>
+        <w:instrText xml:space="preserve"> </w:instrText>
+      </w:r>
+      <w:r>
+        <w:rPr>
+          <w:lang w:val="ru-RU"/>
+        </w:rPr>
+        <w:instrText>SEQ</w:instrText>
+      </w:r>
+      <w:r>
+        <w:rPr>
+          <w:lang w:val="ru-RU"/>
+        </w:rPr>
+        <w:instrText xml:space="preserve"> Рисунок \* </w:instrText>
+      </w:r>
+      <w:r>
+        <w:rPr>
+          <w:lang w:val="ru-RU"/>
+        </w:rPr>
+        <w:instrText>ARABIC</w:instrText>
+      </w:r>
+      <w:r>
+        <w:rPr>
+          <w:lang w:val="ru-RU"/>
+        </w:rPr>
+        <w:instrText xml:space="preserve"> </w:instrText>
+      </w:r>
+      <w:r>
+        <w:rPr>
+          <w:lang w:val="ru-RU"/>
+        </w:rPr>
+        <w:fldChar w:fldCharType="separate"/>
+      </w:r>
+      <w:r>
+        <w:rPr>
+          <w:lang w:val="ru-RU"/>
+        </w:rPr>
+        <w:t>9</w:t>
+      </w:r>
+      <w:r>
+        <w:rPr>
+          <w:lang w:val="ru-RU"/>
+        </w:rPr>
+        <w:fldChar w:fldCharType="end"/>
+      </w:r>
+      <w:bookmarkEnd w:id="54"/>
+      <w:r>
+        <w:rPr>
+          <w:lang w:val="ru-RU"/>
+        </w:rPr>
+        <w:t xml:space="preserve"> – Диаграмма распределения ущерба по составляющим</w:t>
+      </w:r>
+    </w:p>
+    <w:p>
+      <w:pPr>
+        <w:spacing w:after="0" w:line="360" w:lineRule="auto"/>
+        <w:ind w:firstLine="680"/>
+        <w:jc w:val="both"/>
+        <w:rPr>
+          <w:sz w:val="24"/>
+          <w:szCs w:val="24"/>
+          <w:lang w:val="ru-RU" w:eastAsia="ru-RU"/>
+        </w:rPr>
+      </w:pPr>
+    </w:p>
+    <w:p>
+      <w:pPr>
+        <w:spacing w:after="0" w:line="360" w:lineRule="auto"/>
+        <w:ind w:firstLine="680"/>
+        <w:jc w:val="both"/>
+        <w:rPr>
+          <w:sz w:val="24"/>
+          <w:szCs w:val="24"/>
+          <w:lang w:val="ru-RU" w:eastAsia="ru-RU"/>
+        </w:rPr>
+      </w:pPr>
+      <w:r>
+        <w:rPr>
+          <w:lang w:val="ru-RU"/>
+        </w:rPr>
+        <w:t xml:space="preserve">На рисунках </w:t>
+      </w:r>
+      <w:r>
+        <w:fldChar w:fldCharType="begin"/>
+      </w:r>
+      <w:r>
+        <w:rPr>
+          <w:lang w:val="ru-RU"/>
+        </w:rPr>
+        <w:instrText xml:space="preserve"> </w:instrText>
+      </w:r>
+      <w:r>
+        <w:instrText>REF</w:instrText>
+      </w:r>
+      <w:r>
+        <w:rPr>
+          <w:lang w:val="ru-RU"/>
+        </w:rPr>
+        <w:instrText xml:space="preserve"> </w:instrText>
+      </w:r>
+      <w:r>
+        <w:instrText>AutoFigure</w:instrText>
+      </w:r>
+      <w:r>
+        <w:rPr>
+          <w:lang w:val="ru-RU"/>
+        </w:rPr>
+        <w:instrText>10 \</w:instrText>
+      </w:r>
+      <w:r>
+        <w:instrText>h</w:instrText>
+      </w:r>
+      <w:r>
+        <w:rPr>
+          <w:lang w:val="ru-RU"/>
+        </w:rPr>
+        <w:instrText xml:space="preserve"> </w:instrText>
+      </w:r>
+      <w:r>
+        <w:fldChar w:fldCharType="separate"/>
+      </w:r>
+      <w:r>
+        <w:rPr>
+          <w:noProof/>
+          <w:lang w:val="ru-RU"/>
+        </w:rPr>
+        <w:t>10</w:t>
+      </w:r>
+      <w:r>
+        <w:fldChar w:fldCharType="end"/>
+      </w:r>
+      <w:r>
+        <w:rPr>
+          <w:lang w:val="ru-RU"/>
+        </w:rPr>
+        <w:t xml:space="preserve"> и </w:t>
+      </w:r>
+      <w:r>
+        <w:fldChar w:fldCharType="begin"/>
+      </w:r>
+      <w:r>
+        <w:rPr>
+          <w:lang w:val="ru-RU"/>
+        </w:rPr>
+        <w:instrText xml:space="preserve"> </w:instrText>
+      </w:r>
+      <w:r>
+        <w:instrText>REF</w:instrText>
+      </w:r>
+      <w:r>
+        <w:rPr>
+          <w:lang w:val="ru-RU"/>
+        </w:rPr>
+        <w:instrText xml:space="preserve"> </w:instrText>
+      </w:r>
+      <w:r>
+        <w:instrText>AutoFigure</w:instrText>
+      </w:r>
+      <w:r>
+        <w:rPr>
+          <w:lang w:val="ru-RU"/>
+        </w:rPr>
+        <w:instrText>11 \</w:instrText>
+      </w:r>
+      <w:r>
+        <w:instrText>h</w:instrText>
+      </w:r>
+      <w:r>
+        <w:rPr>
+          <w:lang w:val="ru-RU"/>
+        </w:rPr>
+        <w:instrText xml:space="preserve"> </w:instrText>
+      </w:r>
+      <w:r>
+        <w:fldChar w:fldCharType="separate"/>
+      </w:r>
+      <w:r>
+        <w:rPr>
+          <w:noProof/>
+          <w:lang w:val="ru-RU"/>
+        </w:rPr>
         <w:t>11</w:t>
       </w:r>
       <w:r>
         <w:fldChar w:fldCharType="end"/>
       </w:r>
-      <w:bookmarkEnd w:id="44"/>
-      <w:r>
-        <w:rPr>
-          <w:lang w:val="ru-RU"/>
-        </w:rPr>
-        <w:t xml:space="preserve"> – Оценка коллективного риска</w:t>
+      <w:r>
+        <w:rPr>
+          <w:lang w:val="ru-RU"/>
+        </w:rPr>
+        <w:t xml:space="preserve"> представлены риск-матрицы соответствия частот сценариев аварий количеству погибших и ущербу от аварий на объекте. На диаграммах выделены и подписаны пять наиболее вероятных и пять наиболее опасных аварий для устранения наложения подписей.</w:t>
       </w:r>
     </w:p>
     <w:p>
@@ -10819,6 +13184,18 @@
           <w:lang w:val="ru-RU" w:eastAsia="ru-RU"/>
         </w:rPr>
       </w:pPr>
+    </w:p>
+    <w:p>
+      <w:pPr>
+        <w:spacing w:after="0" w:line="360" w:lineRule="auto"/>
+        <w:ind w:firstLine="680"/>
+        <w:jc w:val="both"/>
+        <w:rPr>
+          <w:sz w:val="24"/>
+          <w:szCs w:val="24"/>
+          <w:lang w:val="ru-RU" w:eastAsia="ru-RU"/>
+        </w:rPr>
+      </w:pPr>
       <w:r>
         <w:rPr>
           <w:szCs w:val="24"/>
@@ -10829,9 +13206,9 @@
       <w:r>
         <w:rPr>
           <w:szCs w:val="24"/>
-          <w:lang w:val="ru-RU" w:eastAsia="ru-RU"/>
-        </w:rPr>
-        <w:t>COLLECTIVE</w:t>
+          <w:lang w:eastAsia="ru-RU"/>
+        </w:rPr>
+        <w:t>RISK</w:t>
       </w:r>
       <w:r>
         <w:rPr>
@@ -10843,6 +13220,143 @@
       <w:r>
         <w:rPr>
           <w:szCs w:val="24"/>
+          <w:lang w:eastAsia="ru-RU"/>
+        </w:rPr>
+        <w:t>MATRIX</w:t>
+      </w:r>
+      <w:r>
+        <w:rPr>
+          <w:szCs w:val="24"/>
+          <w:lang w:val="ru-RU" w:eastAsia="ru-RU"/>
+        </w:rPr>
+        <w:t>_</w:t>
+      </w:r>
+      <w:r>
+        <w:rPr>
+          <w:szCs w:val="24"/>
+          <w:lang w:eastAsia="ru-RU"/>
+        </w:rPr>
+        <w:t>CHART</w:t>
+      </w:r>
+      <w:r>
+        <w:rPr>
+          <w:szCs w:val="24"/>
+          <w:lang w:val="ru-RU" w:eastAsia="ru-RU"/>
+        </w:rPr>
+        <w:t>}}</w:t>
+      </w:r>
+    </w:p>
+    <w:p>
+      <w:pPr>
+        <w:spacing w:after="0" w:line="360" w:lineRule="auto"/>
+        <w:ind w:firstLine="680"/>
+        <w:jc w:val="both"/>
+        <w:rPr>
+          <w:lang w:val="ru-RU"/>
+        </w:rPr>
+      </w:pPr>
+      <w:r>
+        <w:rPr>
+          <w:lang w:val="ru-RU"/>
+        </w:rPr>
+        <w:t xml:space="preserve">Рисунок </w:t>
+      </w:r>
+      <w:bookmarkStart w:id="55" w:name="AutoFigure10"/>
+      <w:r>
+        <w:rPr>
+          <w:lang w:val="ru-RU"/>
+        </w:rPr>
+        <w:fldChar w:fldCharType="begin"/>
+      </w:r>
+      <w:r>
+        <w:rPr>
+          <w:lang w:val="ru-RU"/>
+        </w:rPr>
+        <w:instrText xml:space="preserve"> </w:instrText>
+      </w:r>
+      <w:r>
+        <w:rPr>
+          <w:lang w:val="ru-RU"/>
+        </w:rPr>
+        <w:instrText>SEQ</w:instrText>
+      </w:r>
+      <w:r>
+        <w:rPr>
+          <w:lang w:val="ru-RU"/>
+        </w:rPr>
+        <w:instrText xml:space="preserve"> Рисунок \* </w:instrText>
+      </w:r>
+      <w:r>
+        <w:rPr>
+          <w:lang w:val="ru-RU"/>
+        </w:rPr>
+        <w:instrText>ARABIC</w:instrText>
+      </w:r>
+      <w:r>
+        <w:rPr>
+          <w:lang w:val="ru-RU"/>
+        </w:rPr>
+        <w:instrText xml:space="preserve"> </w:instrText>
+      </w:r>
+      <w:r>
+        <w:rPr>
+          <w:lang w:val="ru-RU"/>
+        </w:rPr>
+        <w:fldChar w:fldCharType="separate"/>
+      </w:r>
+      <w:r>
+        <w:rPr>
+          <w:lang w:val="ru-RU"/>
+        </w:rPr>
+        <w:t>10</w:t>
+      </w:r>
+      <w:r>
+        <w:rPr>
+          <w:lang w:val="ru-RU"/>
+        </w:rPr>
+        <w:fldChar w:fldCharType="end"/>
+      </w:r>
+      <w:bookmarkEnd w:id="55"/>
+      <w:r>
+        <w:rPr>
+          <w:lang w:val="ru-RU"/>
+        </w:rPr>
+        <w:t xml:space="preserve"> – Риск-матрица «частота-количество погибших»</w:t>
+      </w:r>
+    </w:p>
+    <w:p>
+      <w:pPr>
+        <w:spacing w:after="0" w:line="360" w:lineRule="auto"/>
+        <w:ind w:firstLine="680"/>
+        <w:jc w:val="both"/>
+        <w:rPr>
+          <w:sz w:val="24"/>
+          <w:szCs w:val="24"/>
+          <w:lang w:val="ru-RU" w:eastAsia="ru-RU"/>
+        </w:rPr>
+      </w:pPr>
+    </w:p>
+    <w:p>
+      <w:pPr>
+        <w:spacing w:after="0" w:line="360" w:lineRule="auto"/>
+        <w:ind w:firstLine="680"/>
+        <w:jc w:val="both"/>
+        <w:rPr>
+          <w:sz w:val="24"/>
+          <w:szCs w:val="24"/>
+          <w:lang w:val="ru-RU" w:eastAsia="ru-RU"/>
+        </w:rPr>
+      </w:pPr>
+      <w:r>
+        <w:rPr>
+          <w:szCs w:val="24"/>
+          <w:lang w:val="ru-RU" w:eastAsia="ru-RU"/>
+        </w:rPr>
+        <w:t>{{</w:t>
+      </w:r>
+      <w:r>
+        <w:rPr>
+          <w:szCs w:val="24"/>
           <w:lang w:val="ru-RU" w:eastAsia="ru-RU"/>
         </w:rPr>
         <w:t>RISK</w:t>
@@ -10859,7 +13373,35 @@
           <w:szCs w:val="24"/>
           <w:lang w:val="ru-RU" w:eastAsia="ru-RU"/>
         </w:rPr>
-        <w:t>SECTION</w:t>
+        <w:t>MATRIX</w:t>
+      </w:r>
+      <w:r>
+        <w:rPr>
+          <w:szCs w:val="24"/>
+          <w:lang w:val="ru-RU" w:eastAsia="ru-RU"/>
+        </w:rPr>
+        <w:t>_</w:t>
+      </w:r>
+      <w:r>
+        <w:rPr>
+          <w:szCs w:val="24"/>
+          <w:lang w:val="ru-RU" w:eastAsia="ru-RU"/>
+        </w:rPr>
+        <w:t>DAMAGE</w:t>
+      </w:r>
+      <w:r>
+        <w:rPr>
+          <w:szCs w:val="24"/>
+          <w:lang w:val="ru-RU" w:eastAsia="ru-RU"/>
+        </w:rPr>
+        <w:t>_</w:t>
+      </w:r>
+      <w:r>
+        <w:rPr>
+          <w:szCs w:val="24"/>
+          <w:lang w:val="ru-RU" w:eastAsia="ru-RU"/>
+        </w:rPr>
+        <w:t>CHART</w:t>
       </w:r>
       <w:r>
         <w:rPr>
@@ -10875,30 +13417,20 @@
         <w:ind w:firstLine="680"/>
         <w:jc w:val="both"/>
         <w:rPr>
-          <w:sz w:val="24"/>
-          <w:szCs w:val="24"/>
-          <w:lang w:val="ru-RU" w:eastAsia="ru-RU"/>
-        </w:rPr>
-      </w:pPr>
-    </w:p>
-    <w:p>
-      <w:pPr>
-        <w:spacing w:after="0" w:line="360" w:lineRule="auto"/>
-        <w:ind w:firstLine="680"/>
-        <w:jc w:val="both"/>
-        <w:rPr>
-          <w:sz w:val="24"/>
-          <w:szCs w:val="24"/>
-          <w:lang w:val="ru-RU" w:eastAsia="ru-RU"/>
-        </w:rPr>
-      </w:pPr>
-      <w:r>
-        <w:rPr>
-          <w:lang w:val="ru-RU"/>
-        </w:rPr>
-        <w:t xml:space="preserve">Оценка индивидуального риска представлена в таблице </w:t>
-      </w:r>
-      <w:r>
+          <w:lang w:val="ru-RU"/>
+        </w:rPr>
+      </w:pPr>
+      <w:r>
+        <w:rPr>
+          <w:lang w:val="ru-RU"/>
+        </w:rPr>
+        <w:t xml:space="preserve">Рисунок </w:t>
+      </w:r>
+      <w:bookmarkStart w:id="56" w:name="AutoFigure11"/>
+      <w:r>
+        <w:rPr>
+          <w:lang w:val="ru-RU"/>
+        </w:rPr>
         <w:fldChar w:fldCharType="begin"/>
       </w:r>
       <w:r>
@@ -10908,7 +13440,22 @@
         <w:instrText xml:space="preserve"> </w:instrText>
       </w:r>
       <w:r>
-        <w:instrText>REF</w:instrText>
+        <w:rPr>
+          <w:lang w:val="ru-RU"/>
+        </w:rPr>
+        <w:instrText>SEQ</w:instrText>
+      </w:r>
+      <w:r>
+        <w:rPr>
+          <w:lang w:val="ru-RU"/>
+        </w:rPr>
+        <w:instrText xml:space="preserve"> Рисунок \* </w:instrText>
+      </w:r>
+      <w:r>
+        <w:rPr>
+          <w:lang w:val="ru-RU"/>
+        </w:rPr>
+        <w:instrText>ARABIC</w:instrText>
       </w:r>
       <w:r>
         <w:rPr>
@@ -10917,2284 +13464,21 @@
         <w:instrText xml:space="preserve"> </w:instrText>
       </w:r>
       <w:r>
-        <w:instrText>AutoTable</w:instrText>
-      </w:r>
-      <w:r>
-        <w:rPr>
-          <w:lang w:val="ru-RU"/>
-        </w:rPr>
-        <w:instrText>12 \</w:instrText>
-      </w:r>
-      <w:r>
-        <w:instrText>h</w:instrText>
-      </w:r>
-      <w:r>
-        <w:rPr>
-          <w:lang w:val="ru-RU"/>
-        </w:rPr>
-        <w:instrText xml:space="preserve"> </w:instrText>
-      </w:r>
-      <w:r>
+        <w:rPr>
+          <w:lang w:val="ru-RU"/>
+        </w:rPr>
         <w:fldChar w:fldCharType="separate"/>
       </w:r>
       <w:r>
         <w:rPr>
-          <w:noProof/>
-          <w:lang w:val="ru-RU"/>
-        </w:rPr>
-        <w:t>12</w:t>
-      </w:r>
-      <w:r>
-        <w:fldChar w:fldCharType="end"/>
-      </w:r>
-      <w:r>
-        <w:rPr>
-          <w:lang w:val="ru-RU"/>
-        </w:rPr>
-        <w:t>.</w:t>
-      </w:r>
-    </w:p>
-    <w:p>
-      <w:pPr>
-        <w:pStyle w:val="af7"/>
-        <w:keepNext/>
-        <w:spacing w:after="0" w:line="360" w:lineRule="auto"/>
-        <w:ind w:firstLine="680"/>
-        <w:rPr>
-          <w:sz w:val="24"/>
-          <w:szCs w:val="24"/>
-          <w:lang w:val="ru-RU" w:eastAsia="ru-RU"/>
-        </w:rPr>
-      </w:pPr>
-      <w:r>
-        <w:rPr>
-          <w:lang w:val="ru-RU"/>
-        </w:rPr>
-        <w:lastRenderedPageBreak/>
-        <w:t xml:space="preserve">Таблица </w:t>
-      </w:r>
-      <w:bookmarkStart w:id="45" w:name="AutoTable12"/>
-      <w:r>
-        <w:fldChar w:fldCharType="begin"/>
-      </w:r>
-      <w:r>
-        <w:rPr>
-          <w:lang w:val="ru-RU"/>
-        </w:rPr>
-        <w:instrText xml:space="preserve"> </w:instrText>
-      </w:r>
-      <w:r>
-        <w:instrText>SEQ</w:instrText>
-      </w:r>
-      <w:r>
-        <w:rPr>
-          <w:lang w:val="ru-RU"/>
-        </w:rPr>
-        <w:instrText xml:space="preserve"> Таблица \* </w:instrText>
-      </w:r>
-      <w:r>
-        <w:instrText>ARABIC</w:instrText>
-      </w:r>
-      <w:r>
-        <w:rPr>
-          <w:lang w:val="ru-RU"/>
-        </w:rPr>
-        <w:instrText xml:space="preserve"> </w:instrText>
-      </w:r>
-      <w:r>
-        <w:fldChar w:fldCharType="separate"/>
-      </w:r>
-      <w:r>
-        <w:rPr>
-          <w:noProof/>
-          <w:lang w:val="ru-RU"/>
-        </w:rPr>
-        <w:t>12</w:t>
-      </w:r>
-      <w:r>
-        <w:fldChar w:fldCharType="end"/>
-      </w:r>
-      <w:bookmarkEnd w:id="45"/>
-      <w:r>
-        <w:rPr>
-          <w:lang w:val="ru-RU"/>
-        </w:rPr>
-        <w:t xml:space="preserve"> – Оценка индивидуального риска</w:t>
-      </w:r>
-    </w:p>
-    <w:p>
-      <w:pPr>
-        <w:spacing w:after="0" w:line="360" w:lineRule="auto"/>
-        <w:ind w:firstLine="680"/>
-        <w:jc w:val="both"/>
-        <w:rPr>
-          <w:sz w:val="24"/>
-          <w:szCs w:val="24"/>
-          <w:lang w:val="ru-RU" w:eastAsia="ru-RU"/>
-        </w:rPr>
-      </w:pPr>
-      <w:r>
-        <w:rPr>
-          <w:szCs w:val="24"/>
-          <w:lang w:val="ru-RU" w:eastAsia="ru-RU"/>
-        </w:rPr>
-        <w:t>{{INDIVIDUAL_RISK_SECTION}}</w:t>
-      </w:r>
-    </w:p>
-    <w:p>
-      <w:pPr>
-        <w:spacing w:after="0" w:line="360" w:lineRule="auto"/>
-        <w:ind w:firstLine="680"/>
-        <w:jc w:val="both"/>
-        <w:rPr>
-          <w:sz w:val="24"/>
-          <w:szCs w:val="24"/>
-          <w:lang w:val="ru-RU" w:eastAsia="ru-RU"/>
-        </w:rPr>
-      </w:pPr>
-    </w:p>
-    <w:p>
-      <w:pPr>
-        <w:spacing w:after="0" w:line="360" w:lineRule="auto"/>
-        <w:ind w:firstLine="680"/>
-        <w:jc w:val="both"/>
-        <w:rPr>
-          <w:sz w:val="24"/>
-          <w:szCs w:val="24"/>
-          <w:lang w:val="ru-RU" w:eastAsia="ru-RU"/>
-        </w:rPr>
-      </w:pPr>
-      <w:r>
-        <w:rPr>
-          <w:lang w:val="ru-RU"/>
-        </w:rPr>
-        <w:t xml:space="preserve">Оценка ущерба имуществу юридических и физических лиц и вреда окружающей среде представлена в таблице </w:t>
-      </w:r>
-      <w:r>
-        <w:fldChar w:fldCharType="begin"/>
-      </w:r>
-      <w:r>
-        <w:rPr>
-          <w:lang w:val="ru-RU"/>
-        </w:rPr>
-        <w:instrText xml:space="preserve"> </w:instrText>
-      </w:r>
-      <w:r>
-        <w:instrText>REF</w:instrText>
-      </w:r>
-      <w:r>
-        <w:rPr>
-          <w:lang w:val="ru-RU"/>
-        </w:rPr>
-        <w:instrText xml:space="preserve"> </w:instrText>
-      </w:r>
-      <w:r>
-        <w:instrText>AutoTable</w:instrText>
-      </w:r>
-      <w:r>
-        <w:rPr>
-          <w:lang w:val="ru-RU"/>
-        </w:rPr>
-        <w:instrText>13 \</w:instrText>
-      </w:r>
-      <w:r>
-        <w:instrText>h</w:instrText>
-      </w:r>
-      <w:r>
-        <w:rPr>
-          <w:lang w:val="ru-RU"/>
-        </w:rPr>
-        <w:instrText xml:space="preserve"> </w:instrText>
-      </w:r>
-      <w:r>
-        <w:fldChar w:fldCharType="separate"/>
-      </w:r>
-      <w:r>
-        <w:rPr>
-          <w:noProof/>
-          <w:lang w:val="ru-RU"/>
-        </w:rPr>
-        <w:t>13</w:t>
-      </w:r>
-      <w:r>
-        <w:fldChar w:fldCharType="end"/>
-      </w:r>
-      <w:r>
-        <w:rPr>
-          <w:lang w:val="ru-RU"/>
-        </w:rPr>
-        <w:t>.</w:t>
-      </w:r>
-    </w:p>
-    <w:p>
-      <w:pPr>
-        <w:pStyle w:val="af7"/>
-        <w:keepNext/>
-        <w:spacing w:after="0" w:line="360" w:lineRule="auto"/>
-        <w:ind w:firstLine="680"/>
-        <w:rPr>
-          <w:sz w:val="24"/>
-          <w:szCs w:val="24"/>
-          <w:lang w:val="ru-RU" w:eastAsia="ru-RU"/>
-        </w:rPr>
-      </w:pPr>
-      <w:r>
-        <w:rPr>
-          <w:lang w:val="ru-RU"/>
-        </w:rPr>
-        <w:t xml:space="preserve">Таблица </w:t>
-      </w:r>
-      <w:bookmarkStart w:id="46" w:name="AutoTable13"/>
-      <w:r>
-        <w:fldChar w:fldCharType="begin"/>
-      </w:r>
-      <w:r>
-        <w:rPr>
-          <w:lang w:val="ru-RU"/>
-        </w:rPr>
-        <w:instrText xml:space="preserve"> </w:instrText>
-      </w:r>
-      <w:r>
-        <w:instrText>SEQ</w:instrText>
-      </w:r>
-      <w:r>
-        <w:rPr>
-          <w:lang w:val="ru-RU"/>
-        </w:rPr>
-        <w:instrText xml:space="preserve"> Таблица \* </w:instrText>
-      </w:r>
-      <w:r>
-        <w:instrText>ARABIC</w:instrText>
-      </w:r>
-      <w:r>
-        <w:rPr>
-          <w:lang w:val="ru-RU"/>
-        </w:rPr>
-        <w:instrText xml:space="preserve"> </w:instrText>
-      </w:r>
-      <w:r>
-        <w:fldChar w:fldCharType="separate"/>
-      </w:r>
-      <w:r>
-        <w:rPr>
-          <w:noProof/>
-          <w:lang w:val="ru-RU"/>
-        </w:rPr>
-        <w:t>13</w:t>
-      </w:r>
-      <w:r>
-        <w:fldChar w:fldCharType="end"/>
-      </w:r>
-      <w:bookmarkEnd w:id="46"/>
-      <w:r>
-        <w:rPr>
-          <w:lang w:val="ru-RU"/>
-        </w:rPr>
-        <w:t xml:space="preserve"> – Оценка ущерба имуществу юридическим и физическим лицам и вреда окружающей среде</w:t>
-      </w:r>
-    </w:p>
-    <w:p>
-      <w:pPr>
-        <w:spacing w:after="0" w:line="360" w:lineRule="auto"/>
-        <w:ind w:firstLine="680"/>
-        <w:jc w:val="both"/>
-        <w:rPr>
-          <w:sz w:val="24"/>
-          <w:szCs w:val="24"/>
-          <w:lang w:eastAsia="ru-RU"/>
-        </w:rPr>
-      </w:pPr>
-      <w:r>
-        <w:rPr>
-          <w:szCs w:val="24"/>
-          <w:lang w:eastAsia="ru-RU"/>
-        </w:rPr>
-        <w:t>{{MAX_DAMAGE_BY_COMPONENT_SECTION}}</w:t>
-      </w:r>
-    </w:p>
-    <w:p>
-      <w:pPr>
-        <w:spacing w:after="0" w:line="360" w:lineRule="auto"/>
-        <w:ind w:firstLine="680"/>
-        <w:jc w:val="both"/>
-        <w:rPr>
-          <w:sz w:val="24"/>
-          <w:szCs w:val="24"/>
-          <w:lang w:eastAsia="ru-RU"/>
-        </w:rPr>
-      </w:pPr>
-    </w:p>
-    <w:p>
-      <w:pPr>
-        <w:rPr>
-          <w:lang w:val="ru-RU"/>
-        </w:rPr>
-      </w:pPr>
-      <w:r>
-        <w:rPr>
-          <w:lang w:val="ru-RU"/>
-        </w:rPr>
-        <w:t xml:space="preserve">Результаты оценки социального риска и частоты возникновения аварий с заданным ущербом представлены на рисунках </w:t>
-      </w:r>
-      <w:r>
-        <w:fldChar w:fldCharType="begin"/>
-      </w:r>
-      <w:r>
-        <w:rPr>
-          <w:lang w:val="ru-RU"/>
-        </w:rPr>
-        <w:instrText xml:space="preserve"> </w:instrText>
-      </w:r>
-      <w:r>
-        <w:instrText>REF</w:instrText>
-      </w:r>
-      <w:r>
-        <w:rPr>
-          <w:lang w:val="ru-RU"/>
-        </w:rPr>
-        <w:instrText xml:space="preserve"> </w:instrText>
-      </w:r>
-      <w:r>
-        <w:instrText>AutoFigure</w:instrText>
-      </w:r>
-      <w:r>
-        <w:rPr>
-          <w:lang w:val="ru-RU"/>
-        </w:rPr>
-        <w:instrText>3 \</w:instrText>
-      </w:r>
-      <w:r>
-        <w:instrText>h</w:instrText>
-      </w:r>
-      <w:r>
-        <w:rPr>
-          <w:lang w:val="ru-RU"/>
-        </w:rPr>
-        <w:instrText xml:space="preserve"> </w:instrText>
-      </w:r>
-      <w:r>
-        <w:fldChar w:fldCharType="separate"/>
-      </w:r>
-      <w:r>
-        <w:rPr>
-          <w:noProof/>
-          <w:lang w:val="ru-RU"/>
-        </w:rPr>
-        <w:t>3</w:t>
-      </w:r>
-      <w:r>
-        <w:fldChar w:fldCharType="end"/>
-      </w:r>
-      <w:r>
-        <w:rPr>
-          <w:lang w:val="ru-RU"/>
-        </w:rPr>
-        <w:t xml:space="preserve"> и </w:t>
-      </w:r>
-      <w:r>
-        <w:fldChar w:fldCharType="begin"/>
-      </w:r>
-      <w:r>
-        <w:rPr>
-          <w:lang w:val="ru-RU"/>
-        </w:rPr>
-        <w:instrText xml:space="preserve"> </w:instrText>
-      </w:r>
-      <w:r>
-        <w:instrText>REF</w:instrText>
-      </w:r>
-      <w:r>
-        <w:rPr>
-          <w:lang w:val="ru-RU"/>
-        </w:rPr>
-        <w:instrText xml:space="preserve"> </w:instrText>
-      </w:r>
-      <w:r>
-        <w:instrText>AutoFigure</w:instrText>
-      </w:r>
-      <w:r>
-        <w:rPr>
-          <w:lang w:val="ru-RU"/>
-        </w:rPr>
-        <w:instrText>4 \</w:instrText>
-      </w:r>
-      <w:r>
-        <w:instrText>h</w:instrText>
-      </w:r>
-      <w:r>
-        <w:rPr>
-          <w:lang w:val="ru-RU"/>
-        </w:rPr>
-        <w:instrText xml:space="preserve"> </w:instrText>
-      </w:r>
-      <w:r>
-        <w:fldChar w:fldCharType="separate"/>
-      </w:r>
-      <w:r>
-        <w:rPr>
-          <w:noProof/>
-          <w:lang w:val="ru-RU"/>
-        </w:rPr>
-        <w:t>4</w:t>
-      </w:r>
-      <w:r>
-        <w:fldChar w:fldCharType="end"/>
-      </w:r>
-      <w:r>
-        <w:rPr>
-          <w:lang w:val="ru-RU"/>
-        </w:rPr>
-        <w:t>.</w:t>
-      </w:r>
-    </w:p>
-    <w:p>
-      <w:pPr>
-        <w:spacing w:after="0" w:line="360" w:lineRule="auto"/>
-        <w:ind w:firstLine="680"/>
-        <w:jc w:val="both"/>
-        <w:rPr>
-          <w:sz w:val="24"/>
-          <w:szCs w:val="24"/>
-          <w:lang w:val="ru-RU" w:eastAsia="ru-RU"/>
-        </w:rPr>
-      </w:pPr>
-      <w:r>
-        <w:rPr>
-          <w:szCs w:val="24"/>
-          <w:lang w:val="ru-RU" w:eastAsia="ru-RU"/>
-        </w:rPr>
-        <w:t>{{</w:t>
-      </w:r>
-      <w:r>
-        <w:rPr>
-          <w:szCs w:val="24"/>
-          <w:lang w:eastAsia="ru-RU"/>
-        </w:rPr>
-        <w:t>FN</w:t>
-      </w:r>
-      <w:r>
-        <w:rPr>
-          <w:szCs w:val="24"/>
-          <w:lang w:val="ru-RU" w:eastAsia="ru-RU"/>
-        </w:rPr>
-        <w:t>_</w:t>
-      </w:r>
-      <w:r>
-        <w:rPr>
-          <w:szCs w:val="24"/>
-          <w:lang w:eastAsia="ru-RU"/>
-        </w:rPr>
-        <w:t>CHART</w:t>
-      </w:r>
-      <w:r>
-        <w:rPr>
-          <w:szCs w:val="24"/>
-          <w:lang w:val="ru-RU" w:eastAsia="ru-RU"/>
-        </w:rPr>
-        <w:t>}}</w:t>
-      </w:r>
-    </w:p>
-    <w:p>
-      <w:pPr>
-        <w:pStyle w:val="af7"/>
-        <w:keepNext/>
-        <w:spacing w:after="0" w:line="360" w:lineRule="auto"/>
-        <w:ind w:firstLine="680"/>
-        <w:jc w:val="center"/>
-        <w:rPr>
-          <w:sz w:val="24"/>
-          <w:szCs w:val="24"/>
-          <w:lang w:val="ru-RU" w:eastAsia="ru-RU"/>
-        </w:rPr>
-      </w:pPr>
-      <w:r>
-        <w:rPr>
-          <w:lang w:val="ru-RU"/>
-        </w:rPr>
-        <w:t xml:space="preserve">Рисунок </w:t>
-      </w:r>
-      <w:bookmarkStart w:id="47" w:name="AutoFigure3"/>
-      <w:r>
-        <w:fldChar w:fldCharType="begin"/>
-      </w:r>
-      <w:r>
-        <w:rPr>
-          <w:lang w:val="ru-RU"/>
-        </w:rPr>
-        <w:instrText xml:space="preserve"> </w:instrText>
-      </w:r>
-      <w:r>
-        <w:instrText>SEQ</w:instrText>
-      </w:r>
-      <w:r>
-        <w:rPr>
-          <w:lang w:val="ru-RU"/>
-        </w:rPr>
-        <w:instrText xml:space="preserve"> Рисунок \* </w:instrText>
-      </w:r>
-      <w:r>
-        <w:instrText>ARABIC</w:instrText>
-      </w:r>
-      <w:r>
-        <w:rPr>
-          <w:lang w:val="ru-RU"/>
-        </w:rPr>
-        <w:instrText xml:space="preserve"> </w:instrText>
-      </w:r>
-      <w:r>
-        <w:fldChar w:fldCharType="separate"/>
-      </w:r>
-      <w:r>
-        <w:rPr>
-          <w:noProof/>
-          <w:lang w:val="ru-RU"/>
-        </w:rPr>
-        <w:t>3</w:t>
-      </w:r>
-      <w:r>
-        <w:fldChar w:fldCharType="end"/>
-      </w:r>
-      <w:bookmarkEnd w:id="47"/>
-      <w:r>
-        <w:rPr>
-          <w:lang w:val="ru-RU"/>
-        </w:rPr>
-        <w:t xml:space="preserve"> – </w:t>
-      </w:r>
-      <w:r>
-        <w:t>F</w:t>
-      </w:r>
-      <w:r>
-        <w:rPr>
-          <w:lang w:val="ru-RU"/>
-        </w:rPr>
-        <w:t>/</w:t>
-      </w:r>
-      <w:r>
-        <w:t>N</w:t>
-      </w:r>
-      <w:r>
-        <w:rPr>
-          <w:lang w:val="ru-RU"/>
-        </w:rPr>
-        <w:t>-диаграмма</w:t>
-      </w:r>
-    </w:p>
-    <w:p>
-      <w:pPr>
-        <w:spacing w:after="0" w:line="360" w:lineRule="auto"/>
-        <w:ind w:firstLine="680"/>
-        <w:jc w:val="both"/>
-        <w:rPr>
-          <w:sz w:val="24"/>
-          <w:szCs w:val="24"/>
-          <w:lang w:val="ru-RU" w:eastAsia="ru-RU"/>
-        </w:rPr>
-      </w:pPr>
-      <w:r>
-        <w:rPr>
-          <w:szCs w:val="24"/>
-          <w:lang w:val="ru-RU" w:eastAsia="ru-RU"/>
-        </w:rPr>
-        <w:t>{{</w:t>
-      </w:r>
-      <w:r>
-        <w:rPr>
-          <w:szCs w:val="24"/>
-          <w:lang w:eastAsia="ru-RU"/>
-        </w:rPr>
-        <w:t>FG</w:t>
-      </w:r>
-      <w:r>
-        <w:rPr>
-          <w:szCs w:val="24"/>
-          <w:lang w:val="ru-RU" w:eastAsia="ru-RU"/>
-        </w:rPr>
-        <w:t>_</w:t>
-      </w:r>
-      <w:r>
-        <w:rPr>
-          <w:szCs w:val="24"/>
-          <w:lang w:eastAsia="ru-RU"/>
-        </w:rPr>
-        <w:t>CHART</w:t>
-      </w:r>
-      <w:r>
-        <w:rPr>
-          <w:szCs w:val="24"/>
-          <w:lang w:val="ru-RU" w:eastAsia="ru-RU"/>
-        </w:rPr>
-        <w:t>}}</w:t>
-      </w:r>
-    </w:p>
-    <w:p>
-      <w:pPr>
-        <w:pStyle w:val="af7"/>
-        <w:keepNext/>
-        <w:spacing w:after="0" w:line="360" w:lineRule="auto"/>
-        <w:ind w:firstLine="680"/>
-        <w:jc w:val="center"/>
-        <w:rPr>
-          <w:sz w:val="24"/>
-          <w:szCs w:val="24"/>
-          <w:lang w:val="ru-RU" w:eastAsia="ru-RU"/>
-        </w:rPr>
-      </w:pPr>
-      <w:r>
-        <w:rPr>
-          <w:lang w:val="ru-RU"/>
-        </w:rPr>
-        <w:t xml:space="preserve">Рисунок </w:t>
-      </w:r>
-      <w:bookmarkStart w:id="48" w:name="AutoFigure4"/>
-      <w:r>
-        <w:fldChar w:fldCharType="begin"/>
-      </w:r>
-      <w:r>
-        <w:rPr>
-          <w:lang w:val="ru-RU"/>
-        </w:rPr>
-        <w:instrText xml:space="preserve"> </w:instrText>
-      </w:r>
-      <w:r>
-        <w:instrText>SEQ</w:instrText>
-      </w:r>
-      <w:r>
-        <w:rPr>
-          <w:lang w:val="ru-RU"/>
-        </w:rPr>
-        <w:instrText xml:space="preserve"> Рисунок \* </w:instrText>
-      </w:r>
-      <w:r>
-        <w:instrText>ARABIC</w:instrText>
-      </w:r>
-      <w:r>
-        <w:rPr>
-          <w:lang w:val="ru-RU"/>
-        </w:rPr>
-        <w:instrText xml:space="preserve"> </w:instrText>
-      </w:r>
-      <w:r>
-        <w:fldChar w:fldCharType="separate"/>
-      </w:r>
-      <w:r>
-        <w:rPr>
-          <w:noProof/>
-          <w:lang w:val="ru-RU"/>
-        </w:rPr>
-        <w:t>4</w:t>
-      </w:r>
-      <w:r>
-        <w:fldChar w:fldCharType="end"/>
-      </w:r>
-      <w:bookmarkEnd w:id="48"/>
-      <w:r>
-        <w:rPr>
-          <w:lang w:val="ru-RU"/>
-        </w:rPr>
-        <w:t xml:space="preserve"> – </w:t>
-      </w:r>
-      <w:r>
-        <w:t>F</w:t>
-      </w:r>
-      <w:r>
-        <w:rPr>
-          <w:lang w:val="ru-RU"/>
-        </w:rPr>
-        <w:t>/</w:t>
-      </w:r>
-      <w:r>
-        <w:t>G</w:t>
-      </w:r>
-      <w:r>
-        <w:rPr>
-          <w:lang w:val="ru-RU"/>
-        </w:rPr>
-        <w:t>-диаграмма</w:t>
-      </w:r>
-    </w:p>
-    <w:p>
-      <w:pPr>
-        <w:spacing w:after="0" w:line="360" w:lineRule="auto"/>
-        <w:ind w:firstLine="680"/>
-        <w:jc w:val="both"/>
-        <w:rPr>
-          <w:sz w:val="24"/>
-          <w:szCs w:val="24"/>
-          <w:lang w:val="ru-RU" w:eastAsia="ru-RU"/>
-        </w:rPr>
-      </w:pPr>
-    </w:p>
-    <w:p>
-      <w:pPr>
-        <w:spacing w:after="0" w:line="360" w:lineRule="auto"/>
-        <w:ind w:firstLine="680"/>
-        <w:jc w:val="both"/>
-        <w:rPr>
-          <w:sz w:val="24"/>
-          <w:szCs w:val="24"/>
-          <w:lang w:val="ru-RU" w:eastAsia="ru-RU"/>
-        </w:rPr>
-      </w:pPr>
-      <w:bookmarkStart w:id="49" w:name="_Hlk221117853"/>
-      <w:r>
-        <w:rPr>
-          <w:szCs w:val="24"/>
-          <w:lang w:val="ru-RU" w:eastAsia="ru-RU"/>
-        </w:rPr>
-        <w:t>Дополнительно представлены диаграммы вкладов сценариев по:</w:t>
-      </w:r>
-    </w:p>
-    <w:p>
-      <w:pPr>
-        <w:spacing w:after="0" w:line="360" w:lineRule="auto"/>
-        <w:ind w:firstLine="680"/>
-        <w:jc w:val="both"/>
-        <w:rPr>
-          <w:sz w:val="24"/>
-          <w:szCs w:val="24"/>
-          <w:lang w:val="ru-RU" w:eastAsia="ru-RU"/>
-        </w:rPr>
-      </w:pPr>
-      <w:r>
-        <w:rPr>
-          <w:lang w:val="ru-RU"/>
-        </w:rPr>
-        <w:t xml:space="preserve">- коллективному риску гибели (представлена выборка оборудования, вносящего максимальный вклад, рисунок </w:t>
-      </w:r>
-      <w:r>
-        <w:fldChar w:fldCharType="begin"/>
-      </w:r>
-      <w:r>
-        <w:rPr>
-          <w:lang w:val="ru-RU"/>
-        </w:rPr>
-        <w:instrText xml:space="preserve"> </w:instrText>
-      </w:r>
-      <w:r>
-        <w:instrText>REF</w:instrText>
-      </w:r>
-      <w:r>
-        <w:rPr>
-          <w:lang w:val="ru-RU"/>
-        </w:rPr>
-        <w:instrText xml:space="preserve"> </w:instrText>
-      </w:r>
-      <w:r>
-        <w:instrText>AutoFigure</w:instrText>
-      </w:r>
-      <w:r>
-        <w:rPr>
-          <w:lang w:val="ru-RU"/>
-        </w:rPr>
-        <w:instrText>5 \</w:instrText>
-      </w:r>
-      <w:r>
-        <w:instrText>h</w:instrText>
-      </w:r>
-      <w:r>
-        <w:rPr>
-          <w:lang w:val="ru-RU"/>
-        </w:rPr>
-        <w:instrText xml:space="preserve"> </w:instrText>
-      </w:r>
-      <w:r>
-        <w:fldChar w:fldCharType="separate"/>
-      </w:r>
-      <w:r>
-        <w:rPr>
-          <w:noProof/>
-          <w:lang w:val="ru-RU"/>
-        </w:rPr>
-        <w:t>5</w:t>
-      </w:r>
-      <w:r>
-        <w:fldChar w:fldCharType="end"/>
-      </w:r>
-      <w:r>
-        <w:rPr>
-          <w:lang w:val="ru-RU"/>
-        </w:rPr>
-        <w:t>);</w:t>
-      </w:r>
-    </w:p>
-    <w:p>
-      <w:pPr>
-        <w:spacing w:after="0" w:line="360" w:lineRule="auto"/>
-        <w:ind w:firstLine="680"/>
-        <w:jc w:val="both"/>
-        <w:rPr>
-          <w:sz w:val="24"/>
-          <w:szCs w:val="24"/>
-          <w:lang w:val="ru-RU" w:eastAsia="ru-RU"/>
-        </w:rPr>
-      </w:pPr>
-      <w:r>
-        <w:rPr>
-          <w:lang w:val="ru-RU"/>
-        </w:rPr>
-        <w:t xml:space="preserve">- коллективному риску ранения (представлена выборка оборудования, вносящего максимальный вклад, рисунок </w:t>
-      </w:r>
-      <w:r>
-        <w:fldChar w:fldCharType="begin"/>
-      </w:r>
-      <w:r>
-        <w:rPr>
-          <w:lang w:val="ru-RU"/>
-        </w:rPr>
-        <w:instrText xml:space="preserve"> </w:instrText>
-      </w:r>
-      <w:r>
-        <w:instrText>REF</w:instrText>
-      </w:r>
-      <w:r>
-        <w:rPr>
-          <w:lang w:val="ru-RU"/>
-        </w:rPr>
-        <w:instrText xml:space="preserve"> </w:instrText>
-      </w:r>
-      <w:r>
-        <w:instrText>AutoFigure</w:instrText>
-      </w:r>
-      <w:r>
-        <w:rPr>
-          <w:lang w:val="ru-RU"/>
-        </w:rPr>
-        <w:instrText>6 \</w:instrText>
-      </w:r>
-      <w:r>
-        <w:instrText>h</w:instrText>
-      </w:r>
-      <w:r>
-        <w:rPr>
-          <w:lang w:val="ru-RU"/>
-        </w:rPr>
-        <w:instrText xml:space="preserve"> </w:instrText>
-      </w:r>
-      <w:r>
-        <w:fldChar w:fldCharType="separate"/>
-      </w:r>
-      <w:r>
-        <w:rPr>
-          <w:noProof/>
-          <w:lang w:val="ru-RU"/>
-        </w:rPr>
-        <w:t>6</w:t>
-      </w:r>
-      <w:r>
-        <w:fldChar w:fldCharType="end"/>
-      </w:r>
-      <w:r>
-        <w:rPr>
-          <w:lang w:val="ru-RU"/>
-        </w:rPr>
-        <w:t>);</w:t>
-      </w:r>
-    </w:p>
-    <w:p>
-      <w:pPr>
-        <w:spacing w:after="0" w:line="360" w:lineRule="auto"/>
-        <w:ind w:firstLine="680"/>
-        <w:jc w:val="both"/>
-        <w:rPr>
-          <w:sz w:val="24"/>
-          <w:szCs w:val="24"/>
-          <w:lang w:val="ru-RU" w:eastAsia="ru-RU"/>
-        </w:rPr>
-      </w:pPr>
-      <w:r>
-        <w:rPr>
-          <w:lang w:val="ru-RU"/>
-        </w:rPr>
-        <w:t xml:space="preserve">- суммарному ущербу от возможной аварии (представлена выборка оборудования, вносящего максимальный вклад, рисунок </w:t>
-      </w:r>
-      <w:r>
-        <w:fldChar w:fldCharType="begin"/>
-      </w:r>
-      <w:r>
-        <w:rPr>
-          <w:lang w:val="ru-RU"/>
-        </w:rPr>
-        <w:instrText xml:space="preserve"> </w:instrText>
-      </w:r>
-      <w:r>
-        <w:instrText>REF</w:instrText>
-      </w:r>
-      <w:r>
-        <w:rPr>
-          <w:lang w:val="ru-RU"/>
-        </w:rPr>
-        <w:instrText xml:space="preserve"> </w:instrText>
-      </w:r>
-      <w:r>
-        <w:instrText>AutoFigure</w:instrText>
-      </w:r>
-      <w:r>
-        <w:rPr>
-          <w:lang w:val="ru-RU"/>
-        </w:rPr>
-        <w:instrText>7 \</w:instrText>
-      </w:r>
-      <w:r>
-        <w:instrText>h</w:instrText>
-      </w:r>
-      <w:r>
-        <w:rPr>
-          <w:lang w:val="ru-RU"/>
-        </w:rPr>
-        <w:instrText xml:space="preserve"> </w:instrText>
-      </w:r>
-      <w:r>
-        <w:fldChar w:fldCharType="separate"/>
-      </w:r>
-      <w:r>
-        <w:rPr>
-          <w:noProof/>
-          <w:lang w:val="ru-RU"/>
-        </w:rPr>
-        <w:t>7</w:t>
-      </w:r>
-      <w:r>
-        <w:fldChar w:fldCharType="end"/>
-      </w:r>
-      <w:r>
-        <w:rPr>
-          <w:lang w:val="ru-RU"/>
-        </w:rPr>
-        <w:t>);</w:t>
-      </w:r>
-    </w:p>
-    <w:p>
-      <w:pPr>
-        <w:spacing w:after="0" w:line="360" w:lineRule="auto"/>
-        <w:ind w:firstLine="680"/>
-        <w:jc w:val="both"/>
-        <w:rPr>
-          <w:sz w:val="24"/>
-          <w:szCs w:val="24"/>
-          <w:lang w:val="ru-RU" w:eastAsia="ru-RU"/>
-        </w:rPr>
-      </w:pPr>
-      <w:r>
-        <w:rPr>
-          <w:lang w:val="ru-RU"/>
-        </w:rPr>
-        <w:t xml:space="preserve">- экологическому ущербу от возможной аварии (представлена выборка оборудования, вносящего максимальный вклад, рисунок </w:t>
-      </w:r>
-      <w:r>
-        <w:fldChar w:fldCharType="begin"/>
-      </w:r>
-      <w:r>
-        <w:rPr>
-          <w:lang w:val="ru-RU"/>
-        </w:rPr>
-        <w:instrText xml:space="preserve"> </w:instrText>
-      </w:r>
-      <w:r>
-        <w:instrText>REF</w:instrText>
-      </w:r>
-      <w:r>
-        <w:rPr>
-          <w:lang w:val="ru-RU"/>
-        </w:rPr>
-        <w:instrText xml:space="preserve"> </w:instrText>
-      </w:r>
-      <w:r>
-        <w:instrText>AutoFigure</w:instrText>
-      </w:r>
-      <w:r>
-        <w:rPr>
-          <w:lang w:val="ru-RU"/>
-        </w:rPr>
-        <w:instrText>8 \</w:instrText>
-      </w:r>
-      <w:r>
-        <w:instrText>h</w:instrText>
-      </w:r>
-      <w:r>
-        <w:rPr>
-          <w:lang w:val="ru-RU"/>
-        </w:rPr>
-        <w:instrText xml:space="preserve"> </w:instrText>
-      </w:r>
-      <w:r>
-        <w:fldChar w:fldCharType="separate"/>
-      </w:r>
-      <w:r>
-        <w:rPr>
-          <w:noProof/>
-          <w:lang w:val="ru-RU"/>
-        </w:rPr>
-        <w:t>8</w:t>
-      </w:r>
-      <w:r>
-        <w:fldChar w:fldCharType="end"/>
-      </w:r>
-      <w:r>
-        <w:rPr>
-          <w:lang w:val="ru-RU"/>
-        </w:rPr>
-        <w:t>).</w:t>
-      </w:r>
-    </w:p>
-    <w:bookmarkEnd w:id="49"/>
-    <w:p>
-      <w:pPr>
-        <w:spacing w:after="0" w:line="360" w:lineRule="auto"/>
-        <w:ind w:firstLine="680"/>
-        <w:jc w:val="both"/>
-        <w:rPr>
-          <w:sz w:val="24"/>
-          <w:szCs w:val="24"/>
-          <w:lang w:val="ru-RU" w:eastAsia="ru-RU"/>
-        </w:rPr>
-      </w:pPr>
-    </w:p>
-    <w:p>
-      <w:pPr>
-        <w:spacing w:after="0" w:line="360" w:lineRule="auto"/>
-        <w:ind w:firstLine="680"/>
-        <w:jc w:val="both"/>
-        <w:rPr>
-          <w:sz w:val="24"/>
-          <w:szCs w:val="24"/>
-          <w:lang w:val="ru-RU" w:eastAsia="ru-RU"/>
-        </w:rPr>
-      </w:pPr>
-    </w:p>
-    <w:p>
-      <w:pPr>
-        <w:spacing w:after="0" w:line="360" w:lineRule="auto"/>
-        <w:ind w:firstLine="680"/>
-        <w:jc w:val="both"/>
-        <w:rPr>
-          <w:sz w:val="24"/>
-          <w:szCs w:val="24"/>
-          <w:lang w:val="ru-RU" w:eastAsia="ru-RU"/>
-        </w:rPr>
-      </w:pPr>
-      <w:r>
-        <w:rPr>
-          <w:szCs w:val="24"/>
-          <w:lang w:val="ru-RU" w:eastAsia="ru-RU"/>
-        </w:rPr>
-        <w:t>{{</w:t>
-      </w:r>
-      <w:r>
-        <w:rPr>
-          <w:szCs w:val="24"/>
-          <w:lang w:eastAsia="ru-RU"/>
-        </w:rPr>
-        <w:t>PARETO</w:t>
-      </w:r>
-      <w:r>
-        <w:rPr>
-          <w:szCs w:val="24"/>
-          <w:lang w:val="ru-RU" w:eastAsia="ru-RU"/>
-        </w:rPr>
-        <w:t>_</w:t>
-      </w:r>
-      <w:r>
-        <w:rPr>
-          <w:szCs w:val="24"/>
-          <w:lang w:eastAsia="ru-RU"/>
-        </w:rPr>
-        <w:t>FATALITIES</w:t>
-      </w:r>
-      <w:r>
-        <w:rPr>
-          <w:szCs w:val="24"/>
-          <w:lang w:val="ru-RU" w:eastAsia="ru-RU"/>
-        </w:rPr>
-        <w:t>_</w:t>
-      </w:r>
-      <w:r>
-        <w:rPr>
-          <w:szCs w:val="24"/>
-          <w:lang w:eastAsia="ru-RU"/>
-        </w:rPr>
-        <w:t>CHART</w:t>
-      </w:r>
-      <w:r>
-        <w:rPr>
-          <w:szCs w:val="24"/>
-          <w:lang w:val="ru-RU" w:eastAsia="ru-RU"/>
-        </w:rPr>
-        <w:t xml:space="preserve">}} </w:t>
-      </w:r>
-    </w:p>
-    <w:p>
-      <w:pPr>
-        <w:pStyle w:val="af7"/>
-        <w:keepNext/>
-        <w:spacing w:after="0" w:line="360" w:lineRule="auto"/>
-        <w:ind w:firstLine="680"/>
-        <w:jc w:val="center"/>
-        <w:rPr>
-          <w:sz w:val="24"/>
-          <w:szCs w:val="24"/>
-          <w:lang w:val="ru-RU" w:eastAsia="ru-RU"/>
-        </w:rPr>
-      </w:pPr>
-      <w:r>
-        <w:rPr>
-          <w:lang w:val="ru-RU"/>
-        </w:rPr>
-        <w:t xml:space="preserve">Рисунок </w:t>
-      </w:r>
-      <w:bookmarkStart w:id="50" w:name="AutoFigure5"/>
-      <w:r>
-        <w:fldChar w:fldCharType="begin"/>
-      </w:r>
-      <w:r>
-        <w:rPr>
-          <w:lang w:val="ru-RU"/>
-        </w:rPr>
-        <w:instrText xml:space="preserve"> </w:instrText>
-      </w:r>
-      <w:r>
-        <w:instrText>SEQ</w:instrText>
-      </w:r>
-      <w:r>
-        <w:rPr>
-          <w:lang w:val="ru-RU"/>
-        </w:rPr>
-        <w:instrText xml:space="preserve"> Рисунок \* </w:instrText>
-      </w:r>
-      <w:r>
-        <w:instrText>ARABIC</w:instrText>
-      </w:r>
-      <w:r>
-        <w:rPr>
-          <w:lang w:val="ru-RU"/>
-        </w:rPr>
-        <w:instrText xml:space="preserve"> </w:instrText>
-      </w:r>
-      <w:r>
-        <w:fldChar w:fldCharType="separate"/>
-      </w:r>
-      <w:r>
-        <w:rPr>
-          <w:noProof/>
-          <w:lang w:val="ru-RU"/>
-        </w:rPr>
-        <w:t>5</w:t>
-      </w:r>
-      <w:r>
-        <w:fldChar w:fldCharType="end"/>
-      </w:r>
-      <w:bookmarkEnd w:id="50"/>
-      <w:r>
-        <w:rPr>
-          <w:lang w:val="ru-RU"/>
-        </w:rPr>
-        <w:t xml:space="preserve"> – Диаграмма вклада сценариев по коллективному риску гибели</w:t>
-      </w:r>
-    </w:p>
-    <w:p>
-      <w:pPr>
-        <w:spacing w:after="0" w:line="360" w:lineRule="auto"/>
-        <w:ind w:firstLine="680"/>
-        <w:jc w:val="both"/>
-        <w:rPr>
-          <w:sz w:val="24"/>
-          <w:szCs w:val="24"/>
-          <w:lang w:val="ru-RU" w:eastAsia="ru-RU"/>
-        </w:rPr>
-      </w:pPr>
-    </w:p>
-    <w:p>
-      <w:pPr>
-        <w:spacing w:after="0" w:line="360" w:lineRule="auto"/>
-        <w:ind w:firstLine="680"/>
-        <w:jc w:val="both"/>
-        <w:rPr>
-          <w:sz w:val="24"/>
-          <w:szCs w:val="24"/>
-          <w:lang w:val="ru-RU" w:eastAsia="ru-RU"/>
-        </w:rPr>
-      </w:pPr>
-      <w:r>
-        <w:rPr>
-          <w:szCs w:val="24"/>
-          <w:lang w:val="ru-RU" w:eastAsia="ru-RU"/>
-        </w:rPr>
-        <w:t>{{</w:t>
-      </w:r>
-      <w:r>
-        <w:rPr>
-          <w:szCs w:val="24"/>
-          <w:lang w:val="ru-RU" w:eastAsia="ru-RU"/>
-        </w:rPr>
-        <w:t>PARETO</w:t>
-      </w:r>
-      <w:r>
-        <w:rPr>
-          <w:szCs w:val="24"/>
-          <w:lang w:val="ru-RU" w:eastAsia="ru-RU"/>
-        </w:rPr>
-        <w:t>_</w:t>
-      </w:r>
-      <w:r>
-        <w:rPr>
-          <w:szCs w:val="24"/>
-          <w:lang w:val="ru-RU" w:eastAsia="ru-RU"/>
-        </w:rPr>
-        <w:t>INJURED</w:t>
-      </w:r>
-      <w:r>
-        <w:rPr>
-          <w:szCs w:val="24"/>
-          <w:lang w:val="ru-RU" w:eastAsia="ru-RU"/>
-        </w:rPr>
-        <w:t>_</w:t>
-      </w:r>
-      <w:r>
-        <w:rPr>
-          <w:szCs w:val="24"/>
-          <w:lang w:val="ru-RU" w:eastAsia="ru-RU"/>
-        </w:rPr>
-        <w:t>CHART</w:t>
-      </w:r>
-      <w:r>
-        <w:rPr>
-          <w:szCs w:val="24"/>
-          <w:lang w:val="ru-RU" w:eastAsia="ru-RU"/>
-        </w:rPr>
-        <w:t>}}</w:t>
-      </w:r>
-    </w:p>
-    <w:p>
-      <w:pPr>
-        <w:pStyle w:val="af7"/>
-        <w:keepNext/>
-        <w:spacing w:after="0" w:line="360" w:lineRule="auto"/>
-        <w:ind w:firstLine="680"/>
-        <w:jc w:val="center"/>
-        <w:rPr>
-          <w:sz w:val="24"/>
-          <w:szCs w:val="24"/>
-          <w:lang w:val="ru-RU" w:eastAsia="ru-RU"/>
-        </w:rPr>
-      </w:pPr>
-      <w:r>
-        <w:rPr>
-          <w:lang w:val="ru-RU"/>
-        </w:rPr>
-        <w:t xml:space="preserve">Рисунок </w:t>
-      </w:r>
-      <w:bookmarkStart w:id="51" w:name="AutoFigure6"/>
-      <w:r>
-        <w:fldChar w:fldCharType="begin"/>
-      </w:r>
-      <w:r>
-        <w:rPr>
-          <w:lang w:val="ru-RU"/>
-        </w:rPr>
-        <w:instrText xml:space="preserve"> </w:instrText>
-      </w:r>
-      <w:r>
-        <w:instrText>SEQ</w:instrText>
-      </w:r>
-      <w:r>
-        <w:rPr>
-          <w:lang w:val="ru-RU"/>
-        </w:rPr>
-        <w:instrText xml:space="preserve"> Рисунок \* </w:instrText>
-      </w:r>
-      <w:r>
-        <w:instrText>ARABIC</w:instrText>
-      </w:r>
-      <w:r>
-        <w:rPr>
-          <w:lang w:val="ru-RU"/>
-        </w:rPr>
-        <w:instrText xml:space="preserve"> </w:instrText>
-      </w:r>
-      <w:r>
-        <w:fldChar w:fldCharType="separate"/>
-      </w:r>
-      <w:r>
-        <w:rPr>
-          <w:noProof/>
-          <w:lang w:val="ru-RU"/>
-        </w:rPr>
-        <w:t>6</w:t>
-      </w:r>
-      <w:r>
-        <w:fldChar w:fldCharType="end"/>
-      </w:r>
-      <w:bookmarkEnd w:id="51"/>
-      <w:r>
-        <w:rPr>
-          <w:lang w:val="ru-RU"/>
-        </w:rPr>
-        <w:t xml:space="preserve"> – Диаграмма вклада сценариев по коллективному риску ранения</w:t>
-      </w:r>
-    </w:p>
-    <w:p>
-      <w:pPr>
-        <w:spacing w:after="0" w:line="360" w:lineRule="auto"/>
-        <w:ind w:firstLine="680"/>
-        <w:jc w:val="both"/>
-        <w:rPr>
-          <w:sz w:val="24"/>
-          <w:szCs w:val="24"/>
-          <w:lang w:val="ru-RU" w:eastAsia="ru-RU"/>
-        </w:rPr>
-      </w:pPr>
-    </w:p>
-    <w:p>
-      <w:pPr>
-        <w:spacing w:after="0" w:line="360" w:lineRule="auto"/>
-        <w:ind w:firstLine="680"/>
-        <w:jc w:val="both"/>
-        <w:rPr>
-          <w:sz w:val="24"/>
-          <w:szCs w:val="24"/>
-          <w:lang w:val="ru-RU" w:eastAsia="ru-RU"/>
-        </w:rPr>
-      </w:pPr>
-      <w:r>
-        <w:rPr>
-          <w:szCs w:val="24"/>
-          <w:lang w:val="ru-RU" w:eastAsia="ru-RU"/>
-        </w:rPr>
-        <w:t>{{</w:t>
-      </w:r>
-      <w:r>
-        <w:rPr>
-          <w:szCs w:val="24"/>
-          <w:lang w:val="ru-RU" w:eastAsia="ru-RU"/>
-        </w:rPr>
-        <w:t>PARETO</w:t>
-      </w:r>
-      <w:r>
-        <w:rPr>
-          <w:szCs w:val="24"/>
-          <w:lang w:val="ru-RU" w:eastAsia="ru-RU"/>
-        </w:rPr>
-        <w:t>_</w:t>
-      </w:r>
-      <w:r>
-        <w:rPr>
-          <w:szCs w:val="24"/>
-          <w:lang w:val="ru-RU" w:eastAsia="ru-RU"/>
-        </w:rPr>
-        <w:t>DAMAGE</w:t>
-      </w:r>
-      <w:r>
-        <w:rPr>
-          <w:szCs w:val="24"/>
-          <w:lang w:val="ru-RU" w:eastAsia="ru-RU"/>
-        </w:rPr>
-        <w:t>_</w:t>
-      </w:r>
-      <w:r>
-        <w:rPr>
-          <w:szCs w:val="24"/>
-          <w:lang w:val="ru-RU" w:eastAsia="ru-RU"/>
-        </w:rPr>
-        <w:t>CHART</w:t>
-      </w:r>
-      <w:r>
-        <w:rPr>
-          <w:szCs w:val="24"/>
-          <w:lang w:val="ru-RU" w:eastAsia="ru-RU"/>
-        </w:rPr>
-        <w:t>}}</w:t>
-      </w:r>
-    </w:p>
-    <w:p>
-      <w:pPr>
-        <w:pStyle w:val="af7"/>
-        <w:keepNext/>
-        <w:spacing w:after="0" w:line="360" w:lineRule="auto"/>
-        <w:ind w:firstLine="680"/>
-        <w:jc w:val="center"/>
-        <w:rPr>
-          <w:sz w:val="24"/>
-          <w:szCs w:val="24"/>
-          <w:lang w:val="ru-RU" w:eastAsia="ru-RU"/>
-        </w:rPr>
-      </w:pPr>
-      <w:r>
-        <w:rPr>
-          <w:lang w:val="ru-RU"/>
-        </w:rPr>
-        <w:lastRenderedPageBreak/>
-        <w:t xml:space="preserve">Рисунок </w:t>
-      </w:r>
-      <w:bookmarkStart w:id="52" w:name="AutoFigure7"/>
-      <w:r>
-        <w:fldChar w:fldCharType="begin"/>
-      </w:r>
-      <w:r>
-        <w:rPr>
-          <w:lang w:val="ru-RU"/>
-        </w:rPr>
-        <w:instrText xml:space="preserve"> </w:instrText>
-      </w:r>
-      <w:r>
-        <w:instrText>SEQ</w:instrText>
-      </w:r>
-      <w:r>
-        <w:rPr>
-          <w:lang w:val="ru-RU"/>
-        </w:rPr>
-        <w:instrText xml:space="preserve"> Рисунок \* </w:instrText>
-      </w:r>
-      <w:r>
-        <w:instrText>ARABIC</w:instrText>
-      </w:r>
-      <w:r>
-        <w:rPr>
-          <w:lang w:val="ru-RU"/>
-        </w:rPr>
-        <w:instrText xml:space="preserve"> </w:instrText>
-      </w:r>
-      <w:r>
-        <w:fldChar w:fldCharType="separate"/>
-      </w:r>
-      <w:r>
-        <w:rPr>
-          <w:noProof/>
-          <w:lang w:val="ru-RU"/>
-        </w:rPr>
-        <w:t>7</w:t>
-      </w:r>
-      <w:r>
-        <w:fldChar w:fldCharType="end"/>
-      </w:r>
-      <w:bookmarkEnd w:id="52"/>
-      <w:r>
-        <w:rPr>
-          <w:lang w:val="ru-RU"/>
-        </w:rPr>
-        <w:t xml:space="preserve"> – Диаграмма вклада сценариев по суммарному ущербу</w:t>
-      </w:r>
-    </w:p>
-    <w:p>
-      <w:pPr>
-        <w:spacing w:after="0" w:line="360" w:lineRule="auto"/>
-        <w:ind w:firstLine="680"/>
-        <w:jc w:val="both"/>
-        <w:rPr>
-          <w:sz w:val="24"/>
-          <w:szCs w:val="24"/>
-          <w:lang w:val="ru-RU" w:eastAsia="ru-RU"/>
-        </w:rPr>
-      </w:pPr>
-    </w:p>
-    <w:p>
-      <w:pPr>
-        <w:spacing w:after="0" w:line="360" w:lineRule="auto"/>
-        <w:ind w:firstLine="680"/>
-        <w:jc w:val="both"/>
-        <w:rPr>
-          <w:sz w:val="24"/>
-          <w:szCs w:val="24"/>
-          <w:lang w:val="ru-RU" w:eastAsia="ru-RU"/>
-        </w:rPr>
-      </w:pPr>
-      <w:r>
-        <w:rPr>
-          <w:szCs w:val="24"/>
-          <w:lang w:val="ru-RU" w:eastAsia="ru-RU"/>
-        </w:rPr>
-        <w:t>{{</w:t>
-      </w:r>
-      <w:r>
-        <w:rPr>
-          <w:szCs w:val="24"/>
-          <w:lang w:val="ru-RU" w:eastAsia="ru-RU"/>
-        </w:rPr>
-        <w:t>PARETO</w:t>
-      </w:r>
-      <w:r>
-        <w:rPr>
-          <w:szCs w:val="24"/>
-          <w:lang w:val="ru-RU" w:eastAsia="ru-RU"/>
-        </w:rPr>
-        <w:t>_</w:t>
-      </w:r>
-      <w:r>
-        <w:rPr>
-          <w:szCs w:val="24"/>
-          <w:lang w:val="ru-RU" w:eastAsia="ru-RU"/>
-        </w:rPr>
-        <w:t>ENV</w:t>
-      </w:r>
-      <w:r>
-        <w:rPr>
-          <w:szCs w:val="24"/>
-          <w:lang w:val="ru-RU" w:eastAsia="ru-RU"/>
-        </w:rPr>
-        <w:t>_</w:t>
-      </w:r>
-      <w:r>
-        <w:rPr>
-          <w:szCs w:val="24"/>
-          <w:lang w:val="ru-RU" w:eastAsia="ru-RU"/>
-        </w:rPr>
-        <w:t>DAMAGE</w:t>
-      </w:r>
-      <w:r>
-        <w:rPr>
-          <w:szCs w:val="24"/>
-          <w:lang w:val="ru-RU" w:eastAsia="ru-RU"/>
-        </w:rPr>
-        <w:t>_</w:t>
-      </w:r>
-      <w:r>
-        <w:rPr>
-          <w:szCs w:val="24"/>
-          <w:lang w:val="ru-RU" w:eastAsia="ru-RU"/>
-        </w:rPr>
-        <w:t>CHART</w:t>
-      </w:r>
-      <w:r>
-        <w:rPr>
-          <w:szCs w:val="24"/>
-          <w:lang w:val="ru-RU" w:eastAsia="ru-RU"/>
-        </w:rPr>
-        <w:t>}}</w:t>
-      </w:r>
-    </w:p>
-    <w:p>
-      <w:pPr>
-        <w:pStyle w:val="af7"/>
-        <w:keepNext/>
-        <w:spacing w:after="0" w:line="360" w:lineRule="auto"/>
-        <w:ind w:firstLine="680"/>
-        <w:jc w:val="center"/>
-        <w:rPr>
-          <w:sz w:val="24"/>
-          <w:szCs w:val="24"/>
-          <w:lang w:val="ru-RU" w:eastAsia="ru-RU"/>
-        </w:rPr>
-      </w:pPr>
-      <w:r>
-        <w:rPr>
-          <w:lang w:val="ru-RU"/>
-        </w:rPr>
-        <w:t xml:space="preserve">Рисунок </w:t>
-      </w:r>
-      <w:bookmarkStart w:id="53" w:name="AutoFigure8"/>
-      <w:r>
-        <w:fldChar w:fldCharType="begin"/>
-      </w:r>
-      <w:r>
-        <w:rPr>
-          <w:lang w:val="ru-RU"/>
-        </w:rPr>
-        <w:instrText xml:space="preserve"> </w:instrText>
-      </w:r>
-      <w:r>
-        <w:instrText>SEQ</w:instrText>
-      </w:r>
-      <w:r>
-        <w:rPr>
-          <w:lang w:val="ru-RU"/>
-        </w:rPr>
-        <w:instrText xml:space="preserve"> Рисунок \* </w:instrText>
-      </w:r>
-      <w:r>
-        <w:instrText>ARABIC</w:instrText>
-      </w:r>
-      <w:r>
-        <w:rPr>
-          <w:lang w:val="ru-RU"/>
-        </w:rPr>
-        <w:instrText xml:space="preserve"> </w:instrText>
-      </w:r>
-      <w:r>
-        <w:fldChar w:fldCharType="separate"/>
-      </w:r>
-      <w:r>
-        <w:rPr>
-          <w:noProof/>
-          <w:lang w:val="ru-RU"/>
-        </w:rPr>
-        <w:t>8</w:t>
-      </w:r>
-      <w:r>
-        <w:fldChar w:fldCharType="end"/>
-      </w:r>
-      <w:bookmarkEnd w:id="53"/>
-      <w:r>
-        <w:rPr>
-          <w:lang w:val="ru-RU"/>
-        </w:rPr>
-        <w:t xml:space="preserve"> – Диаграмма вклада сценариев по экологическому ущербу</w:t>
-      </w:r>
-    </w:p>
-    <w:p>
-      <w:pPr>
-        <w:spacing w:after="0" w:line="360" w:lineRule="auto"/>
-        <w:ind w:firstLine="680"/>
-        <w:jc w:val="both"/>
-        <w:rPr>
-          <w:sz w:val="24"/>
-          <w:szCs w:val="24"/>
-          <w:lang w:val="ru-RU" w:eastAsia="ru-RU"/>
-        </w:rPr>
-      </w:pPr>
-    </w:p>
-    <w:p>
-      <w:pPr>
-        <w:spacing w:after="0" w:line="360" w:lineRule="auto"/>
-        <w:ind w:firstLine="680"/>
-        <w:jc w:val="both"/>
-        <w:rPr>
-          <w:sz w:val="24"/>
-          <w:szCs w:val="24"/>
-          <w:lang w:val="ru-RU" w:eastAsia="ru-RU"/>
-        </w:rPr>
-      </w:pPr>
-      <w:r>
-        <w:rPr>
-          <w:lang w:val="ru-RU"/>
-        </w:rPr>
-        <w:t xml:space="preserve">Диаграмма распределения ущерба по составляющим опасного производственного объекта представлена на рисунке </w:t>
-      </w:r>
-      <w:r>
-        <w:fldChar w:fldCharType="begin"/>
-      </w:r>
-      <w:r>
-        <w:rPr>
-          <w:lang w:val="ru-RU"/>
-        </w:rPr>
-        <w:instrText xml:space="preserve"> </w:instrText>
-      </w:r>
-      <w:r>
-        <w:instrText>REF</w:instrText>
-      </w:r>
-      <w:r>
-        <w:rPr>
-          <w:lang w:val="ru-RU"/>
-        </w:rPr>
-        <w:instrText xml:space="preserve"> </w:instrText>
-      </w:r>
-      <w:r>
-        <w:instrText>AutoFigure</w:instrText>
-      </w:r>
-      <w:r>
-        <w:rPr>
-          <w:lang w:val="ru-RU"/>
-        </w:rPr>
-        <w:instrText>9 \</w:instrText>
-      </w:r>
-      <w:r>
-        <w:instrText>h</w:instrText>
-      </w:r>
-      <w:r>
-        <w:rPr>
-          <w:lang w:val="ru-RU"/>
-        </w:rPr>
-        <w:instrText xml:space="preserve"> </w:instrText>
-      </w:r>
-      <w:r>
-        <w:fldChar w:fldCharType="separate"/>
-      </w:r>
-      <w:r>
-        <w:rPr>
-          <w:noProof/>
-          <w:lang w:val="ru-RU"/>
-        </w:rPr>
-        <w:t>9</w:t>
-      </w:r>
-      <w:r>
-        <w:fldChar w:fldCharType="end"/>
-      </w:r>
-      <w:r>
-        <w:rPr>
-          <w:lang w:val="ru-RU"/>
-        </w:rPr>
-        <w:t>.</w:t>
-      </w:r>
-    </w:p>
-    <w:p>
-      <w:pPr>
-        <w:spacing w:after="0" w:line="360" w:lineRule="auto"/>
-        <w:ind w:firstLine="680"/>
-        <w:jc w:val="both"/>
-        <w:rPr>
-          <w:sz w:val="24"/>
-          <w:szCs w:val="24"/>
-          <w:lang w:val="ru-RU" w:eastAsia="ru-RU"/>
-        </w:rPr>
-      </w:pPr>
-    </w:p>
-    <w:p>
-      <w:pPr>
-        <w:spacing w:after="0" w:line="360" w:lineRule="auto"/>
-        <w:ind w:firstLine="680"/>
-        <w:jc w:val="both"/>
-        <w:rPr>
-          <w:sz w:val="24"/>
-          <w:szCs w:val="24"/>
-          <w:lang w:val="ru-RU" w:eastAsia="ru-RU"/>
-        </w:rPr>
-      </w:pPr>
-      <w:r>
-        <w:rPr>
-          <w:szCs w:val="24"/>
-          <w:lang w:val="ru-RU" w:eastAsia="ru-RU"/>
-        </w:rPr>
-        <w:t>{{</w:t>
-      </w:r>
-      <w:r>
-        <w:rPr>
-          <w:szCs w:val="24"/>
-          <w:lang w:val="ru-RU" w:eastAsia="ru-RU"/>
-        </w:rPr>
-        <w:t>DAMAGE</w:t>
-      </w:r>
-      <w:r>
-        <w:rPr>
-          <w:szCs w:val="24"/>
-          <w:lang w:val="ru-RU" w:eastAsia="ru-RU"/>
-        </w:rPr>
-        <w:t>_</w:t>
-      </w:r>
-      <w:r>
-        <w:rPr>
-          <w:szCs w:val="24"/>
-          <w:lang w:val="ru-RU" w:eastAsia="ru-RU"/>
-        </w:rPr>
-        <w:t>BY</w:t>
-      </w:r>
-      <w:r>
-        <w:rPr>
-          <w:szCs w:val="24"/>
-          <w:lang w:val="ru-RU" w:eastAsia="ru-RU"/>
-        </w:rPr>
-        <w:t>_</w:t>
-      </w:r>
-      <w:r>
-        <w:rPr>
-          <w:szCs w:val="24"/>
-          <w:lang w:val="ru-RU" w:eastAsia="ru-RU"/>
-        </w:rPr>
-        <w:t>COMPONENT</w:t>
-      </w:r>
-      <w:r>
-        <w:rPr>
-          <w:szCs w:val="24"/>
-          <w:lang w:val="ru-RU" w:eastAsia="ru-RU"/>
-        </w:rPr>
-        <w:t>_</w:t>
-      </w:r>
-      <w:r>
-        <w:rPr>
-          <w:szCs w:val="24"/>
-          <w:lang w:val="ru-RU" w:eastAsia="ru-RU"/>
-        </w:rPr>
-        <w:t>CHART</w:t>
-      </w:r>
-      <w:r>
-        <w:rPr>
-          <w:szCs w:val="24"/>
-          <w:lang w:val="ru-RU" w:eastAsia="ru-RU"/>
-        </w:rPr>
-        <w:t>}}</w:t>
-      </w:r>
-    </w:p>
-    <w:p>
-      <w:pPr>
-        <w:pStyle w:val="af7"/>
-        <w:keepNext/>
-        <w:spacing w:after="0" w:line="360" w:lineRule="auto"/>
-        <w:ind w:firstLine="680"/>
-        <w:jc w:val="center"/>
-        <w:rPr>
-          <w:sz w:val="24"/>
-          <w:szCs w:val="24"/>
-          <w:lang w:val="ru-RU" w:eastAsia="ru-RU"/>
-        </w:rPr>
-      </w:pPr>
-      <w:r>
-        <w:rPr>
-          <w:lang w:val="ru-RU"/>
-        </w:rPr>
-        <w:t xml:space="preserve">Рисунок </w:t>
-      </w:r>
-      <w:bookmarkStart w:id="54" w:name="AutoFigure9"/>
-      <w:r>
-        <w:fldChar w:fldCharType="begin"/>
-      </w:r>
-      <w:r>
-        <w:rPr>
-          <w:lang w:val="ru-RU"/>
-        </w:rPr>
-        <w:instrText xml:space="preserve"> </w:instrText>
-      </w:r>
-      <w:r>
-        <w:instrText>SEQ</w:instrText>
-      </w:r>
-      <w:r>
-        <w:rPr>
-          <w:lang w:val="ru-RU"/>
-        </w:rPr>
-        <w:instrText xml:space="preserve"> Рисунок \* </w:instrText>
-      </w:r>
-      <w:r>
-        <w:instrText>ARABIC</w:instrText>
-      </w:r>
-      <w:r>
-        <w:rPr>
-          <w:lang w:val="ru-RU"/>
-        </w:rPr>
-        <w:instrText xml:space="preserve"> </w:instrText>
-      </w:r>
-      <w:r>
-        <w:fldChar w:fldCharType="separate"/>
-      </w:r>
-      <w:r>
-        <w:rPr>
-          <w:noProof/>
-          <w:lang w:val="ru-RU"/>
-        </w:rPr>
-        <w:t>9</w:t>
-      </w:r>
-      <w:r>
-        <w:fldChar w:fldCharType="end"/>
-      </w:r>
-      <w:bookmarkEnd w:id="54"/>
-      <w:r>
-        <w:rPr>
-          <w:lang w:val="ru-RU"/>
-        </w:rPr>
-        <w:t xml:space="preserve"> – Диаграмма распределения ущерба по составляющим</w:t>
-      </w:r>
-    </w:p>
-    <w:p>
-      <w:pPr>
-        <w:spacing w:after="0" w:line="360" w:lineRule="auto"/>
-        <w:ind w:firstLine="680"/>
-        <w:jc w:val="both"/>
-        <w:rPr>
-          <w:sz w:val="24"/>
-          <w:szCs w:val="24"/>
-          <w:lang w:val="ru-RU" w:eastAsia="ru-RU"/>
-        </w:rPr>
-      </w:pPr>
-    </w:p>
-    <w:p>
-      <w:pPr>
-        <w:spacing w:after="0" w:line="360" w:lineRule="auto"/>
-        <w:ind w:firstLine="680"/>
-        <w:jc w:val="both"/>
-        <w:rPr>
-          <w:sz w:val="24"/>
-          <w:szCs w:val="24"/>
-          <w:lang w:val="ru-RU" w:eastAsia="ru-RU"/>
-        </w:rPr>
-      </w:pPr>
-      <w:r>
-        <w:rPr>
-          <w:lang w:val="ru-RU"/>
-        </w:rPr>
-        <w:t xml:space="preserve">На рисунках </w:t>
-      </w:r>
-      <w:r>
-        <w:fldChar w:fldCharType="begin"/>
-      </w:r>
-      <w:r>
-        <w:rPr>
-          <w:lang w:val="ru-RU"/>
-        </w:rPr>
-        <w:instrText xml:space="preserve"> </w:instrText>
-      </w:r>
-      <w:r>
-        <w:instrText>REF</w:instrText>
-      </w:r>
-      <w:r>
-        <w:rPr>
-          <w:lang w:val="ru-RU"/>
-        </w:rPr>
-        <w:instrText xml:space="preserve"> </w:instrText>
-      </w:r>
-      <w:r>
-        <w:instrText>AutoFigure</w:instrText>
-      </w:r>
-      <w:r>
-        <w:rPr>
-          <w:lang w:val="ru-RU"/>
-        </w:rPr>
-        <w:instrText>10 \</w:instrText>
-      </w:r>
-      <w:r>
-        <w:instrText>h</w:instrText>
-      </w:r>
-      <w:r>
-        <w:rPr>
-          <w:lang w:val="ru-RU"/>
-        </w:rPr>
-        <w:instrText xml:space="preserve"> </w:instrText>
-      </w:r>
-      <w:r>
-        <w:fldChar w:fldCharType="separate"/>
-      </w:r>
-      <w:r>
-        <w:rPr>
-          <w:noProof/>
-          <w:lang w:val="ru-RU"/>
-        </w:rPr>
-        <w:t>10</w:t>
-      </w:r>
-      <w:r>
-        <w:fldChar w:fldCharType="end"/>
-      </w:r>
-      <w:r>
-        <w:rPr>
-          <w:lang w:val="ru-RU"/>
-        </w:rPr>
-        <w:t xml:space="preserve"> и </w:t>
-      </w:r>
-      <w:r>
-        <w:fldChar w:fldCharType="begin"/>
-      </w:r>
-      <w:r>
-        <w:rPr>
-          <w:lang w:val="ru-RU"/>
-        </w:rPr>
-        <w:instrText xml:space="preserve"> </w:instrText>
-      </w:r>
-      <w:r>
-        <w:instrText>REF</w:instrText>
-      </w:r>
-      <w:r>
-        <w:rPr>
-          <w:lang w:val="ru-RU"/>
-        </w:rPr>
-        <w:instrText xml:space="preserve"> </w:instrText>
-      </w:r>
-      <w:r>
-        <w:instrText>AutoFigure</w:instrText>
-      </w:r>
-      <w:r>
-        <w:rPr>
-          <w:lang w:val="ru-RU"/>
-        </w:rPr>
-        <w:instrText>11 \</w:instrText>
-      </w:r>
-      <w:r>
-        <w:instrText>h</w:instrText>
-      </w:r>
-      <w:r>
-        <w:rPr>
-          <w:lang w:val="ru-RU"/>
-        </w:rPr>
-        <w:instrText xml:space="preserve"> </w:instrText>
-      </w:r>
-      <w:r>
-        <w:fldChar w:fldCharType="separate"/>
-      </w:r>
-      <w:r>
-        <w:rPr>
-          <w:noProof/>
           <w:lang w:val="ru-RU"/>
         </w:rPr>
         <w:t>11</w:t>
       </w:r>
       <w:r>
-        <w:fldChar w:fldCharType="end"/>
-      </w:r>
-      <w:r>
-        <w:rPr>
-          <w:lang w:val="ru-RU"/>
-        </w:rPr>
-        <w:t xml:space="preserve"> представлены риск-матрицы соответствия частот сценариев аварий количеству погибших и ущербу от аварий на объекте. На диаграммах выделены и подписаны пять наиболее вероятных и пять наиболее опасных аварий для устранения наложения подписей.</w:t>
-      </w:r>
-    </w:p>
-    <w:p>
-      <w:pPr>
-        <w:spacing w:after="0" w:line="360" w:lineRule="auto"/>
-        <w:ind w:firstLine="680"/>
-        <w:jc w:val="both"/>
-        <w:rPr>
-          <w:sz w:val="24"/>
-          <w:szCs w:val="24"/>
-          <w:lang w:val="ru-RU" w:eastAsia="ru-RU"/>
-        </w:rPr>
-      </w:pPr>
-    </w:p>
-    <w:p>
-      <w:pPr>
-        <w:spacing w:after="0" w:line="360" w:lineRule="auto"/>
-        <w:ind w:firstLine="680"/>
-        <w:jc w:val="both"/>
-        <w:rPr>
-          <w:sz w:val="24"/>
-          <w:szCs w:val="24"/>
-          <w:lang w:val="ru-RU" w:eastAsia="ru-RU"/>
-        </w:rPr>
-      </w:pPr>
-      <w:r>
-        <w:rPr>
-          <w:szCs w:val="24"/>
-          <w:lang w:val="ru-RU" w:eastAsia="ru-RU"/>
-        </w:rPr>
-        <w:t>{{</w:t>
-      </w:r>
-      <w:r>
-        <w:rPr>
-          <w:szCs w:val="24"/>
-          <w:lang w:eastAsia="ru-RU"/>
-        </w:rPr>
-        <w:t>RISK</w:t>
-      </w:r>
-      <w:r>
-        <w:rPr>
-          <w:szCs w:val="24"/>
-          <w:lang w:val="ru-RU" w:eastAsia="ru-RU"/>
-        </w:rPr>
-        <w:t>_</w:t>
-      </w:r>
-      <w:r>
-        <w:rPr>
-          <w:szCs w:val="24"/>
-          <w:lang w:eastAsia="ru-RU"/>
-        </w:rPr>
-        <w:t>MATRIX</w:t>
-      </w:r>
-      <w:r>
-        <w:rPr>
-          <w:szCs w:val="24"/>
-          <w:lang w:val="ru-RU" w:eastAsia="ru-RU"/>
-        </w:rPr>
-        <w:t>_</w:t>
-      </w:r>
-      <w:r>
-        <w:rPr>
-          <w:szCs w:val="24"/>
-          <w:lang w:eastAsia="ru-RU"/>
-        </w:rPr>
-        <w:t>CHART</w:t>
-      </w:r>
-      <w:r>
-        <w:rPr>
-          <w:szCs w:val="24"/>
-          <w:lang w:val="ru-RU" w:eastAsia="ru-RU"/>
-        </w:rPr>
-        <w:t>}}</w:t>
-      </w:r>
-    </w:p>
-    <w:p>
-      <w:pPr>
-        <w:pStyle w:val="af7"/>
-        <w:keepNext/>
-        <w:spacing w:after="0" w:line="360" w:lineRule="auto"/>
-        <w:ind w:firstLine="680"/>
-        <w:jc w:val="center"/>
-        <w:rPr>
-          <w:sz w:val="24"/>
-          <w:szCs w:val="24"/>
-          <w:lang w:val="ru-RU" w:eastAsia="ru-RU"/>
-        </w:rPr>
-      </w:pPr>
-      <w:r>
-        <w:rPr>
-          <w:lang w:val="ru-RU"/>
-        </w:rPr>
-        <w:t xml:space="preserve">Рисунок </w:t>
-      </w:r>
-      <w:bookmarkStart w:id="55" w:name="AutoFigure10"/>
-      <w:r>
-        <w:fldChar w:fldCharType="begin"/>
-      </w:r>
-      <w:r>
-        <w:rPr>
-          <w:lang w:val="ru-RU"/>
-        </w:rPr>
-        <w:instrText xml:space="preserve"> </w:instrText>
-      </w:r>
-      <w:r>
-        <w:instrText>SEQ</w:instrText>
-      </w:r>
-      <w:r>
-        <w:rPr>
-          <w:lang w:val="ru-RU"/>
-        </w:rPr>
-        <w:instrText xml:space="preserve"> Рисунок \* </w:instrText>
-      </w:r>
-      <w:r>
-        <w:instrText>ARABIC</w:instrText>
-      </w:r>
-      <w:r>
-        <w:rPr>
-          <w:lang w:val="ru-RU"/>
-        </w:rPr>
-        <w:instrText xml:space="preserve"> </w:instrText>
-      </w:r>
-      <w:r>
-        <w:fldChar w:fldCharType="separate"/>
-      </w:r>
-      <w:r>
-        <w:rPr>
-          <w:noProof/>
-          <w:lang w:val="ru-RU"/>
-        </w:rPr>
-        <w:t>10</w:t>
-      </w:r>
-      <w:r>
-        <w:fldChar w:fldCharType="end"/>
-      </w:r>
-      <w:bookmarkEnd w:id="55"/>
-      <w:r>
-        <w:rPr>
-          <w:lang w:val="ru-RU"/>
-        </w:rPr>
-        <w:t xml:space="preserve"> – Риск-матрица «частота-количество погибших»</w:t>
-      </w:r>
-    </w:p>
-    <w:p>
-      <w:pPr>
-        <w:spacing w:after="0" w:line="360" w:lineRule="auto"/>
-        <w:ind w:firstLine="680"/>
-        <w:jc w:val="both"/>
-        <w:rPr>
-          <w:sz w:val="24"/>
-          <w:szCs w:val="24"/>
-          <w:lang w:val="ru-RU" w:eastAsia="ru-RU"/>
-        </w:rPr>
-      </w:pPr>
-    </w:p>
-    <w:p>
-      <w:pPr>
-        <w:spacing w:after="0" w:line="360" w:lineRule="auto"/>
-        <w:ind w:firstLine="680"/>
-        <w:jc w:val="both"/>
-        <w:rPr>
-          <w:sz w:val="24"/>
-          <w:szCs w:val="24"/>
-          <w:lang w:val="ru-RU" w:eastAsia="ru-RU"/>
-        </w:rPr>
-      </w:pPr>
-      <w:r>
-        <w:rPr>
-          <w:szCs w:val="24"/>
-          <w:lang w:val="ru-RU" w:eastAsia="ru-RU"/>
-        </w:rPr>
-        <w:t>{{</w:t>
-      </w:r>
-      <w:r>
-        <w:rPr>
-          <w:szCs w:val="24"/>
-          <w:lang w:val="ru-RU" w:eastAsia="ru-RU"/>
-        </w:rPr>
-        <w:t>RISK</w:t>
-      </w:r>
-      <w:r>
-        <w:rPr>
-          <w:szCs w:val="24"/>
-          <w:lang w:val="ru-RU" w:eastAsia="ru-RU"/>
-        </w:rPr>
-        <w:t>_</w:t>
-      </w:r>
-      <w:r>
-        <w:rPr>
-          <w:szCs w:val="24"/>
-          <w:lang w:val="ru-RU" w:eastAsia="ru-RU"/>
-        </w:rPr>
-        <w:t>MATRIX</w:t>
-      </w:r>
-      <w:r>
-        <w:rPr>
-          <w:szCs w:val="24"/>
-          <w:lang w:val="ru-RU" w:eastAsia="ru-RU"/>
-        </w:rPr>
-        <w:t>_</w:t>
-      </w:r>
-      <w:r>
-        <w:rPr>
-          <w:szCs w:val="24"/>
-          <w:lang w:val="ru-RU" w:eastAsia="ru-RU"/>
-        </w:rPr>
-        <w:t>DAMAGE</w:t>
-      </w:r>
-      <w:r>
-        <w:rPr>
-          <w:szCs w:val="24"/>
-          <w:lang w:val="ru-RU" w:eastAsia="ru-RU"/>
-        </w:rPr>
-        <w:t>_</w:t>
-      </w:r>
-      <w:r>
-        <w:rPr>
-          <w:szCs w:val="24"/>
-          <w:lang w:val="ru-RU" w:eastAsia="ru-RU"/>
-        </w:rPr>
-        <w:t>CHART</w:t>
-      </w:r>
-      <w:r>
-        <w:rPr>
-          <w:szCs w:val="24"/>
-          <w:lang w:val="ru-RU" w:eastAsia="ru-RU"/>
-        </w:rPr>
-        <w:t>}}</w:t>
-      </w:r>
-    </w:p>
-    <w:p>
-      <w:pPr>
-        <w:pStyle w:val="af7"/>
-        <w:keepNext/>
-        <w:spacing w:after="0" w:line="360" w:lineRule="auto"/>
-        <w:ind w:firstLine="680"/>
-        <w:jc w:val="center"/>
-        <w:rPr>
-          <w:sz w:val="24"/>
-          <w:szCs w:val="24"/>
-          <w:lang w:val="ru-RU" w:eastAsia="ru-RU"/>
-        </w:rPr>
-      </w:pPr>
-      <w:r>
-        <w:rPr>
-          <w:lang w:val="ru-RU"/>
-        </w:rPr>
-        <w:t xml:space="preserve">Рисунок </w:t>
-      </w:r>
-      <w:bookmarkStart w:id="56" w:name="AutoFigure11"/>
-      <w:r>
-        <w:fldChar w:fldCharType="begin"/>
-      </w:r>
-      <w:r>
-        <w:rPr>
-          <w:lang w:val="ru-RU"/>
-        </w:rPr>
-        <w:instrText xml:space="preserve"> </w:instrText>
-      </w:r>
-      <w:r>
-        <w:instrText>SEQ</w:instrText>
-      </w:r>
-      <w:r>
-        <w:rPr>
-          <w:lang w:val="ru-RU"/>
-        </w:rPr>
-        <w:instrText xml:space="preserve"> Рисунок \* </w:instrText>
-      </w:r>
-      <w:r>
-        <w:instrText>ARABIC</w:instrText>
-      </w:r>
-      <w:r>
-        <w:rPr>
-          <w:lang w:val="ru-RU"/>
-        </w:rPr>
-        <w:instrText xml:space="preserve"> </w:instrText>
-      </w:r>
-      <w:r>
-        <w:fldChar w:fldCharType="separate"/>
-      </w:r>
-      <w:r>
-        <w:rPr>
-          <w:noProof/>
-          <w:lang w:val="ru-RU"/>
-        </w:rPr>
-        <w:t>11</w:t>
-      </w:r>
-      <w:r>
+        <w:rPr>
+          <w:lang w:val="ru-RU"/>
+        </w:rPr>
         <w:fldChar w:fldCharType="end"/>
       </w:r>
       <w:bookmarkEnd w:id="56"/>
@@ -19102,11 +19386,9 @@
     </w:p>
     <w:p>
       <w:pPr>
-        <w:pStyle w:val="af7"/>
-        <w:keepNext/>
         <w:spacing w:after="0" w:line="360" w:lineRule="auto"/>
         <w:ind w:firstLine="680"/>
-        <w:jc w:val="center"/>
+        <w:jc w:val="both"/>
         <w:rPr>
           <w:lang w:val="ru-RU"/>
         </w:rPr>
@@ -19119,6 +19401,9 @@
       </w:r>
       <w:bookmarkStart w:id="75" w:name="AutoFigure12"/>
       <w:r>
+        <w:rPr>
+          <w:lang w:val="ru-RU"/>
+        </w:rPr>
         <w:fldChar w:fldCharType="begin"/>
       </w:r>
       <w:r>
@@ -19128,6 +19413,9 @@
         <w:instrText xml:space="preserve"> </w:instrText>
       </w:r>
       <w:r>
+        <w:rPr>
+          <w:lang w:val="ru-RU"/>
+        </w:rPr>
         <w:instrText>SEQ</w:instrText>
       </w:r>
       <w:r>
@@ -19137,6 +19425,9 @@
         <w:instrText xml:space="preserve"> Рисунок \* </w:instrText>
       </w:r>
       <w:r>
+        <w:rPr>
+          <w:lang w:val="ru-RU"/>
+        </w:rPr>
         <w:instrText>ARABIC</w:instrText>
       </w:r>
       <w:r>
@@ -19146,16 +19437,21 @@
         <w:instrText xml:space="preserve"> </w:instrText>
       </w:r>
       <w:r>
+        <w:rPr>
+          <w:lang w:val="ru-RU"/>
+        </w:rPr>
         <w:fldChar w:fldCharType="separate"/>
       </w:r>
       <w:r>
         <w:rPr>
-          <w:noProof/>
           <w:lang w:val="ru-RU"/>
         </w:rPr>
         <w:t>12</w:t>
       </w:r>
       <w:r>
+        <w:rPr>
+          <w:lang w:val="ru-RU"/>
+        </w:rPr>
         <w:fldChar w:fldCharType="end"/>
       </w:r>
       <w:bookmarkEnd w:id="75"/>
@@ -19402,14 +19698,11 @@
     </w:p>
     <w:p>
       <w:pPr>
-        <w:pStyle w:val="af7"/>
-        <w:keepNext/>
         <w:spacing w:after="0" w:line="360" w:lineRule="auto"/>
         <w:ind w:firstLine="680"/>
-        <w:rPr>
-          <w:sz w:val="24"/>
-          <w:szCs w:val="24"/>
-          <w:lang w:val="ru-RU" w:eastAsia="ru-RU"/>
+        <w:jc w:val="both"/>
+        <w:rPr>
+          <w:lang w:val="ru-RU"/>
         </w:rPr>
       </w:pPr>
       <w:r>
@@ -19420,6 +19713,9 @@
       </w:r>
       <w:bookmarkStart w:id="79" w:name="AutoTable15"/>
       <w:r>
+        <w:rPr>
+          <w:lang w:val="ru-RU"/>
+        </w:rPr>
         <w:fldChar w:fldCharType="begin"/>
       </w:r>
       <w:r>
@@ -19429,6 +19725,9 @@
         <w:instrText xml:space="preserve"> </w:instrText>
       </w:r>
       <w:r>
+        <w:rPr>
+          <w:lang w:val="ru-RU"/>
+        </w:rPr>
         <w:instrText>SEQ</w:instrText>
       </w:r>
       <w:r>
@@ -19438,6 +19737,9 @@
         <w:instrText xml:space="preserve"> Таблица \* </w:instrText>
       </w:r>
       <w:r>
+        <w:rPr>
+          <w:lang w:val="ru-RU"/>
+        </w:rPr>
         <w:instrText>ARABIC</w:instrText>
       </w:r>
       <w:r>
@@ -19447,24 +19749,178 @@
         <w:instrText xml:space="preserve"> </w:instrText>
       </w:r>
       <w:r>
+        <w:rPr>
+          <w:lang w:val="ru-RU"/>
+        </w:rPr>
         <w:fldChar w:fldCharType="separate"/>
       </w:r>
       <w:r>
         <w:rPr>
+          <w:lang w:val="ru-RU"/>
+        </w:rPr>
+        <w:t>15</w:t>
+      </w:r>
+      <w:r>
+        <w:rPr>
+          <w:lang w:val="ru-RU"/>
+        </w:rPr>
+        <w:fldChar w:fldCharType="end"/>
+      </w:r>
+      <w:bookmarkEnd w:id="79"/>
+      <w:r>
+        <w:rPr>
+          <w:lang w:val="ru-RU"/>
+        </w:rPr>
+        <w:t xml:space="preserve"> – Результаты выбора наиболее опасных и наиболее вероятных сценариев аварий</w:t>
+      </w:r>
+    </w:p>
+    <w:p>
+      <w:pPr>
+        <w:spacing w:after="0" w:line="360" w:lineRule="auto"/>
+        <w:ind w:firstLine="680"/>
+        <w:jc w:val="both"/>
+        <w:rPr>
+          <w:sz w:val="24"/>
+          <w:szCs w:val="24"/>
+          <w:lang w:eastAsia="ru-RU"/>
+        </w:rPr>
+      </w:pPr>
+      <w:r>
+        <w:rPr>
+          <w:szCs w:val="24"/>
+          <w:lang w:eastAsia="ru-RU"/>
+        </w:rPr>
+        <w:t>{{TOP_SCENARIOS_BY_COMPONENT_SECTION}}</w:t>
+      </w:r>
+    </w:p>
+    <w:p>
+      <w:pPr>
+        <w:spacing w:after="0" w:line="360" w:lineRule="auto"/>
+        <w:ind w:firstLine="680"/>
+        <w:jc w:val="both"/>
+        <w:rPr>
+          <w:sz w:val="24"/>
+          <w:szCs w:val="24"/>
+          <w:lang w:eastAsia="ru-RU"/>
+        </w:rPr>
+      </w:pPr>
+    </w:p>
+    <w:p>
+      <w:pPr>
+        <w:spacing w:after="0" w:line="360" w:lineRule="auto"/>
+        <w:ind w:firstLine="680"/>
+        <w:jc w:val="both"/>
+        <w:rPr>
+          <w:sz w:val="24"/>
+          <w:szCs w:val="24"/>
+          <w:lang w:val="ru-RU" w:eastAsia="ru-RU"/>
+        </w:rPr>
+      </w:pPr>
+      <w:r>
+        <w:rPr>
+          <w:lang w:val="ru-RU"/>
+        </w:rPr>
+        <w:t>Максимально возможное количество потерпевших (физических лиц) из числа персонала составляет: {{</w:t>
+      </w:r>
+      <w:r>
+        <w:t>MAX</w:t>
+      </w:r>
+      <w:r>
+        <w:rPr>
+          <w:lang w:val="ru-RU"/>
+        </w:rPr>
+        <w:t>_</w:t>
+      </w:r>
+      <w:r>
+        <w:t>PEOPLE</w:t>
+      </w:r>
+      <w:r>
+        <w:rPr>
+          <w:lang w:val="ru-RU"/>
+        </w:rPr>
+        <w:t>_</w:t>
+      </w:r>
+      <w:r>
+        <w:t>VICTIMS</w:t>
+      </w:r>
+      <w:r>
+        <w:rPr>
+          <w:lang w:val="ru-RU"/>
+        </w:rPr>
+        <w:t>}}.</w:t>
+      </w:r>
+    </w:p>
+    <w:p>
+      <w:pPr>
+        <w:spacing w:after="0" w:line="360" w:lineRule="auto"/>
+        <w:ind w:firstLine="680"/>
+        <w:jc w:val="both"/>
+        <w:rPr>
+          <w:sz w:val="24"/>
+          <w:szCs w:val="24"/>
+          <w:lang w:val="ru-RU" w:eastAsia="ru-RU"/>
+        </w:rPr>
+      </w:pPr>
+      <w:r>
+        <w:rPr>
+          <w:lang w:val="ru-RU"/>
+        </w:rPr>
+        <w:t xml:space="preserve">Результаты анализа риска для декларируемого объекта представлены в таблице </w:t>
+      </w:r>
+      <w:r>
+        <w:fldChar w:fldCharType="begin"/>
+      </w:r>
+      <w:r>
+        <w:rPr>
+          <w:lang w:val="ru-RU"/>
+        </w:rPr>
+        <w:instrText xml:space="preserve"> </w:instrText>
+      </w:r>
+      <w:r>
+        <w:instrText>REF</w:instrText>
+      </w:r>
+      <w:r>
+        <w:rPr>
+          <w:lang w:val="ru-RU"/>
+        </w:rPr>
+        <w:instrText xml:space="preserve"> </w:instrText>
+      </w:r>
+      <w:r>
+        <w:instrText>AutoTable</w:instrText>
+      </w:r>
+      <w:r>
+        <w:rPr>
+          <w:lang w:val="ru-RU"/>
+        </w:rPr>
+        <w:instrText>16 \</w:instrText>
+      </w:r>
+      <w:r>
+        <w:instrText>h</w:instrText>
+      </w:r>
+      <w:r>
+        <w:rPr>
+          <w:lang w:val="ru-RU"/>
+        </w:rPr>
+        <w:instrText xml:space="preserve"> </w:instrText>
+      </w:r>
+      <w:r>
+        <w:fldChar w:fldCharType="separate"/>
+      </w:r>
+      <w:r>
+        <w:rPr>
           <w:noProof/>
           <w:lang w:val="ru-RU"/>
         </w:rPr>
-        <w:t>15</w:t>
+        <w:t>16</w:t>
       </w:r>
       <w:r>
         <w:fldChar w:fldCharType="end"/>
       </w:r>
-      <w:bookmarkEnd w:id="79"/>
-      <w:r>
-        <w:rPr>
-          <w:lang w:val="ru-RU"/>
-        </w:rPr>
-        <w:t xml:space="preserve"> – Результаты выбора наиболее опасных и наиболее вероятных сценариев аварий</w:t>
+      <w:r>
+        <w:rPr>
+          <w:lang w:val="ru-RU"/>
+        </w:rPr>
+        <w:t>.</w:t>
       </w:r>
     </w:p>
     <w:p>
@@ -19473,94 +19929,20 @@
         <w:ind w:firstLine="680"/>
         <w:jc w:val="both"/>
         <w:rPr>
-          <w:sz w:val="24"/>
-          <w:szCs w:val="24"/>
-          <w:lang w:eastAsia="ru-RU"/>
-        </w:rPr>
-      </w:pPr>
-      <w:r>
-        <w:rPr>
-          <w:szCs w:val="24"/>
-          <w:lang w:eastAsia="ru-RU"/>
-        </w:rPr>
-        <w:t>{{TOP_SCENARIOS_BY_COMPONENT_SECTION}}</w:t>
-      </w:r>
-    </w:p>
-    <w:p>
-      <w:pPr>
-        <w:spacing w:after="0" w:line="360" w:lineRule="auto"/>
-        <w:ind w:firstLine="680"/>
-        <w:jc w:val="both"/>
-        <w:rPr>
-          <w:sz w:val="24"/>
-          <w:szCs w:val="24"/>
-          <w:lang w:eastAsia="ru-RU"/>
-        </w:rPr>
-      </w:pPr>
-    </w:p>
-    <w:p>
-      <w:pPr>
-        <w:spacing w:after="0" w:line="360" w:lineRule="auto"/>
-        <w:ind w:firstLine="680"/>
-        <w:jc w:val="both"/>
-        <w:rPr>
-          <w:sz w:val="24"/>
-          <w:szCs w:val="24"/>
-          <w:lang w:val="ru-RU" w:eastAsia="ru-RU"/>
-        </w:rPr>
-      </w:pPr>
-      <w:r>
-        <w:rPr>
-          <w:lang w:val="ru-RU"/>
-        </w:rPr>
-        <w:t>Максимально возможное количество потерпевших (физических лиц) из числа персонала составляет: {{</w:t>
-      </w:r>
-      <w:r>
-        <w:t>MAX</w:t>
-      </w:r>
-      <w:r>
-        <w:rPr>
-          <w:lang w:val="ru-RU"/>
-        </w:rPr>
-        <w:t>_</w:t>
-      </w:r>
-      <w:r>
-        <w:t>PEOPLE</w:t>
-      </w:r>
-      <w:r>
-        <w:rPr>
-          <w:lang w:val="ru-RU"/>
-        </w:rPr>
-        <w:t>_</w:t>
-      </w:r>
-      <w:r>
-        <w:t>VICTIMS</w:t>
-      </w:r>
-      <w:r>
-        <w:rPr>
-          <w:lang w:val="ru-RU"/>
-        </w:rPr>
-        <w:t>}}.</w:t>
-      </w:r>
-    </w:p>
-    <w:p>
-      <w:pPr>
-        <w:spacing w:after="0" w:line="360" w:lineRule="auto"/>
-        <w:ind w:firstLine="680"/>
-        <w:jc w:val="both"/>
-        <w:rPr>
-          <w:sz w:val="24"/>
-          <w:szCs w:val="24"/>
-          <w:lang w:val="ru-RU" w:eastAsia="ru-RU"/>
-        </w:rPr>
-      </w:pPr>
-      <w:r>
-        <w:rPr>
-          <w:lang w:val="ru-RU"/>
-        </w:rPr>
-        <w:t xml:space="preserve">Результаты анализа риска для декларируемого объекта представлены в таблице </w:t>
-      </w:r>
-      <w:r>
+          <w:lang w:val="ru-RU"/>
+        </w:rPr>
+      </w:pPr>
+      <w:r>
+        <w:rPr>
+          <w:lang w:val="ru-RU"/>
+        </w:rPr>
+        <w:t xml:space="preserve">Таблица </w:t>
+      </w:r>
+      <w:bookmarkStart w:id="80" w:name="AutoTable16"/>
+      <w:r>
+        <w:rPr>
+          <w:lang w:val="ru-RU"/>
+        </w:rPr>
         <w:fldChar w:fldCharType="begin"/>
       </w:r>
       <w:r>
@@ -19570,7 +19952,22 @@
         <w:instrText xml:space="preserve"> </w:instrText>
       </w:r>
       <w:r>
-        <w:instrText>REF</w:instrText>
+        <w:rPr>
+          <w:lang w:val="ru-RU"/>
+        </w:rPr>
+        <w:instrText>SEQ</w:instrText>
+      </w:r>
+      <w:r>
+        <w:rPr>
+          <w:lang w:val="ru-RU"/>
+        </w:rPr>
+        <w:instrText xml:space="preserve"> Таблица \* </w:instrText>
+      </w:r>
+      <w:r>
+        <w:rPr>
+          <w:lang w:val="ru-RU"/>
+        </w:rPr>
+        <w:instrText>ARABIC</w:instrText>
       </w:r>
       <w:r>
         <w:rPr>
@@ -19579,100 +19976,21 @@
         <w:instrText xml:space="preserve"> </w:instrText>
       </w:r>
       <w:r>
-        <w:instrText>AutoTable</w:instrText>
-      </w:r>
-      <w:r>
-        <w:rPr>
-          <w:lang w:val="ru-RU"/>
-        </w:rPr>
-        <w:instrText>16 \</w:instrText>
-      </w:r>
-      <w:r>
-        <w:instrText>h</w:instrText>
-      </w:r>
-      <w:r>
-        <w:rPr>
-          <w:lang w:val="ru-RU"/>
-        </w:rPr>
-        <w:instrText xml:space="preserve"> </w:instrText>
-      </w:r>
-      <w:r>
+        <w:rPr>
+          <w:lang w:val="ru-RU"/>
+        </w:rPr>
         <w:fldChar w:fldCharType="separate"/>
       </w:r>
       <w:r>
         <w:rPr>
-          <w:noProof/>
           <w:lang w:val="ru-RU"/>
         </w:rPr>
         <w:t>16</w:t>
       </w:r>
       <w:r>
-        <w:fldChar w:fldCharType="end"/>
-      </w:r>
-      <w:r>
-        <w:rPr>
-          <w:lang w:val="ru-RU"/>
-        </w:rPr>
-        <w:t>.</w:t>
-      </w:r>
-    </w:p>
-    <w:p>
-      <w:pPr>
-        <w:pStyle w:val="af7"/>
-        <w:keepNext/>
-        <w:spacing w:after="0" w:line="360" w:lineRule="auto"/>
-        <w:ind w:firstLine="680"/>
-        <w:rPr>
-          <w:sz w:val="24"/>
-          <w:szCs w:val="24"/>
-          <w:lang w:val="ru-RU" w:eastAsia="ru-RU"/>
-        </w:rPr>
-      </w:pPr>
-      <w:r>
-        <w:rPr>
-          <w:lang w:val="ru-RU"/>
-        </w:rPr>
-        <w:t xml:space="preserve">Таблица </w:t>
-      </w:r>
-      <w:bookmarkStart w:id="80" w:name="AutoTable16"/>
-      <w:r>
-        <w:fldChar w:fldCharType="begin"/>
-      </w:r>
-      <w:r>
-        <w:rPr>
-          <w:lang w:val="ru-RU"/>
-        </w:rPr>
-        <w:instrText xml:space="preserve"> </w:instrText>
-      </w:r>
-      <w:r>
-        <w:instrText>SEQ</w:instrText>
-      </w:r>
-      <w:r>
-        <w:rPr>
-          <w:lang w:val="ru-RU"/>
-        </w:rPr>
-        <w:instrText xml:space="preserve"> Таблица \* </w:instrText>
-      </w:r>
-      <w:r>
-        <w:instrText>ARABIC</w:instrText>
-      </w:r>
-      <w:r>
-        <w:rPr>
-          <w:lang w:val="ru-RU"/>
-        </w:rPr>
-        <w:instrText xml:space="preserve"> </w:instrText>
-      </w:r>
-      <w:r>
-        <w:fldChar w:fldCharType="separate"/>
-      </w:r>
-      <w:r>
-        <w:rPr>
-          <w:noProof/>
-          <w:lang w:val="ru-RU"/>
-        </w:rPr>
-        <w:t>16</w:t>
-      </w:r>
-      <w:r>
+        <w:rPr>
+          <w:lang w:val="ru-RU"/>
+        </w:rPr>
         <w:fldChar w:fldCharType="end"/>
       </w:r>
       <w:bookmarkEnd w:id="80"/>

--- a/templates/ДПБ_промысловые_трубопроводы/DPB_template_promyslovye_truboprovody.docx
+++ b/templates/ДПБ_промысловые_трубопроводы/DPB_template_promyslovye_truboprovody.docx
@@ -22856,7 +22856,7 @@
         <w:rPr>
           <w:lang w:val="ru-RU"/>
         </w:rPr>
-        <w:t>Прим.: ситуационный план для наиболее вероятной аварии С292 не приводится, т.к. отсутствуют поражающие факторы. Описание аварий представлено ниже (</w:t>
+        <w:t>Описание аварий представлено ниже (</w:t>
       </w:r>
       <w:r>
         <w:rPr>
@@ -22999,6 +22999,9 @@
           <w:lang w:val="ru-RU"/>
         </w:rPr>
       </w:pPr>
+      <w:r>
+        <w:t>{{SITUATION_PLAN_ACCIDENTS_TABLE}}</w:t>
+      </w:r>
     </w:p>
     <w:p>
       <w:pPr>
@@ -23221,134 +23224,6 @@
         </w:rPr>
         <w:t>Прим.: ситуационный план для наиболее вероятной аварии не приводится, т.к. отсутствуют поражающие факторы</w:t>
       </w:r>
-    </w:p>
-    <w:p>
-      <w:pPr>
-        <w:rPr>
-          <w:lang w:val="ru-RU" w:eastAsia="ru-RU"/>
-        </w:rPr>
-      </w:pPr>
-    </w:p>
-    <w:p>
-      <w:pPr>
-        <w:rPr>
-          <w:lang w:val="ru-RU" w:eastAsia="ru-RU"/>
-        </w:rPr>
-      </w:pPr>
-    </w:p>
-    <w:p>
-      <w:pPr>
-        <w:rPr>
-          <w:lang w:val="ru-RU" w:eastAsia="ru-RU"/>
-        </w:rPr>
-      </w:pPr>
-    </w:p>
-    <w:p>
-      <w:pPr>
-        <w:rPr>
-          <w:lang w:val="ru-RU" w:eastAsia="ru-RU"/>
-        </w:rPr>
-      </w:pPr>
-    </w:p>
-    <w:p>
-      <w:pPr>
-        <w:rPr>
-          <w:lang w:val="ru-RU" w:eastAsia="ru-RU"/>
-        </w:rPr>
-      </w:pPr>
-    </w:p>
-    <w:p>
-      <w:pPr>
-        <w:rPr>
-          <w:lang w:val="ru-RU" w:eastAsia="ru-RU"/>
-        </w:rPr>
-      </w:pPr>
-    </w:p>
-    <w:p>
-      <w:pPr>
-        <w:rPr>
-          <w:sz w:val="24"/>
-          <w:szCs w:val="24"/>
-          <w:lang w:val="ru-RU"/>
-        </w:rPr>
-      </w:pPr>
-      <w:r>
-        <w:rPr>
-          <w:sz w:val="24"/>
-          <w:szCs w:val="24"/>
-          <w:lang w:val="ru-RU"/>
-        </w:rPr>
-        <w:t>{{</w:t>
-      </w:r>
-      <w:r>
-        <w:rPr>
-          <w:sz w:val="24"/>
-          <w:szCs w:val="24"/>
-        </w:rPr>
-        <w:t>TOP</w:t>
-      </w:r>
-      <w:r>
-        <w:rPr>
-          <w:sz w:val="24"/>
-          <w:szCs w:val="24"/>
-          <w:lang w:val="ru-RU"/>
-        </w:rPr>
-        <w:t>_</w:t>
-      </w:r>
-      <w:r>
-        <w:rPr>
-          <w:sz w:val="24"/>
-          <w:szCs w:val="24"/>
-        </w:rPr>
-        <w:t>SCENARIOS</w:t>
-      </w:r>
-      <w:r>
-        <w:rPr>
-          <w:sz w:val="24"/>
-          <w:szCs w:val="24"/>
-          <w:lang w:val="ru-RU"/>
-        </w:rPr>
-        <w:t>_</w:t>
-      </w:r>
-      <w:r>
-        <w:rPr>
-          <w:sz w:val="24"/>
-          <w:szCs w:val="24"/>
-        </w:rPr>
-        <w:t>FINAL</w:t>
-      </w:r>
-      <w:r>
-        <w:rPr>
-          <w:sz w:val="24"/>
-          <w:szCs w:val="24"/>
-          <w:lang w:val="ru-RU"/>
-        </w:rPr>
-        <w:t>_</w:t>
-      </w:r>
-      <w:r>
-        <w:rPr>
-          <w:sz w:val="24"/>
-          <w:szCs w:val="24"/>
-        </w:rPr>
-        <w:t>CONCLUSION</w:t>
-      </w:r>
-      <w:r>
-        <w:rPr>
-          <w:sz w:val="24"/>
-          <w:szCs w:val="24"/>
-          <w:lang w:val="ru-RU"/>
-        </w:rPr>
-        <w:t>}}</w:t>
-      </w:r>
-    </w:p>
-    <w:p>
-      <w:pPr>
-        <w:rPr>
-          <w:sz w:val="24"/>
-          <w:szCs w:val="24"/>
-          <w:lang w:val="ru-RU"/>
-        </w:rPr>
-      </w:pPr>
     </w:p>
     <w:p>
       <w:pPr>
